--- a/Lab 1/Лабараторна робота №1.docx
+++ b/Lab 1/Лабараторна робота №1.docx
@@ -115,10 +115,6287 @@
           <w:szCs w:val="28"/>
         </w:rPr>
       </w:pPr>
+      <w:r>
+        <w:rPr>
+          <w:rFonts w:ascii="Times New Roman" w:hAnsi="Times New Roman"/>
+          <w:sz w:val="28"/>
+          <w:szCs w:val="28"/>
+        </w:rPr>
+        <w:drawing>
+          <wp:inline distT="0" distB="0" distL="0" distR="0" wp14:anchorId="6A7BE05D" wp14:editId="2D5B3BFC">
+            <wp:extent cx="5801535" cy="571580"/>
+            <wp:effectExtent l="0" t="0" r="0" b="0"/>
+            <wp:docPr id="2" name="Рисунок 2"/>
+            <wp:cNvGraphicFramePr>
+              <a:graphicFrameLocks xmlns:a="http://schemas.openxmlformats.org/drawingml/2006/main" noChangeAspect="1"/>
+            </wp:cNvGraphicFramePr>
+            <a:graphic xmlns:a="http://schemas.openxmlformats.org/drawingml/2006/main">
+              <a:graphicData uri="http://schemas.openxmlformats.org/drawingml/2006/picture">
+                <pic:pic xmlns:pic="http://schemas.openxmlformats.org/drawingml/2006/picture">
+                  <pic:nvPicPr>
+                    <pic:cNvPr id="1" name=""/>
+                    <pic:cNvPicPr/>
+                  </pic:nvPicPr>
+                  <pic:blipFill>
+                    <a:blip r:embed="rId8"/>
+                    <a:stretch>
+                      <a:fillRect/>
+                    </a:stretch>
+                  </pic:blipFill>
+                  <pic:spPr>
+                    <a:xfrm>
+                      <a:off x="0" y="0"/>
+                      <a:ext cx="5801535" cy="571580"/>
+                    </a:xfrm>
+                    <a:prstGeom prst="rect">
+                      <a:avLst/>
+                    </a:prstGeom>
+                  </pic:spPr>
+                </pic:pic>
+              </a:graphicData>
+            </a:graphic>
+          </wp:inline>
+        </w:drawing>
+      </w:r>
+    </w:p>
+    <w:p>
+      <w:pPr>
+        <w:rPr>
+          <w:rFonts w:ascii="Times New Roman" w:hAnsi="Times New Roman"/>
+          <w:sz w:val="28"/>
+          <w:szCs w:val="28"/>
+        </w:rPr>
+      </w:pPr>
+      <w:r>
+        <w:rPr>
+          <w:rFonts w:ascii="Times New Roman" w:hAnsi="Times New Roman"/>
+          <w:sz w:val="28"/>
+          <w:szCs w:val="28"/>
+        </w:rPr>
+        <w:drawing>
+          <wp:inline distT="0" distB="0" distL="0" distR="0" wp14:anchorId="1FFA8B44" wp14:editId="69BD76CF">
+            <wp:extent cx="3743847" cy="1638529"/>
+            <wp:effectExtent l="0" t="0" r="0" b="0"/>
+            <wp:docPr id="3" name="Рисунок 3"/>
+            <wp:cNvGraphicFramePr>
+              <a:graphicFrameLocks xmlns:a="http://schemas.openxmlformats.org/drawingml/2006/main" noChangeAspect="1"/>
+            </wp:cNvGraphicFramePr>
+            <a:graphic xmlns:a="http://schemas.openxmlformats.org/drawingml/2006/main">
+              <a:graphicData uri="http://schemas.openxmlformats.org/drawingml/2006/picture">
+                <pic:pic xmlns:pic="http://schemas.openxmlformats.org/drawingml/2006/picture">
+                  <pic:nvPicPr>
+                    <pic:cNvPr id="1" name=""/>
+                    <pic:cNvPicPr/>
+                  </pic:nvPicPr>
+                  <pic:blipFill>
+                    <a:blip r:embed="rId9"/>
+                    <a:stretch>
+                      <a:fillRect/>
+                    </a:stretch>
+                  </pic:blipFill>
+                  <pic:spPr>
+                    <a:xfrm>
+                      <a:off x="0" y="0"/>
+                      <a:ext cx="3743847" cy="1638529"/>
+                    </a:xfrm>
+                    <a:prstGeom prst="rect">
+                      <a:avLst/>
+                    </a:prstGeom>
+                  </pic:spPr>
+                </pic:pic>
+              </a:graphicData>
+            </a:graphic>
+          </wp:inline>
+        </w:drawing>
+      </w:r>
+    </w:p>
+    <w:p>
+      <w:pPr>
+        <w:spacing w:after="0"/>
+        <w:rPr>
+          <w:rFonts w:ascii="Times New Roman" w:hAnsi="Times New Roman"/>
+        </w:rPr>
+      </w:pPr>
+      <w:r>
+        <w:rPr>
+          <w:rFonts w:ascii="Times New Roman" w:hAnsi="Times New Roman"/>
+        </w:rPr>
+        <w:t>// Вихідні множини</w:t>
+      </w:r>
+    </w:p>
+    <w:p>
+      <w:pPr>
+        <w:spacing w:after="0"/>
+        <w:rPr>
+          <w:rFonts w:ascii="Times New Roman" w:hAnsi="Times New Roman"/>
+        </w:rPr>
+      </w:pPr>
+      <w:proofErr w:type="spellStart"/>
+      <w:r>
+        <w:rPr>
+          <w:rFonts w:ascii="Times New Roman" w:hAnsi="Times New Roman"/>
+        </w:rPr>
+        <w:t>const</w:t>
+      </w:r>
+      <w:proofErr w:type="spellEnd"/>
+      <w:r>
+        <w:rPr>
+          <w:rFonts w:ascii="Times New Roman" w:hAnsi="Times New Roman"/>
+        </w:rPr>
+        <w:t xml:space="preserve"> A = [1, 3, 5, 7, 9];</w:t>
+      </w:r>
+    </w:p>
+    <w:p>
+      <w:pPr>
+        <w:spacing w:after="0"/>
+        <w:rPr>
+          <w:rFonts w:ascii="Times New Roman" w:hAnsi="Times New Roman"/>
+        </w:rPr>
+      </w:pPr>
+      <w:proofErr w:type="spellStart"/>
+      <w:r>
+        <w:rPr>
+          <w:rFonts w:ascii="Times New Roman" w:hAnsi="Times New Roman"/>
+        </w:rPr>
+        <w:t>const</w:t>
+      </w:r>
+      <w:proofErr w:type="spellEnd"/>
+      <w:r>
+        <w:rPr>
+          <w:rFonts w:ascii="Times New Roman" w:hAnsi="Times New Roman"/>
+        </w:rPr>
+        <w:t xml:space="preserve"> B = [2, 4, 6, 8, 10];</w:t>
+      </w:r>
+    </w:p>
+    <w:p>
+      <w:pPr>
+        <w:spacing w:after="0"/>
+        <w:rPr>
+          <w:rFonts w:ascii="Times New Roman" w:hAnsi="Times New Roman"/>
+        </w:rPr>
+      </w:pPr>
+      <w:proofErr w:type="spellStart"/>
+      <w:r>
+        <w:rPr>
+          <w:rFonts w:ascii="Times New Roman" w:hAnsi="Times New Roman"/>
+        </w:rPr>
+        <w:t>const</w:t>
+      </w:r>
+      <w:proofErr w:type="spellEnd"/>
+      <w:r>
+        <w:rPr>
+          <w:rFonts w:ascii="Times New Roman" w:hAnsi="Times New Roman"/>
+        </w:rPr>
+        <w:t xml:space="preserve"> C = [5, 6, 7, 8];</w:t>
+      </w:r>
+    </w:p>
+    <w:p>
+      <w:pPr>
+        <w:spacing w:after="0"/>
+        <w:rPr>
+          <w:rFonts w:ascii="Times New Roman" w:hAnsi="Times New Roman"/>
+        </w:rPr>
+      </w:pPr>
+    </w:p>
+    <w:p>
+      <w:pPr>
+        <w:spacing w:after="0"/>
+        <w:rPr>
+          <w:rFonts w:ascii="Times New Roman" w:hAnsi="Times New Roman"/>
+        </w:rPr>
+      </w:pPr>
+      <w:r>
+        <w:rPr>
+          <w:rFonts w:ascii="Times New Roman" w:hAnsi="Times New Roman"/>
+        </w:rPr>
+        <w:t>// --- Базові операції над множинами ---</w:t>
+      </w:r>
+    </w:p>
+    <w:p>
+      <w:pPr>
+        <w:spacing w:after="0"/>
+        <w:rPr>
+          <w:rFonts w:ascii="Times New Roman" w:hAnsi="Times New Roman"/>
+        </w:rPr>
+      </w:pPr>
+    </w:p>
+    <w:p>
+      <w:pPr>
+        <w:spacing w:after="0"/>
+        <w:rPr>
+          <w:rFonts w:ascii="Times New Roman" w:hAnsi="Times New Roman"/>
+        </w:rPr>
+      </w:pPr>
+      <w:r>
+        <w:rPr>
+          <w:rFonts w:ascii="Times New Roman" w:hAnsi="Times New Roman"/>
+        </w:rPr>
+        <w:t>// Різниця: залиш з a тільки те, чого немає в b</w:t>
+      </w:r>
+    </w:p>
+    <w:p>
+      <w:pPr>
+        <w:spacing w:after="0"/>
+        <w:rPr>
+          <w:rFonts w:ascii="Times New Roman" w:hAnsi="Times New Roman"/>
+        </w:rPr>
+      </w:pPr>
+      <w:proofErr w:type="spellStart"/>
+      <w:r>
+        <w:rPr>
+          <w:rFonts w:ascii="Times New Roman" w:hAnsi="Times New Roman"/>
+        </w:rPr>
+        <w:t>function</w:t>
+      </w:r>
+      <w:proofErr w:type="spellEnd"/>
+      <w:r>
+        <w:rPr>
+          <w:rFonts w:ascii="Times New Roman" w:hAnsi="Times New Roman"/>
+        </w:rPr>
+        <w:t xml:space="preserve"> різниця(a, b) {</w:t>
+      </w:r>
+    </w:p>
+    <w:p>
+      <w:pPr>
+        <w:spacing w:after="0"/>
+        <w:rPr>
+          <w:rFonts w:ascii="Times New Roman" w:hAnsi="Times New Roman"/>
+        </w:rPr>
+      </w:pPr>
+      <w:r>
+        <w:rPr>
+          <w:rFonts w:ascii="Times New Roman" w:hAnsi="Times New Roman"/>
+        </w:rPr>
+        <w:t xml:space="preserve">  </w:t>
+      </w:r>
+      <w:proofErr w:type="spellStart"/>
+      <w:r>
+        <w:rPr>
+          <w:rFonts w:ascii="Times New Roman" w:hAnsi="Times New Roman"/>
+        </w:rPr>
+        <w:t>return</w:t>
+      </w:r>
+      <w:proofErr w:type="spellEnd"/>
+      <w:r>
+        <w:rPr>
+          <w:rFonts w:ascii="Times New Roman" w:hAnsi="Times New Roman"/>
+        </w:rPr>
+        <w:t xml:space="preserve"> </w:t>
+      </w:r>
+      <w:proofErr w:type="spellStart"/>
+      <w:r>
+        <w:rPr>
+          <w:rFonts w:ascii="Times New Roman" w:hAnsi="Times New Roman"/>
+        </w:rPr>
+        <w:t>a.filter</w:t>
+      </w:r>
+      <w:proofErr w:type="spellEnd"/>
+      <w:r>
+        <w:rPr>
+          <w:rFonts w:ascii="Times New Roman" w:hAnsi="Times New Roman"/>
+        </w:rPr>
+        <w:t>(x =&gt; !</w:t>
+      </w:r>
+      <w:proofErr w:type="spellStart"/>
+      <w:r>
+        <w:rPr>
+          <w:rFonts w:ascii="Times New Roman" w:hAnsi="Times New Roman"/>
+        </w:rPr>
+        <w:t>b.includes</w:t>
+      </w:r>
+      <w:proofErr w:type="spellEnd"/>
+      <w:r>
+        <w:rPr>
+          <w:rFonts w:ascii="Times New Roman" w:hAnsi="Times New Roman"/>
+        </w:rPr>
+        <w:t>(x));</w:t>
+      </w:r>
+    </w:p>
+    <w:p>
+      <w:pPr>
+        <w:spacing w:after="0"/>
+        <w:rPr>
+          <w:rFonts w:ascii="Times New Roman" w:hAnsi="Times New Roman"/>
+        </w:rPr>
+      </w:pPr>
+      <w:r>
+        <w:rPr>
+          <w:rFonts w:ascii="Times New Roman" w:hAnsi="Times New Roman"/>
+        </w:rPr>
+        <w:t>}</w:t>
+      </w:r>
+    </w:p>
+    <w:p>
+      <w:pPr>
+        <w:spacing w:after="0"/>
+        <w:rPr>
+          <w:rFonts w:ascii="Times New Roman" w:hAnsi="Times New Roman"/>
+        </w:rPr>
+      </w:pPr>
+    </w:p>
+    <w:p>
+      <w:pPr>
+        <w:spacing w:after="0"/>
+        <w:rPr>
+          <w:rFonts w:ascii="Times New Roman" w:hAnsi="Times New Roman"/>
+        </w:rPr>
+      </w:pPr>
+      <w:r>
+        <w:rPr>
+          <w:rFonts w:ascii="Times New Roman" w:hAnsi="Times New Roman"/>
+        </w:rPr>
+        <w:t>// Перетин: залиш з a тільки те, що є і в b</w:t>
+      </w:r>
+    </w:p>
+    <w:p>
+      <w:pPr>
+        <w:spacing w:after="0"/>
+        <w:rPr>
+          <w:rFonts w:ascii="Times New Roman" w:hAnsi="Times New Roman"/>
+        </w:rPr>
+      </w:pPr>
+      <w:proofErr w:type="spellStart"/>
+      <w:r>
+        <w:rPr>
+          <w:rFonts w:ascii="Times New Roman" w:hAnsi="Times New Roman"/>
+        </w:rPr>
+        <w:t>function</w:t>
+      </w:r>
+      <w:proofErr w:type="spellEnd"/>
+      <w:r>
+        <w:rPr>
+          <w:rFonts w:ascii="Times New Roman" w:hAnsi="Times New Roman"/>
+        </w:rPr>
+        <w:t xml:space="preserve"> перетин(a, b) {</w:t>
+      </w:r>
+    </w:p>
+    <w:p>
+      <w:pPr>
+        <w:spacing w:after="0"/>
+        <w:rPr>
+          <w:rFonts w:ascii="Times New Roman" w:hAnsi="Times New Roman"/>
+        </w:rPr>
+      </w:pPr>
+      <w:r>
+        <w:rPr>
+          <w:rFonts w:ascii="Times New Roman" w:hAnsi="Times New Roman"/>
+        </w:rPr>
+        <w:t xml:space="preserve">  </w:t>
+      </w:r>
+      <w:proofErr w:type="spellStart"/>
+      <w:r>
+        <w:rPr>
+          <w:rFonts w:ascii="Times New Roman" w:hAnsi="Times New Roman"/>
+        </w:rPr>
+        <w:t>return</w:t>
+      </w:r>
+      <w:proofErr w:type="spellEnd"/>
+      <w:r>
+        <w:rPr>
+          <w:rFonts w:ascii="Times New Roman" w:hAnsi="Times New Roman"/>
+        </w:rPr>
+        <w:t xml:space="preserve"> </w:t>
+      </w:r>
+      <w:proofErr w:type="spellStart"/>
+      <w:r>
+        <w:rPr>
+          <w:rFonts w:ascii="Times New Roman" w:hAnsi="Times New Roman"/>
+        </w:rPr>
+        <w:t>a.filter</w:t>
+      </w:r>
+      <w:proofErr w:type="spellEnd"/>
+      <w:r>
+        <w:rPr>
+          <w:rFonts w:ascii="Times New Roman" w:hAnsi="Times New Roman"/>
+        </w:rPr>
+        <w:t xml:space="preserve">(x =&gt; </w:t>
+      </w:r>
+      <w:proofErr w:type="spellStart"/>
+      <w:r>
+        <w:rPr>
+          <w:rFonts w:ascii="Times New Roman" w:hAnsi="Times New Roman"/>
+        </w:rPr>
+        <w:t>b.includes</w:t>
+      </w:r>
+      <w:proofErr w:type="spellEnd"/>
+      <w:r>
+        <w:rPr>
+          <w:rFonts w:ascii="Times New Roman" w:hAnsi="Times New Roman"/>
+        </w:rPr>
+        <w:t>(x));</w:t>
+      </w:r>
+    </w:p>
+    <w:p>
+      <w:pPr>
+        <w:spacing w:after="0"/>
+        <w:rPr>
+          <w:rFonts w:ascii="Times New Roman" w:hAnsi="Times New Roman"/>
+        </w:rPr>
+      </w:pPr>
+      <w:r>
+        <w:rPr>
+          <w:rFonts w:ascii="Times New Roman" w:hAnsi="Times New Roman"/>
+        </w:rPr>
+        <w:t>}</w:t>
+      </w:r>
+    </w:p>
+    <w:p>
+      <w:pPr>
+        <w:spacing w:after="0"/>
+        <w:rPr>
+          <w:rFonts w:ascii="Times New Roman" w:hAnsi="Times New Roman"/>
+        </w:rPr>
+      </w:pPr>
+    </w:p>
+    <w:p>
+      <w:pPr>
+        <w:spacing w:after="0"/>
+        <w:rPr>
+          <w:rFonts w:ascii="Times New Roman" w:hAnsi="Times New Roman"/>
+        </w:rPr>
+      </w:pPr>
+      <w:r>
+        <w:rPr>
+          <w:rFonts w:ascii="Times New Roman" w:hAnsi="Times New Roman"/>
+        </w:rPr>
+        <w:t>// Об'єднання: зліпити два масиви в один без повторів</w:t>
+      </w:r>
+    </w:p>
+    <w:p>
+      <w:pPr>
+        <w:spacing w:after="0"/>
+        <w:rPr>
+          <w:rFonts w:ascii="Times New Roman" w:hAnsi="Times New Roman"/>
+        </w:rPr>
+      </w:pPr>
+      <w:proofErr w:type="spellStart"/>
+      <w:r>
+        <w:rPr>
+          <w:rFonts w:ascii="Times New Roman" w:hAnsi="Times New Roman"/>
+        </w:rPr>
+        <w:t>function</w:t>
+      </w:r>
+      <w:proofErr w:type="spellEnd"/>
+      <w:r>
+        <w:rPr>
+          <w:rFonts w:ascii="Times New Roman" w:hAnsi="Times New Roman"/>
+        </w:rPr>
+        <w:t xml:space="preserve"> поєднати(a, b) {</w:t>
+      </w:r>
+    </w:p>
+    <w:p>
+      <w:pPr>
+        <w:spacing w:after="0"/>
+        <w:rPr>
+          <w:rFonts w:ascii="Times New Roman" w:hAnsi="Times New Roman"/>
+        </w:rPr>
+      </w:pPr>
+      <w:r>
+        <w:rPr>
+          <w:rFonts w:ascii="Times New Roman" w:hAnsi="Times New Roman"/>
+        </w:rPr>
+        <w:t xml:space="preserve">  </w:t>
+      </w:r>
+      <w:proofErr w:type="spellStart"/>
+      <w:r>
+        <w:rPr>
+          <w:rFonts w:ascii="Times New Roman" w:hAnsi="Times New Roman"/>
+        </w:rPr>
+        <w:t>return</w:t>
+      </w:r>
+      <w:proofErr w:type="spellEnd"/>
+      <w:r>
+        <w:rPr>
+          <w:rFonts w:ascii="Times New Roman" w:hAnsi="Times New Roman"/>
+        </w:rPr>
+        <w:t xml:space="preserve"> [...</w:t>
+      </w:r>
+      <w:proofErr w:type="spellStart"/>
+      <w:r>
+        <w:rPr>
+          <w:rFonts w:ascii="Times New Roman" w:hAnsi="Times New Roman"/>
+        </w:rPr>
+        <w:t>new</w:t>
+      </w:r>
+      <w:proofErr w:type="spellEnd"/>
+      <w:r>
+        <w:rPr>
+          <w:rFonts w:ascii="Times New Roman" w:hAnsi="Times New Roman"/>
+        </w:rPr>
+        <w:t xml:space="preserve"> </w:t>
+      </w:r>
+      <w:proofErr w:type="spellStart"/>
+      <w:r>
+        <w:rPr>
+          <w:rFonts w:ascii="Times New Roman" w:hAnsi="Times New Roman"/>
+        </w:rPr>
+        <w:t>Set</w:t>
+      </w:r>
+      <w:proofErr w:type="spellEnd"/>
+      <w:r>
+        <w:rPr>
+          <w:rFonts w:ascii="Times New Roman" w:hAnsi="Times New Roman"/>
+        </w:rPr>
+        <w:t>(</w:t>
+      </w:r>
+      <w:proofErr w:type="spellStart"/>
+      <w:r>
+        <w:rPr>
+          <w:rFonts w:ascii="Times New Roman" w:hAnsi="Times New Roman"/>
+        </w:rPr>
+        <w:t>a.concat</w:t>
+      </w:r>
+      <w:proofErr w:type="spellEnd"/>
+      <w:r>
+        <w:rPr>
+          <w:rFonts w:ascii="Times New Roman" w:hAnsi="Times New Roman"/>
+        </w:rPr>
+        <w:t>(b))];</w:t>
+      </w:r>
+    </w:p>
+    <w:p>
+      <w:pPr>
+        <w:spacing w:after="0"/>
+        <w:rPr>
+          <w:rFonts w:ascii="Times New Roman" w:hAnsi="Times New Roman"/>
+        </w:rPr>
+      </w:pPr>
+      <w:r>
+        <w:rPr>
+          <w:rFonts w:ascii="Times New Roman" w:hAnsi="Times New Roman"/>
+        </w:rPr>
+        <w:t>}</w:t>
+      </w:r>
+    </w:p>
+    <w:p>
+      <w:pPr>
+        <w:spacing w:after="0"/>
+        <w:rPr>
+          <w:rFonts w:ascii="Times New Roman" w:hAnsi="Times New Roman"/>
+        </w:rPr>
+      </w:pPr>
+    </w:p>
+    <w:p>
+      <w:pPr>
+        <w:spacing w:after="0"/>
+        <w:rPr>
+          <w:rFonts w:ascii="Times New Roman" w:hAnsi="Times New Roman"/>
+        </w:rPr>
+      </w:pPr>
+    </w:p>
+    <w:p>
+      <w:pPr>
+        <w:spacing w:after="0"/>
+        <w:rPr>
+          <w:rFonts w:ascii="Times New Roman" w:hAnsi="Times New Roman"/>
+        </w:rPr>
+      </w:pPr>
+    </w:p>
+    <w:p>
+      <w:pPr>
+        <w:spacing w:after="0"/>
+        <w:rPr>
+          <w:rFonts w:ascii="Times New Roman" w:hAnsi="Times New Roman"/>
+        </w:rPr>
+      </w:pPr>
+    </w:p>
+    <w:p>
+      <w:pPr>
+        <w:spacing w:after="0"/>
+        <w:rPr>
+          <w:rFonts w:ascii="Times New Roman" w:hAnsi="Times New Roman"/>
+        </w:rPr>
+      </w:pPr>
+    </w:p>
+    <w:p>
+      <w:pPr>
+        <w:spacing w:after="0"/>
+        <w:rPr>
+          <w:rFonts w:ascii="Times New Roman" w:hAnsi="Times New Roman"/>
+        </w:rPr>
+      </w:pPr>
+    </w:p>
+    <w:p>
+      <w:pPr>
+        <w:spacing w:after="0"/>
+        <w:rPr>
+          <w:rFonts w:ascii="Times New Roman" w:hAnsi="Times New Roman"/>
+        </w:rPr>
+      </w:pPr>
+    </w:p>
+    <w:p>
+      <w:pPr>
+        <w:spacing w:after="0"/>
+        <w:rPr>
+          <w:rFonts w:ascii="Times New Roman" w:hAnsi="Times New Roman"/>
+        </w:rPr>
+      </w:pPr>
+    </w:p>
+    <w:p>
+      <w:pPr>
+        <w:spacing w:after="0"/>
+        <w:rPr>
+          <w:rFonts w:ascii="Times New Roman" w:hAnsi="Times New Roman"/>
+        </w:rPr>
+      </w:pPr>
+    </w:p>
+    <w:p>
+      <w:pPr>
+        <w:spacing w:after="0"/>
+        <w:rPr>
+          <w:rFonts w:ascii="Times New Roman" w:hAnsi="Times New Roman"/>
+        </w:rPr>
+      </w:pPr>
+      <w:r>
+        <w:rPr>
+          <w:rFonts w:ascii="Times New Roman" w:hAnsi="Times New Roman"/>
+        </w:rPr>
+        <w:lastRenderedPageBreak/>
+        <w:t>// Симетрична різниця: (a без b) + (b без a)</w:t>
+      </w:r>
+    </w:p>
+    <w:p>
+      <w:pPr>
+        <w:spacing w:after="0"/>
+        <w:rPr>
+          <w:rFonts w:ascii="Times New Roman" w:hAnsi="Times New Roman"/>
+        </w:rPr>
+      </w:pPr>
+      <w:proofErr w:type="spellStart"/>
+      <w:r>
+        <w:rPr>
+          <w:rFonts w:ascii="Times New Roman" w:hAnsi="Times New Roman"/>
+        </w:rPr>
+        <w:t>function</w:t>
+      </w:r>
+      <w:proofErr w:type="spellEnd"/>
+      <w:r>
+        <w:rPr>
+          <w:rFonts w:ascii="Times New Roman" w:hAnsi="Times New Roman"/>
+        </w:rPr>
+        <w:t xml:space="preserve"> </w:t>
+      </w:r>
+      <w:proofErr w:type="spellStart"/>
+      <w:r>
+        <w:rPr>
+          <w:rFonts w:ascii="Times New Roman" w:hAnsi="Times New Roman"/>
+        </w:rPr>
+        <w:t>симетричнаРізниця</w:t>
+      </w:r>
+      <w:proofErr w:type="spellEnd"/>
+      <w:r>
+        <w:rPr>
+          <w:rFonts w:ascii="Times New Roman" w:hAnsi="Times New Roman"/>
+        </w:rPr>
+        <w:t>(a, b) {</w:t>
+      </w:r>
+    </w:p>
+    <w:p>
+      <w:pPr>
+        <w:spacing w:after="0"/>
+        <w:rPr>
+          <w:rFonts w:ascii="Times New Roman" w:hAnsi="Times New Roman"/>
+        </w:rPr>
+      </w:pPr>
+      <w:r>
+        <w:rPr>
+          <w:rFonts w:ascii="Times New Roman" w:hAnsi="Times New Roman"/>
+        </w:rPr>
+        <w:t xml:space="preserve">  </w:t>
+      </w:r>
+      <w:proofErr w:type="spellStart"/>
+      <w:r>
+        <w:rPr>
+          <w:rFonts w:ascii="Times New Roman" w:hAnsi="Times New Roman"/>
+        </w:rPr>
+        <w:t>return</w:t>
+      </w:r>
+      <w:proofErr w:type="spellEnd"/>
+      <w:r>
+        <w:rPr>
+          <w:rFonts w:ascii="Times New Roman" w:hAnsi="Times New Roman"/>
+        </w:rPr>
+        <w:t xml:space="preserve"> поєднати(різниця(a, b), різниця(b, a));</w:t>
+      </w:r>
+    </w:p>
+    <w:p>
+      <w:pPr>
+        <w:spacing w:after="0"/>
+        <w:rPr>
+          <w:rFonts w:ascii="Times New Roman" w:hAnsi="Times New Roman"/>
+        </w:rPr>
+      </w:pPr>
+      <w:r>
+        <w:rPr>
+          <w:rFonts w:ascii="Times New Roman" w:hAnsi="Times New Roman"/>
+        </w:rPr>
+        <w:t>}</w:t>
+      </w:r>
+    </w:p>
+    <w:p>
+      <w:pPr>
+        <w:spacing w:after="0"/>
+        <w:rPr>
+          <w:rFonts w:ascii="Times New Roman" w:hAnsi="Times New Roman"/>
+        </w:rPr>
+      </w:pPr>
+    </w:p>
+    <w:p>
+      <w:pPr>
+        <w:spacing w:after="0"/>
+        <w:rPr>
+          <w:rFonts w:ascii="Times New Roman" w:hAnsi="Times New Roman"/>
+        </w:rPr>
+      </w:pPr>
+      <w:r>
+        <w:rPr>
+          <w:rFonts w:ascii="Times New Roman" w:hAnsi="Times New Roman"/>
+        </w:rPr>
+        <w:t xml:space="preserve">// --- а) A </w:t>
+      </w:r>
+      <w:r>
+        <w:rPr>
+          <w:rFonts w:ascii="Cambria Math" w:hAnsi="Cambria Math" w:cs="Cambria Math"/>
+        </w:rPr>
+        <w:t>∪</w:t>
+      </w:r>
+      <w:r>
+        <w:rPr>
+          <w:rFonts w:ascii="Times New Roman" w:hAnsi="Times New Roman"/>
+        </w:rPr>
+        <w:t xml:space="preserve"> (B </w:t>
+      </w:r>
+      <w:r>
+        <w:rPr>
+          <w:rFonts w:ascii="Cambria Math" w:hAnsi="Cambria Math" w:cs="Cambria Math"/>
+        </w:rPr>
+        <w:t>∖</w:t>
+      </w:r>
+      <w:r>
+        <w:rPr>
+          <w:rFonts w:ascii="Times New Roman" w:hAnsi="Times New Roman"/>
+        </w:rPr>
+        <w:t xml:space="preserve"> C) ---</w:t>
+      </w:r>
+    </w:p>
+    <w:p>
+      <w:pPr>
+        <w:spacing w:after="0"/>
+        <w:rPr>
+          <w:rFonts w:ascii="Times New Roman" w:hAnsi="Times New Roman"/>
+        </w:rPr>
+      </w:pPr>
+      <w:proofErr w:type="spellStart"/>
+      <w:r>
+        <w:rPr>
+          <w:rFonts w:ascii="Times New Roman" w:hAnsi="Times New Roman"/>
+        </w:rPr>
+        <w:t>const</w:t>
+      </w:r>
+      <w:proofErr w:type="spellEnd"/>
+      <w:r>
+        <w:rPr>
+          <w:rFonts w:ascii="Times New Roman" w:hAnsi="Times New Roman"/>
+        </w:rPr>
+        <w:t xml:space="preserve"> </w:t>
+      </w:r>
+      <w:proofErr w:type="spellStart"/>
+      <w:r>
+        <w:rPr>
+          <w:rFonts w:ascii="Times New Roman" w:hAnsi="Times New Roman"/>
+        </w:rPr>
+        <w:t>BbezC</w:t>
+      </w:r>
+      <w:proofErr w:type="spellEnd"/>
+      <w:r>
+        <w:rPr>
+          <w:rFonts w:ascii="Times New Roman" w:hAnsi="Times New Roman"/>
+        </w:rPr>
+        <w:t xml:space="preserve"> = різниця(B, C);          </w:t>
+      </w:r>
+    </w:p>
+    <w:p>
+      <w:pPr>
+        <w:spacing w:after="0"/>
+        <w:rPr>
+          <w:rFonts w:ascii="Times New Roman" w:hAnsi="Times New Roman"/>
+        </w:rPr>
+      </w:pPr>
+      <w:proofErr w:type="spellStart"/>
+      <w:r>
+        <w:rPr>
+          <w:rFonts w:ascii="Times New Roman" w:hAnsi="Times New Roman"/>
+        </w:rPr>
+        <w:t>const</w:t>
+      </w:r>
+      <w:proofErr w:type="spellEnd"/>
+      <w:r>
+        <w:rPr>
+          <w:rFonts w:ascii="Times New Roman" w:hAnsi="Times New Roman"/>
+        </w:rPr>
+        <w:t xml:space="preserve"> </w:t>
+      </w:r>
+      <w:proofErr w:type="spellStart"/>
+      <w:r>
+        <w:rPr>
+          <w:rFonts w:ascii="Times New Roman" w:hAnsi="Times New Roman"/>
+        </w:rPr>
+        <w:t>resultA</w:t>
+      </w:r>
+      <w:proofErr w:type="spellEnd"/>
+      <w:r>
+        <w:rPr>
+          <w:rFonts w:ascii="Times New Roman" w:hAnsi="Times New Roman"/>
+        </w:rPr>
+        <w:t xml:space="preserve"> = поєднати(A, </w:t>
+      </w:r>
+      <w:proofErr w:type="spellStart"/>
+      <w:r>
+        <w:rPr>
+          <w:rFonts w:ascii="Times New Roman" w:hAnsi="Times New Roman"/>
+        </w:rPr>
+        <w:t>BbezC</w:t>
+      </w:r>
+      <w:proofErr w:type="spellEnd"/>
+      <w:r>
+        <w:rPr>
+          <w:rFonts w:ascii="Times New Roman" w:hAnsi="Times New Roman"/>
+        </w:rPr>
+        <w:t xml:space="preserve">);   </w:t>
+      </w:r>
+    </w:p>
+    <w:p>
+      <w:pPr>
+        <w:spacing w:after="0"/>
+        <w:rPr>
+          <w:rFonts w:ascii="Times New Roman" w:hAnsi="Times New Roman"/>
+        </w:rPr>
+      </w:pPr>
+    </w:p>
+    <w:p>
+      <w:pPr>
+        <w:spacing w:after="0"/>
+        <w:rPr>
+          <w:rFonts w:ascii="Times New Roman" w:hAnsi="Times New Roman"/>
+        </w:rPr>
+      </w:pPr>
+      <w:r>
+        <w:rPr>
+          <w:rFonts w:ascii="Times New Roman" w:hAnsi="Times New Roman"/>
+        </w:rPr>
+        <w:t xml:space="preserve">console.log('B </w:t>
+      </w:r>
+      <w:r>
+        <w:rPr>
+          <w:rFonts w:ascii="Cambria Math" w:hAnsi="Cambria Math" w:cs="Cambria Math"/>
+        </w:rPr>
+        <w:t>∖</w:t>
+      </w:r>
+      <w:r>
+        <w:rPr>
+          <w:rFonts w:ascii="Times New Roman" w:hAnsi="Times New Roman"/>
+        </w:rPr>
+        <w:t xml:space="preserve"> C =', </w:t>
+      </w:r>
+      <w:proofErr w:type="spellStart"/>
+      <w:r>
+        <w:rPr>
+          <w:rFonts w:ascii="Times New Roman" w:hAnsi="Times New Roman"/>
+        </w:rPr>
+        <w:t>BbezC</w:t>
+      </w:r>
+      <w:proofErr w:type="spellEnd"/>
+      <w:r>
+        <w:rPr>
+          <w:rFonts w:ascii="Times New Roman" w:hAnsi="Times New Roman"/>
+        </w:rPr>
+        <w:t>);</w:t>
+      </w:r>
+    </w:p>
+    <w:p>
+      <w:pPr>
+        <w:spacing w:after="0"/>
+        <w:rPr>
+          <w:rFonts w:ascii="Times New Roman" w:hAnsi="Times New Roman"/>
+        </w:rPr>
+      </w:pPr>
+      <w:r>
+        <w:rPr>
+          <w:rFonts w:ascii="Times New Roman" w:hAnsi="Times New Roman"/>
+        </w:rPr>
+        <w:t xml:space="preserve">console.log('а) A </w:t>
+      </w:r>
+      <w:r>
+        <w:rPr>
+          <w:rFonts w:ascii="Cambria Math" w:hAnsi="Cambria Math" w:cs="Cambria Math"/>
+        </w:rPr>
+        <w:t>∪</w:t>
+      </w:r>
+      <w:r>
+        <w:rPr>
+          <w:rFonts w:ascii="Times New Roman" w:hAnsi="Times New Roman"/>
+        </w:rPr>
+        <w:t xml:space="preserve"> (B </w:t>
+      </w:r>
+      <w:r>
+        <w:rPr>
+          <w:rFonts w:ascii="Cambria Math" w:hAnsi="Cambria Math" w:cs="Cambria Math"/>
+        </w:rPr>
+        <w:t>∖</w:t>
+      </w:r>
+      <w:r>
+        <w:rPr>
+          <w:rFonts w:ascii="Times New Roman" w:hAnsi="Times New Roman"/>
+        </w:rPr>
+        <w:t xml:space="preserve"> C) =', </w:t>
+      </w:r>
+      <w:proofErr w:type="spellStart"/>
+      <w:r>
+        <w:rPr>
+          <w:rFonts w:ascii="Times New Roman" w:hAnsi="Times New Roman"/>
+        </w:rPr>
+        <w:t>resultA</w:t>
+      </w:r>
+      <w:proofErr w:type="spellEnd"/>
+      <w:r>
+        <w:rPr>
+          <w:rFonts w:ascii="Times New Roman" w:hAnsi="Times New Roman"/>
+        </w:rPr>
+        <w:t>);</w:t>
+      </w:r>
+    </w:p>
+    <w:p>
+      <w:pPr>
+        <w:spacing w:after="0"/>
+        <w:rPr>
+          <w:rFonts w:ascii="Times New Roman" w:hAnsi="Times New Roman"/>
+        </w:rPr>
+      </w:pPr>
+    </w:p>
+    <w:p>
+      <w:pPr>
+        <w:spacing w:after="0"/>
+        <w:rPr>
+          <w:rFonts w:ascii="Times New Roman" w:hAnsi="Times New Roman"/>
+        </w:rPr>
+      </w:pPr>
+      <w:r>
+        <w:rPr>
+          <w:rFonts w:ascii="Times New Roman" w:hAnsi="Times New Roman"/>
+        </w:rPr>
+        <w:t>// --- б) C Δ (A ∩ B) ---</w:t>
+      </w:r>
+    </w:p>
+    <w:p>
+      <w:pPr>
+        <w:spacing w:after="0"/>
+        <w:rPr>
+          <w:rFonts w:ascii="Times New Roman" w:hAnsi="Times New Roman"/>
+        </w:rPr>
+      </w:pPr>
+      <w:proofErr w:type="spellStart"/>
+      <w:r>
+        <w:rPr>
+          <w:rFonts w:ascii="Times New Roman" w:hAnsi="Times New Roman"/>
+        </w:rPr>
+        <w:t>const</w:t>
+      </w:r>
+      <w:proofErr w:type="spellEnd"/>
+      <w:r>
+        <w:rPr>
+          <w:rFonts w:ascii="Times New Roman" w:hAnsi="Times New Roman"/>
+        </w:rPr>
+        <w:t xml:space="preserve"> </w:t>
+      </w:r>
+      <w:proofErr w:type="spellStart"/>
+      <w:r>
+        <w:rPr>
+          <w:rFonts w:ascii="Times New Roman" w:hAnsi="Times New Roman"/>
+        </w:rPr>
+        <w:t>AperetunB</w:t>
+      </w:r>
+      <w:proofErr w:type="spellEnd"/>
+      <w:r>
+        <w:rPr>
+          <w:rFonts w:ascii="Times New Roman" w:hAnsi="Times New Roman"/>
+        </w:rPr>
+        <w:t xml:space="preserve"> = перетин(A, B);              </w:t>
+      </w:r>
+    </w:p>
+    <w:p>
+      <w:pPr>
+        <w:spacing w:after="0"/>
+        <w:rPr>
+          <w:rFonts w:ascii="Times New Roman" w:hAnsi="Times New Roman"/>
+        </w:rPr>
+      </w:pPr>
+      <w:proofErr w:type="spellStart"/>
+      <w:r>
+        <w:rPr>
+          <w:rFonts w:ascii="Times New Roman" w:hAnsi="Times New Roman"/>
+        </w:rPr>
+        <w:t>const</w:t>
+      </w:r>
+      <w:proofErr w:type="spellEnd"/>
+      <w:r>
+        <w:rPr>
+          <w:rFonts w:ascii="Times New Roman" w:hAnsi="Times New Roman"/>
+        </w:rPr>
+        <w:t xml:space="preserve"> </w:t>
+      </w:r>
+      <w:proofErr w:type="spellStart"/>
+      <w:r>
+        <w:rPr>
+          <w:rFonts w:ascii="Times New Roman" w:hAnsi="Times New Roman"/>
+        </w:rPr>
+        <w:t>resultB</w:t>
+      </w:r>
+      <w:proofErr w:type="spellEnd"/>
+      <w:r>
+        <w:rPr>
+          <w:rFonts w:ascii="Times New Roman" w:hAnsi="Times New Roman"/>
+        </w:rPr>
+        <w:t xml:space="preserve"> = </w:t>
+      </w:r>
+      <w:proofErr w:type="spellStart"/>
+      <w:r>
+        <w:rPr>
+          <w:rFonts w:ascii="Times New Roman" w:hAnsi="Times New Roman"/>
+        </w:rPr>
+        <w:t>симетричнаРізниця</w:t>
+      </w:r>
+      <w:proofErr w:type="spellEnd"/>
+      <w:r>
+        <w:rPr>
+          <w:rFonts w:ascii="Times New Roman" w:hAnsi="Times New Roman"/>
+        </w:rPr>
+        <w:t xml:space="preserve">(C, </w:t>
+      </w:r>
+      <w:proofErr w:type="spellStart"/>
+      <w:r>
+        <w:rPr>
+          <w:rFonts w:ascii="Times New Roman" w:hAnsi="Times New Roman"/>
+        </w:rPr>
+        <w:t>AperetunB</w:t>
+      </w:r>
+      <w:proofErr w:type="spellEnd"/>
+      <w:r>
+        <w:rPr>
+          <w:rFonts w:ascii="Times New Roman" w:hAnsi="Times New Roman"/>
+        </w:rPr>
+        <w:t xml:space="preserve">); </w:t>
+      </w:r>
+    </w:p>
+    <w:p>
+      <w:pPr>
+        <w:spacing w:after="0"/>
+        <w:rPr>
+          <w:rFonts w:ascii="Times New Roman" w:hAnsi="Times New Roman"/>
+        </w:rPr>
+      </w:pPr>
+    </w:p>
+    <w:p>
+      <w:pPr>
+        <w:spacing w:after="0"/>
+        <w:rPr>
+          <w:rFonts w:ascii="Times New Roman" w:hAnsi="Times New Roman"/>
+        </w:rPr>
+      </w:pPr>
+      <w:r>
+        <w:rPr>
+          <w:rFonts w:ascii="Times New Roman" w:hAnsi="Times New Roman"/>
+        </w:rPr>
+        <w:t xml:space="preserve">console.log('A ∩ B =', </w:t>
+      </w:r>
+      <w:proofErr w:type="spellStart"/>
+      <w:r>
+        <w:rPr>
+          <w:rFonts w:ascii="Times New Roman" w:hAnsi="Times New Roman"/>
+        </w:rPr>
+        <w:t>AperetunB</w:t>
+      </w:r>
+      <w:proofErr w:type="spellEnd"/>
+      <w:r>
+        <w:rPr>
+          <w:rFonts w:ascii="Times New Roman" w:hAnsi="Times New Roman"/>
+        </w:rPr>
+        <w:t>);</w:t>
+      </w:r>
+    </w:p>
+    <w:p>
+      <w:pPr>
+        <w:spacing w:after="0"/>
+        <w:rPr>
+          <w:rFonts w:ascii="Times New Roman" w:hAnsi="Times New Roman"/>
+        </w:rPr>
+      </w:pPr>
+      <w:r>
+        <w:rPr>
+          <w:rFonts w:ascii="Times New Roman" w:hAnsi="Times New Roman"/>
+        </w:rPr>
+        <w:t xml:space="preserve">console.log('б) C Δ (A ∩ B) =', </w:t>
+      </w:r>
+      <w:proofErr w:type="spellStart"/>
+      <w:r>
+        <w:rPr>
+          <w:rFonts w:ascii="Times New Roman" w:hAnsi="Times New Roman"/>
+        </w:rPr>
+        <w:t>resultB</w:t>
+      </w:r>
+      <w:proofErr w:type="spellEnd"/>
+      <w:r>
+        <w:rPr>
+          <w:rFonts w:ascii="Times New Roman" w:hAnsi="Times New Roman"/>
+        </w:rPr>
+        <w:t>);</w:t>
+      </w:r>
+    </w:p>
+    <w:p>
+      <w:pPr>
+        <w:spacing w:after="0"/>
+        <w:rPr>
+          <w:rFonts w:ascii="Times New Roman" w:hAnsi="Times New Roman"/>
+        </w:rPr>
+      </w:pPr>
+    </w:p>
+    <w:p>
+      <w:pPr>
+        <w:spacing w:after="0"/>
+        <w:rPr>
+          <w:rFonts w:ascii="Times New Roman" w:hAnsi="Times New Roman"/>
+        </w:rPr>
+      </w:pPr>
+      <w:r>
+        <w:rPr>
+          <w:rFonts w:ascii="Times New Roman" w:hAnsi="Times New Roman"/>
+          <w:b/>
+          <w:bCs/>
+        </w:rPr>
+        <w:t>Завдання 2</w:t>
+      </w:r>
+      <w:r>
+        <w:rPr>
+          <w:rFonts w:ascii="Times New Roman" w:hAnsi="Times New Roman"/>
+        </w:rPr>
+        <w:t>. На основі множин A, B і C із завдання 1 потрібно визначити нову</w:t>
+      </w:r>
+      <w:r>
+        <w:rPr>
+          <w:rFonts w:ascii="Times New Roman" w:hAnsi="Times New Roman"/>
+        </w:rPr>
+        <w:t xml:space="preserve"> </w:t>
+      </w:r>
+      <w:r>
+        <w:rPr>
+          <w:rFonts w:ascii="Times New Roman" w:hAnsi="Times New Roman"/>
+        </w:rPr>
+        <w:t xml:space="preserve">множину (за варіантом). Потім знайти її </w:t>
+      </w:r>
+      <w:proofErr w:type="spellStart"/>
+      <w:r>
+        <w:rPr>
+          <w:rFonts w:ascii="Times New Roman" w:hAnsi="Times New Roman"/>
+        </w:rPr>
+        <w:t>булеан</w:t>
+      </w:r>
+      <w:proofErr w:type="spellEnd"/>
+      <w:r>
+        <w:rPr>
+          <w:rFonts w:ascii="Times New Roman" w:hAnsi="Times New Roman"/>
+        </w:rPr>
+        <w:t xml:space="preserve"> і порахувати його потужність.</w:t>
+      </w:r>
+    </w:p>
+    <w:p>
+      <w:pPr>
+        <w:spacing w:after="0"/>
+        <w:rPr>
+          <w:rFonts w:ascii="Times New Roman" w:hAnsi="Times New Roman"/>
+          <w:lang w:val="ru-RU"/>
+        </w:rPr>
+      </w:pPr>
+      <w:r>
+        <w:rPr>
+          <w:rFonts w:ascii="Times New Roman" w:hAnsi="Times New Roman"/>
+          <w:lang w:val="ru-RU"/>
+        </w:rPr>
+        <w:drawing>
+          <wp:inline distT="0" distB="0" distL="0" distR="0" wp14:anchorId="7A4B2A56" wp14:editId="30A413EA">
+            <wp:extent cx="6058746" cy="1819529"/>
+            <wp:effectExtent l="0" t="0" r="0" b="9525"/>
+            <wp:docPr id="4" name="Рисунок 4"/>
+            <wp:cNvGraphicFramePr>
+              <a:graphicFrameLocks xmlns:a="http://schemas.openxmlformats.org/drawingml/2006/main" noChangeAspect="1"/>
+            </wp:cNvGraphicFramePr>
+            <a:graphic xmlns:a="http://schemas.openxmlformats.org/drawingml/2006/main">
+              <a:graphicData uri="http://schemas.openxmlformats.org/drawingml/2006/picture">
+                <pic:pic xmlns:pic="http://schemas.openxmlformats.org/drawingml/2006/picture">
+                  <pic:nvPicPr>
+                    <pic:cNvPr id="1" name=""/>
+                    <pic:cNvPicPr/>
+                  </pic:nvPicPr>
+                  <pic:blipFill>
+                    <a:blip r:embed="rId10"/>
+                    <a:stretch>
+                      <a:fillRect/>
+                    </a:stretch>
+                  </pic:blipFill>
+                  <pic:spPr>
+                    <a:xfrm>
+                      <a:off x="0" y="0"/>
+                      <a:ext cx="6058746" cy="1819529"/>
+                    </a:xfrm>
+                    <a:prstGeom prst="rect">
+                      <a:avLst/>
+                    </a:prstGeom>
+                  </pic:spPr>
+                </pic:pic>
+              </a:graphicData>
+            </a:graphic>
+          </wp:inline>
+        </w:drawing>
+      </w:r>
+    </w:p>
+    <w:p>
+      <w:pPr>
+        <w:spacing w:after="0"/>
+        <w:rPr>
+          <w:rFonts w:ascii="Times New Roman" w:hAnsi="Times New Roman"/>
+          <w:lang w:val="ru-RU"/>
+        </w:rPr>
+      </w:pPr>
+      <w:r>
+        <w:rPr>
+          <w:rFonts w:ascii="Times New Roman" w:hAnsi="Times New Roman"/>
+          <w:lang w:val="ru-RU"/>
+        </w:rPr>
+        <w:drawing>
+          <wp:inline distT="0" distB="0" distL="0" distR="0" wp14:anchorId="05E3D43F" wp14:editId="105221D9">
+            <wp:extent cx="2734057" cy="247685"/>
+            <wp:effectExtent l="0" t="0" r="0" b="0"/>
+            <wp:docPr id="6" name="Рисунок 6"/>
+            <wp:cNvGraphicFramePr>
+              <a:graphicFrameLocks xmlns:a="http://schemas.openxmlformats.org/drawingml/2006/main" noChangeAspect="1"/>
+            </wp:cNvGraphicFramePr>
+            <a:graphic xmlns:a="http://schemas.openxmlformats.org/drawingml/2006/main">
+              <a:graphicData uri="http://schemas.openxmlformats.org/drawingml/2006/picture">
+                <pic:pic xmlns:pic="http://schemas.openxmlformats.org/drawingml/2006/picture">
+                  <pic:nvPicPr>
+                    <pic:cNvPr id="1" name=""/>
+                    <pic:cNvPicPr/>
+                  </pic:nvPicPr>
+                  <pic:blipFill>
+                    <a:blip r:embed="rId11"/>
+                    <a:stretch>
+                      <a:fillRect/>
+                    </a:stretch>
+                  </pic:blipFill>
+                  <pic:spPr>
+                    <a:xfrm>
+                      <a:off x="0" y="0"/>
+                      <a:ext cx="2734057" cy="247685"/>
+                    </a:xfrm>
+                    <a:prstGeom prst="rect">
+                      <a:avLst/>
+                    </a:prstGeom>
+                  </pic:spPr>
+                </pic:pic>
+              </a:graphicData>
+            </a:graphic>
+          </wp:inline>
+        </w:drawing>
+      </w:r>
+    </w:p>
+    <w:p>
+      <w:pPr>
+        <w:spacing w:after="0"/>
+        <w:rPr>
+          <w:rFonts w:ascii="Times New Roman" w:hAnsi="Times New Roman"/>
+        </w:rPr>
+      </w:pPr>
+      <w:proofErr w:type="spellStart"/>
+      <w:r>
+        <w:rPr>
+          <w:rFonts w:ascii="Times New Roman" w:hAnsi="Times New Roman"/>
+        </w:rPr>
+        <w:t>const</w:t>
+      </w:r>
+      <w:proofErr w:type="spellEnd"/>
+      <w:r>
+        <w:rPr>
+          <w:rFonts w:ascii="Times New Roman" w:hAnsi="Times New Roman"/>
+        </w:rPr>
+        <w:t xml:space="preserve"> A = [1, 3, 5, 7, 9];</w:t>
+      </w:r>
+    </w:p>
+    <w:p>
+      <w:pPr>
+        <w:spacing w:after="0"/>
+        <w:rPr>
+          <w:rFonts w:ascii="Times New Roman" w:hAnsi="Times New Roman"/>
+        </w:rPr>
+      </w:pPr>
+      <w:proofErr w:type="spellStart"/>
+      <w:r>
+        <w:rPr>
+          <w:rFonts w:ascii="Times New Roman" w:hAnsi="Times New Roman"/>
+        </w:rPr>
+        <w:t>const</w:t>
+      </w:r>
+      <w:proofErr w:type="spellEnd"/>
+      <w:r>
+        <w:rPr>
+          <w:rFonts w:ascii="Times New Roman" w:hAnsi="Times New Roman"/>
+        </w:rPr>
+        <w:t xml:space="preserve"> B = [2, 4, 6, 8, 10];</w:t>
+      </w:r>
+    </w:p>
+    <w:p>
+      <w:pPr>
+        <w:spacing w:after="0"/>
+        <w:rPr>
+          <w:rFonts w:ascii="Times New Roman" w:hAnsi="Times New Roman"/>
+        </w:rPr>
+      </w:pPr>
+      <w:proofErr w:type="spellStart"/>
+      <w:r>
+        <w:rPr>
+          <w:rFonts w:ascii="Times New Roman" w:hAnsi="Times New Roman"/>
+        </w:rPr>
+        <w:t>const</w:t>
+      </w:r>
+      <w:proofErr w:type="spellEnd"/>
+      <w:r>
+        <w:rPr>
+          <w:rFonts w:ascii="Times New Roman" w:hAnsi="Times New Roman"/>
+        </w:rPr>
+        <w:t xml:space="preserve"> C = [5, 6, 7, 8];</w:t>
+      </w:r>
+    </w:p>
+    <w:p>
+      <w:pPr>
+        <w:spacing w:after="0"/>
+        <w:rPr>
+          <w:rFonts w:ascii="Times New Roman" w:hAnsi="Times New Roman"/>
+        </w:rPr>
+      </w:pPr>
+      <w:proofErr w:type="spellStart"/>
+      <w:r>
+        <w:rPr>
+          <w:rFonts w:ascii="Times New Roman" w:hAnsi="Times New Roman"/>
+        </w:rPr>
+        <w:t>const</w:t>
+      </w:r>
+      <w:proofErr w:type="spellEnd"/>
+      <w:r>
+        <w:rPr>
+          <w:rFonts w:ascii="Times New Roman" w:hAnsi="Times New Roman"/>
+        </w:rPr>
+        <w:t xml:space="preserve"> U = [1,2,3,4,5,6,7,8,9,10];</w:t>
+      </w:r>
+    </w:p>
+    <w:p>
+      <w:pPr>
+        <w:spacing w:after="0"/>
+        <w:rPr>
+          <w:rFonts w:ascii="Times New Roman" w:hAnsi="Times New Roman"/>
+        </w:rPr>
+      </w:pPr>
+    </w:p>
+    <w:p>
+      <w:pPr>
+        <w:spacing w:after="0"/>
+        <w:rPr>
+          <w:rFonts w:ascii="Times New Roman" w:hAnsi="Times New Roman"/>
+        </w:rPr>
+      </w:pPr>
+      <w:proofErr w:type="spellStart"/>
+      <w:r>
+        <w:rPr>
+          <w:rFonts w:ascii="Times New Roman" w:hAnsi="Times New Roman"/>
+        </w:rPr>
+        <w:t>function</w:t>
+      </w:r>
+      <w:proofErr w:type="spellEnd"/>
+      <w:r>
+        <w:rPr>
+          <w:rFonts w:ascii="Times New Roman" w:hAnsi="Times New Roman"/>
+        </w:rPr>
+        <w:t xml:space="preserve"> різниця(a, b) {</w:t>
+      </w:r>
+    </w:p>
+    <w:p>
+      <w:pPr>
+        <w:spacing w:after="0"/>
+        <w:rPr>
+          <w:rFonts w:ascii="Times New Roman" w:hAnsi="Times New Roman"/>
+        </w:rPr>
+      </w:pPr>
+      <w:r>
+        <w:rPr>
+          <w:rFonts w:ascii="Times New Roman" w:hAnsi="Times New Roman"/>
+        </w:rPr>
+        <w:t xml:space="preserve">  </w:t>
+      </w:r>
+      <w:proofErr w:type="spellStart"/>
+      <w:r>
+        <w:rPr>
+          <w:rFonts w:ascii="Times New Roman" w:hAnsi="Times New Roman"/>
+        </w:rPr>
+        <w:t>return</w:t>
+      </w:r>
+      <w:proofErr w:type="spellEnd"/>
+      <w:r>
+        <w:rPr>
+          <w:rFonts w:ascii="Times New Roman" w:hAnsi="Times New Roman"/>
+        </w:rPr>
+        <w:t xml:space="preserve"> </w:t>
+      </w:r>
+      <w:proofErr w:type="spellStart"/>
+      <w:r>
+        <w:rPr>
+          <w:rFonts w:ascii="Times New Roman" w:hAnsi="Times New Roman"/>
+        </w:rPr>
+        <w:t>a.filter</w:t>
+      </w:r>
+      <w:proofErr w:type="spellEnd"/>
+      <w:r>
+        <w:rPr>
+          <w:rFonts w:ascii="Times New Roman" w:hAnsi="Times New Roman"/>
+        </w:rPr>
+        <w:t>(x =&gt; !</w:t>
+      </w:r>
+      <w:proofErr w:type="spellStart"/>
+      <w:r>
+        <w:rPr>
+          <w:rFonts w:ascii="Times New Roman" w:hAnsi="Times New Roman"/>
+        </w:rPr>
+        <w:t>b.includes</w:t>
+      </w:r>
+      <w:proofErr w:type="spellEnd"/>
+      <w:r>
+        <w:rPr>
+          <w:rFonts w:ascii="Times New Roman" w:hAnsi="Times New Roman"/>
+        </w:rPr>
+        <w:t>(x));</w:t>
+      </w:r>
+    </w:p>
+    <w:p>
+      <w:pPr>
+        <w:spacing w:after="0"/>
+        <w:rPr>
+          <w:rFonts w:ascii="Times New Roman" w:hAnsi="Times New Roman"/>
+        </w:rPr>
+      </w:pPr>
+      <w:r>
+        <w:rPr>
+          <w:rFonts w:ascii="Times New Roman" w:hAnsi="Times New Roman"/>
+        </w:rPr>
+        <w:t>}</w:t>
+      </w:r>
+    </w:p>
+    <w:p>
+      <w:pPr>
+        <w:spacing w:after="0"/>
+        <w:rPr>
+          <w:rFonts w:ascii="Times New Roman" w:hAnsi="Times New Roman"/>
+        </w:rPr>
+      </w:pPr>
+      <w:proofErr w:type="spellStart"/>
+      <w:r>
+        <w:rPr>
+          <w:rFonts w:ascii="Times New Roman" w:hAnsi="Times New Roman"/>
+        </w:rPr>
+        <w:t>function</w:t>
+      </w:r>
+      <w:proofErr w:type="spellEnd"/>
+      <w:r>
+        <w:rPr>
+          <w:rFonts w:ascii="Times New Roman" w:hAnsi="Times New Roman"/>
+        </w:rPr>
+        <w:t xml:space="preserve"> перетин(a, b) {</w:t>
+      </w:r>
+    </w:p>
+    <w:p>
+      <w:pPr>
+        <w:spacing w:after="0"/>
+        <w:rPr>
+          <w:rFonts w:ascii="Times New Roman" w:hAnsi="Times New Roman"/>
+        </w:rPr>
+      </w:pPr>
+      <w:r>
+        <w:rPr>
+          <w:rFonts w:ascii="Times New Roman" w:hAnsi="Times New Roman"/>
+        </w:rPr>
+        <w:t xml:space="preserve">  </w:t>
+      </w:r>
+      <w:proofErr w:type="spellStart"/>
+      <w:r>
+        <w:rPr>
+          <w:rFonts w:ascii="Times New Roman" w:hAnsi="Times New Roman"/>
+        </w:rPr>
+        <w:t>return</w:t>
+      </w:r>
+      <w:proofErr w:type="spellEnd"/>
+      <w:r>
+        <w:rPr>
+          <w:rFonts w:ascii="Times New Roman" w:hAnsi="Times New Roman"/>
+        </w:rPr>
+        <w:t xml:space="preserve"> </w:t>
+      </w:r>
+      <w:proofErr w:type="spellStart"/>
+      <w:r>
+        <w:rPr>
+          <w:rFonts w:ascii="Times New Roman" w:hAnsi="Times New Roman"/>
+        </w:rPr>
+        <w:t>a.filter</w:t>
+      </w:r>
+      <w:proofErr w:type="spellEnd"/>
+      <w:r>
+        <w:rPr>
+          <w:rFonts w:ascii="Times New Roman" w:hAnsi="Times New Roman"/>
+        </w:rPr>
+        <w:t xml:space="preserve">(x =&gt; </w:t>
+      </w:r>
+      <w:proofErr w:type="spellStart"/>
+      <w:r>
+        <w:rPr>
+          <w:rFonts w:ascii="Times New Roman" w:hAnsi="Times New Roman"/>
+        </w:rPr>
+        <w:t>b.includes</w:t>
+      </w:r>
+      <w:proofErr w:type="spellEnd"/>
+      <w:r>
+        <w:rPr>
+          <w:rFonts w:ascii="Times New Roman" w:hAnsi="Times New Roman"/>
+        </w:rPr>
+        <w:t>(x));</w:t>
+      </w:r>
+    </w:p>
+    <w:p>
+      <w:pPr>
+        <w:spacing w:after="0"/>
+        <w:rPr>
+          <w:rFonts w:ascii="Times New Roman" w:hAnsi="Times New Roman"/>
+        </w:rPr>
+      </w:pPr>
+      <w:r>
+        <w:rPr>
+          <w:rFonts w:ascii="Times New Roman" w:hAnsi="Times New Roman"/>
+        </w:rPr>
+        <w:t>}</w:t>
+      </w:r>
+    </w:p>
+    <w:p>
+      <w:pPr>
+        <w:spacing w:after="0"/>
+        <w:rPr>
+          <w:rFonts w:ascii="Times New Roman" w:hAnsi="Times New Roman"/>
+        </w:rPr>
+      </w:pPr>
+      <w:proofErr w:type="spellStart"/>
+      <w:r>
+        <w:rPr>
+          <w:rFonts w:ascii="Times New Roman" w:hAnsi="Times New Roman"/>
+        </w:rPr>
+        <w:t>function</w:t>
+      </w:r>
+      <w:proofErr w:type="spellEnd"/>
+      <w:r>
+        <w:rPr>
+          <w:rFonts w:ascii="Times New Roman" w:hAnsi="Times New Roman"/>
+        </w:rPr>
+        <w:t xml:space="preserve"> поєднати(a, b) {</w:t>
+      </w:r>
+    </w:p>
+    <w:p>
+      <w:pPr>
+        <w:spacing w:after="0"/>
+        <w:rPr>
+          <w:rFonts w:ascii="Times New Roman" w:hAnsi="Times New Roman"/>
+        </w:rPr>
+      </w:pPr>
+      <w:r>
+        <w:rPr>
+          <w:rFonts w:ascii="Times New Roman" w:hAnsi="Times New Roman"/>
+        </w:rPr>
+        <w:t xml:space="preserve">  </w:t>
+      </w:r>
+      <w:proofErr w:type="spellStart"/>
+      <w:r>
+        <w:rPr>
+          <w:rFonts w:ascii="Times New Roman" w:hAnsi="Times New Roman"/>
+        </w:rPr>
+        <w:t>return</w:t>
+      </w:r>
+      <w:proofErr w:type="spellEnd"/>
+      <w:r>
+        <w:rPr>
+          <w:rFonts w:ascii="Times New Roman" w:hAnsi="Times New Roman"/>
+        </w:rPr>
+        <w:t xml:space="preserve"> [...</w:t>
+      </w:r>
+      <w:proofErr w:type="spellStart"/>
+      <w:r>
+        <w:rPr>
+          <w:rFonts w:ascii="Times New Roman" w:hAnsi="Times New Roman"/>
+        </w:rPr>
+        <w:t>new</w:t>
+      </w:r>
+      <w:proofErr w:type="spellEnd"/>
+      <w:r>
+        <w:rPr>
+          <w:rFonts w:ascii="Times New Roman" w:hAnsi="Times New Roman"/>
+        </w:rPr>
+        <w:t xml:space="preserve"> </w:t>
+      </w:r>
+      <w:proofErr w:type="spellStart"/>
+      <w:r>
+        <w:rPr>
+          <w:rFonts w:ascii="Times New Roman" w:hAnsi="Times New Roman"/>
+        </w:rPr>
+        <w:t>Set</w:t>
+      </w:r>
+      <w:proofErr w:type="spellEnd"/>
+      <w:r>
+        <w:rPr>
+          <w:rFonts w:ascii="Times New Roman" w:hAnsi="Times New Roman"/>
+        </w:rPr>
+        <w:t>(</w:t>
+      </w:r>
+      <w:proofErr w:type="spellStart"/>
+      <w:r>
+        <w:rPr>
+          <w:rFonts w:ascii="Times New Roman" w:hAnsi="Times New Roman"/>
+        </w:rPr>
+        <w:t>a.concat</w:t>
+      </w:r>
+      <w:proofErr w:type="spellEnd"/>
+      <w:r>
+        <w:rPr>
+          <w:rFonts w:ascii="Times New Roman" w:hAnsi="Times New Roman"/>
+        </w:rPr>
+        <w:t>(b))];</w:t>
+      </w:r>
+    </w:p>
+    <w:p>
+      <w:pPr>
+        <w:spacing w:after="0"/>
+        <w:rPr>
+          <w:rFonts w:ascii="Times New Roman" w:hAnsi="Times New Roman"/>
+        </w:rPr>
+      </w:pPr>
+      <w:r>
+        <w:rPr>
+          <w:rFonts w:ascii="Times New Roman" w:hAnsi="Times New Roman"/>
+        </w:rPr>
+        <w:t>}</w:t>
+      </w:r>
+    </w:p>
+    <w:p>
+      <w:pPr>
+        <w:spacing w:after="0"/>
+        <w:rPr>
+          <w:rFonts w:ascii="Times New Roman" w:hAnsi="Times New Roman"/>
+        </w:rPr>
+      </w:pPr>
+      <w:proofErr w:type="spellStart"/>
+      <w:r>
+        <w:rPr>
+          <w:rFonts w:ascii="Times New Roman" w:hAnsi="Times New Roman"/>
+        </w:rPr>
+        <w:t>function</w:t>
+      </w:r>
+      <w:proofErr w:type="spellEnd"/>
+      <w:r>
+        <w:rPr>
+          <w:rFonts w:ascii="Times New Roman" w:hAnsi="Times New Roman"/>
+        </w:rPr>
+        <w:t xml:space="preserve"> доповнення(a, </w:t>
+      </w:r>
+      <w:proofErr w:type="spellStart"/>
+      <w:r>
+        <w:rPr>
+          <w:rFonts w:ascii="Times New Roman" w:hAnsi="Times New Roman"/>
+        </w:rPr>
+        <w:t>universe</w:t>
+      </w:r>
+      <w:proofErr w:type="spellEnd"/>
+      <w:r>
+        <w:rPr>
+          <w:rFonts w:ascii="Times New Roman" w:hAnsi="Times New Roman"/>
+        </w:rPr>
+        <w:t>) {</w:t>
+      </w:r>
+    </w:p>
+    <w:p>
+      <w:pPr>
+        <w:spacing w:after="0"/>
+        <w:rPr>
+          <w:rFonts w:ascii="Times New Roman" w:hAnsi="Times New Roman"/>
+        </w:rPr>
+      </w:pPr>
+      <w:r>
+        <w:rPr>
+          <w:rFonts w:ascii="Times New Roman" w:hAnsi="Times New Roman"/>
+        </w:rPr>
+        <w:t xml:space="preserve">  </w:t>
+      </w:r>
+      <w:proofErr w:type="spellStart"/>
+      <w:r>
+        <w:rPr>
+          <w:rFonts w:ascii="Times New Roman" w:hAnsi="Times New Roman"/>
+        </w:rPr>
+        <w:t>return</w:t>
+      </w:r>
+      <w:proofErr w:type="spellEnd"/>
+      <w:r>
+        <w:rPr>
+          <w:rFonts w:ascii="Times New Roman" w:hAnsi="Times New Roman"/>
+        </w:rPr>
+        <w:t xml:space="preserve"> різниця(</w:t>
+      </w:r>
+      <w:proofErr w:type="spellStart"/>
+      <w:r>
+        <w:rPr>
+          <w:rFonts w:ascii="Times New Roman" w:hAnsi="Times New Roman"/>
+        </w:rPr>
+        <w:t>universe</w:t>
+      </w:r>
+      <w:proofErr w:type="spellEnd"/>
+      <w:r>
+        <w:rPr>
+          <w:rFonts w:ascii="Times New Roman" w:hAnsi="Times New Roman"/>
+        </w:rPr>
+        <w:t>, a); // то шо в U а не в А</w:t>
+      </w:r>
+    </w:p>
+    <w:p>
+      <w:pPr>
+        <w:spacing w:after="0"/>
+        <w:rPr>
+          <w:rFonts w:ascii="Times New Roman" w:hAnsi="Times New Roman"/>
+        </w:rPr>
+      </w:pPr>
+      <w:r>
+        <w:rPr>
+          <w:rFonts w:ascii="Times New Roman" w:hAnsi="Times New Roman"/>
+        </w:rPr>
+        <w:t>}</w:t>
+      </w:r>
+    </w:p>
+    <w:p>
+      <w:pPr>
+        <w:spacing w:after="0"/>
+        <w:rPr>
+          <w:rFonts w:ascii="Times New Roman" w:hAnsi="Times New Roman"/>
+        </w:rPr>
+      </w:pPr>
+    </w:p>
+    <w:p>
+      <w:pPr>
+        <w:spacing w:after="0"/>
+        <w:rPr>
+          <w:rFonts w:ascii="Times New Roman" w:hAnsi="Times New Roman"/>
+        </w:rPr>
+      </w:pPr>
+    </w:p>
+    <w:p>
+      <w:pPr>
+        <w:spacing w:after="0"/>
+        <w:rPr>
+          <w:rFonts w:ascii="Times New Roman" w:hAnsi="Times New Roman"/>
+        </w:rPr>
+      </w:pPr>
+    </w:p>
+    <w:p>
+      <w:pPr>
+        <w:spacing w:after="0"/>
+        <w:rPr>
+          <w:rFonts w:ascii="Times New Roman" w:hAnsi="Times New Roman"/>
+        </w:rPr>
+      </w:pPr>
+      <w:r>
+        <w:rPr>
+          <w:rFonts w:ascii="Times New Roman" w:hAnsi="Times New Roman"/>
+        </w:rPr>
+        <w:lastRenderedPageBreak/>
+        <w:t>// --- (A'</w:t>
+      </w:r>
+      <w:r>
+        <w:rPr>
+          <w:rFonts w:ascii="Cambria Math" w:hAnsi="Cambria Math" w:cs="Cambria Math"/>
+        </w:rPr>
+        <w:t>∪</w:t>
+      </w:r>
+      <w:r>
+        <w:rPr>
+          <w:rFonts w:ascii="Times New Roman" w:hAnsi="Times New Roman"/>
+        </w:rPr>
+        <w:t>B)'∩C ---</w:t>
+      </w:r>
+    </w:p>
+    <w:p>
+      <w:pPr>
+        <w:spacing w:after="0"/>
+        <w:rPr>
+          <w:rFonts w:ascii="Times New Roman" w:hAnsi="Times New Roman"/>
+        </w:rPr>
+      </w:pPr>
+      <w:proofErr w:type="spellStart"/>
+      <w:r>
+        <w:rPr>
+          <w:rFonts w:ascii="Times New Roman" w:hAnsi="Times New Roman"/>
+        </w:rPr>
+        <w:t>const</w:t>
+      </w:r>
+      <w:proofErr w:type="spellEnd"/>
+      <w:r>
+        <w:rPr>
+          <w:rFonts w:ascii="Times New Roman" w:hAnsi="Times New Roman"/>
+        </w:rPr>
+        <w:t xml:space="preserve"> A_ = доповнення(A, U);           // крок 1: A'</w:t>
+      </w:r>
+    </w:p>
+    <w:p>
+      <w:pPr>
+        <w:spacing w:after="0"/>
+        <w:rPr>
+          <w:rFonts w:ascii="Times New Roman" w:hAnsi="Times New Roman"/>
+        </w:rPr>
+      </w:pPr>
+      <w:proofErr w:type="spellStart"/>
+      <w:r>
+        <w:rPr>
+          <w:rFonts w:ascii="Times New Roman" w:hAnsi="Times New Roman"/>
+        </w:rPr>
+        <w:t>const</w:t>
+      </w:r>
+      <w:proofErr w:type="spellEnd"/>
+      <w:r>
+        <w:rPr>
+          <w:rFonts w:ascii="Times New Roman" w:hAnsi="Times New Roman"/>
+        </w:rPr>
+        <w:t xml:space="preserve"> крок2 = поєднати(A_, B);          // крок 2: A'</w:t>
+      </w:r>
+      <w:r>
+        <w:rPr>
+          <w:rFonts w:ascii="Cambria Math" w:hAnsi="Cambria Math" w:cs="Cambria Math"/>
+        </w:rPr>
+        <w:t>∪</w:t>
+      </w:r>
+      <w:r>
+        <w:rPr>
+          <w:rFonts w:ascii="Times New Roman" w:hAnsi="Times New Roman"/>
+        </w:rPr>
+        <w:t>B</w:t>
+      </w:r>
+    </w:p>
+    <w:p>
+      <w:pPr>
+        <w:spacing w:after="0"/>
+        <w:rPr>
+          <w:rFonts w:ascii="Times New Roman" w:hAnsi="Times New Roman"/>
+        </w:rPr>
+      </w:pPr>
+      <w:proofErr w:type="spellStart"/>
+      <w:r>
+        <w:rPr>
+          <w:rFonts w:ascii="Times New Roman" w:hAnsi="Times New Roman"/>
+        </w:rPr>
+        <w:t>const</w:t>
+      </w:r>
+      <w:proofErr w:type="spellEnd"/>
+      <w:r>
+        <w:rPr>
+          <w:rFonts w:ascii="Times New Roman" w:hAnsi="Times New Roman"/>
+        </w:rPr>
+        <w:t xml:space="preserve"> крок3 = доповнення(крок2, U);     // крок 3: (A'</w:t>
+      </w:r>
+      <w:r>
+        <w:rPr>
+          <w:rFonts w:ascii="Cambria Math" w:hAnsi="Cambria Math" w:cs="Cambria Math"/>
+        </w:rPr>
+        <w:t>∪</w:t>
+      </w:r>
+      <w:r>
+        <w:rPr>
+          <w:rFonts w:ascii="Times New Roman" w:hAnsi="Times New Roman"/>
+        </w:rPr>
+        <w:t>B)'</w:t>
+      </w:r>
+    </w:p>
+    <w:p>
+      <w:pPr>
+        <w:spacing w:after="0"/>
+        <w:rPr>
+          <w:rFonts w:ascii="Times New Roman" w:hAnsi="Times New Roman"/>
+        </w:rPr>
+      </w:pPr>
+      <w:proofErr w:type="spellStart"/>
+      <w:r>
+        <w:rPr>
+          <w:rFonts w:ascii="Times New Roman" w:hAnsi="Times New Roman"/>
+        </w:rPr>
+        <w:t>const</w:t>
+      </w:r>
+      <w:proofErr w:type="spellEnd"/>
+      <w:r>
+        <w:rPr>
+          <w:rFonts w:ascii="Times New Roman" w:hAnsi="Times New Roman"/>
+        </w:rPr>
+        <w:t xml:space="preserve"> </w:t>
+      </w:r>
+      <w:proofErr w:type="spellStart"/>
+      <w:r>
+        <w:rPr>
+          <w:rFonts w:ascii="Times New Roman" w:hAnsi="Times New Roman"/>
+        </w:rPr>
+        <w:t>result</w:t>
+      </w:r>
+      <w:proofErr w:type="spellEnd"/>
+      <w:r>
+        <w:rPr>
+          <w:rFonts w:ascii="Times New Roman" w:hAnsi="Times New Roman"/>
+        </w:rPr>
+        <w:t xml:space="preserve"> = перетин(крок3, C);       // крок 4: перетин з C</w:t>
+      </w:r>
+    </w:p>
+    <w:p>
+      <w:pPr>
+        <w:spacing w:after="0"/>
+        <w:rPr>
+          <w:rFonts w:ascii="Times New Roman" w:hAnsi="Times New Roman"/>
+        </w:rPr>
+      </w:pPr>
+    </w:p>
+    <w:p>
+      <w:pPr>
+        <w:spacing w:after="0"/>
+        <w:rPr>
+          <w:rFonts w:ascii="Times New Roman" w:hAnsi="Times New Roman"/>
+        </w:rPr>
+      </w:pPr>
+      <w:r>
+        <w:rPr>
+          <w:rFonts w:ascii="Times New Roman" w:hAnsi="Times New Roman"/>
+        </w:rPr>
+        <w:t>console.log("A' =", A_);</w:t>
+      </w:r>
+    </w:p>
+    <w:p>
+      <w:pPr>
+        <w:spacing w:after="0"/>
+        <w:rPr>
+          <w:rFonts w:ascii="Times New Roman" w:hAnsi="Times New Roman"/>
+        </w:rPr>
+      </w:pPr>
+      <w:r>
+        <w:rPr>
+          <w:rFonts w:ascii="Times New Roman" w:hAnsi="Times New Roman"/>
+        </w:rPr>
+        <w:t>console.log("A'</w:t>
+      </w:r>
+      <w:r>
+        <w:rPr>
+          <w:rFonts w:ascii="Cambria Math" w:hAnsi="Cambria Math" w:cs="Cambria Math"/>
+        </w:rPr>
+        <w:t>∪</w:t>
+      </w:r>
+      <w:r>
+        <w:rPr>
+          <w:rFonts w:ascii="Times New Roman" w:hAnsi="Times New Roman"/>
+        </w:rPr>
+        <w:t>B =", крок2);</w:t>
+      </w:r>
+    </w:p>
+    <w:p>
+      <w:pPr>
+        <w:spacing w:after="0"/>
+        <w:rPr>
+          <w:rFonts w:ascii="Times New Roman" w:hAnsi="Times New Roman"/>
+        </w:rPr>
+      </w:pPr>
+      <w:r>
+        <w:rPr>
+          <w:rFonts w:ascii="Times New Roman" w:hAnsi="Times New Roman"/>
+        </w:rPr>
+        <w:t>console.log("(A'</w:t>
+      </w:r>
+      <w:r>
+        <w:rPr>
+          <w:rFonts w:ascii="Cambria Math" w:hAnsi="Cambria Math" w:cs="Cambria Math"/>
+        </w:rPr>
+        <w:t>∪</w:t>
+      </w:r>
+      <w:r>
+        <w:rPr>
+          <w:rFonts w:ascii="Times New Roman" w:hAnsi="Times New Roman"/>
+        </w:rPr>
+        <w:t>B)' =", крок3);</w:t>
+      </w:r>
+    </w:p>
+    <w:p>
+      <w:pPr>
+        <w:spacing w:after="0"/>
+        <w:rPr>
+          <w:rFonts w:ascii="Times New Roman" w:hAnsi="Times New Roman"/>
+        </w:rPr>
+      </w:pPr>
+      <w:r>
+        <w:rPr>
+          <w:rFonts w:ascii="Times New Roman" w:hAnsi="Times New Roman"/>
+        </w:rPr>
+        <w:t>console.log("(A'</w:t>
+      </w:r>
+      <w:r>
+        <w:rPr>
+          <w:rFonts w:ascii="Cambria Math" w:hAnsi="Cambria Math" w:cs="Cambria Math"/>
+        </w:rPr>
+        <w:t>∪</w:t>
+      </w:r>
+      <w:r>
+        <w:rPr>
+          <w:rFonts w:ascii="Times New Roman" w:hAnsi="Times New Roman"/>
+        </w:rPr>
+        <w:t xml:space="preserve">B)'∩C =", </w:t>
+      </w:r>
+      <w:proofErr w:type="spellStart"/>
+      <w:r>
+        <w:rPr>
+          <w:rFonts w:ascii="Times New Roman" w:hAnsi="Times New Roman"/>
+        </w:rPr>
+        <w:t>result</w:t>
+      </w:r>
+      <w:proofErr w:type="spellEnd"/>
+      <w:r>
+        <w:rPr>
+          <w:rFonts w:ascii="Times New Roman" w:hAnsi="Times New Roman"/>
+        </w:rPr>
+        <w:t>); // [5, 7]</w:t>
+      </w:r>
+    </w:p>
+    <w:p>
+      <w:pPr>
+        <w:spacing w:after="0"/>
+        <w:rPr>
+          <w:rFonts w:ascii="Times New Roman" w:hAnsi="Times New Roman"/>
+        </w:rPr>
+      </w:pPr>
+    </w:p>
+    <w:p>
+      <w:pPr>
+        <w:spacing w:after="0"/>
+        <w:rPr>
+          <w:rFonts w:ascii="Times New Roman" w:hAnsi="Times New Roman"/>
+        </w:rPr>
+      </w:pPr>
+      <w:r>
+        <w:rPr>
+          <w:rFonts w:ascii="Times New Roman" w:hAnsi="Times New Roman"/>
+        </w:rPr>
+        <w:t xml:space="preserve">// --- </w:t>
+      </w:r>
+      <w:proofErr w:type="spellStart"/>
+      <w:r>
+        <w:rPr>
+          <w:rFonts w:ascii="Times New Roman" w:hAnsi="Times New Roman"/>
+        </w:rPr>
+        <w:t>Булеан</w:t>
+      </w:r>
+      <w:proofErr w:type="spellEnd"/>
+      <w:r>
+        <w:rPr>
+          <w:rFonts w:ascii="Times New Roman" w:hAnsi="Times New Roman"/>
+        </w:rPr>
+        <w:t xml:space="preserve"> (множина всіх підмножин) ---</w:t>
+      </w:r>
+    </w:p>
+    <w:p>
+      <w:pPr>
+        <w:spacing w:after="0"/>
+        <w:rPr>
+          <w:rFonts w:ascii="Times New Roman" w:hAnsi="Times New Roman"/>
+        </w:rPr>
+      </w:pPr>
+      <w:proofErr w:type="spellStart"/>
+      <w:r>
+        <w:rPr>
+          <w:rFonts w:ascii="Times New Roman" w:hAnsi="Times New Roman"/>
+        </w:rPr>
+        <w:t>function</w:t>
+      </w:r>
+      <w:proofErr w:type="spellEnd"/>
+      <w:r>
+        <w:rPr>
+          <w:rFonts w:ascii="Times New Roman" w:hAnsi="Times New Roman"/>
+        </w:rPr>
+        <w:t xml:space="preserve"> </w:t>
+      </w:r>
+      <w:proofErr w:type="spellStart"/>
+      <w:r>
+        <w:rPr>
+          <w:rFonts w:ascii="Times New Roman" w:hAnsi="Times New Roman"/>
+        </w:rPr>
+        <w:t>булеан</w:t>
+      </w:r>
+      <w:proofErr w:type="spellEnd"/>
+      <w:r>
+        <w:rPr>
+          <w:rFonts w:ascii="Times New Roman" w:hAnsi="Times New Roman"/>
+        </w:rPr>
+        <w:t>(множина) {</w:t>
+      </w:r>
+    </w:p>
+    <w:p>
+      <w:pPr>
+        <w:spacing w:after="0"/>
+        <w:rPr>
+          <w:rFonts w:ascii="Times New Roman" w:hAnsi="Times New Roman"/>
+        </w:rPr>
+      </w:pPr>
+      <w:r>
+        <w:rPr>
+          <w:rFonts w:ascii="Times New Roman" w:hAnsi="Times New Roman"/>
+        </w:rPr>
+        <w:t xml:space="preserve">  </w:t>
+      </w:r>
+      <w:proofErr w:type="spellStart"/>
+      <w:r>
+        <w:rPr>
+          <w:rFonts w:ascii="Times New Roman" w:hAnsi="Times New Roman"/>
+        </w:rPr>
+        <w:t>let</w:t>
+      </w:r>
+      <w:proofErr w:type="spellEnd"/>
+      <w:r>
+        <w:rPr>
+          <w:rFonts w:ascii="Times New Roman" w:hAnsi="Times New Roman"/>
+        </w:rPr>
+        <w:t xml:space="preserve"> результат = [[]]; </w:t>
+      </w:r>
+    </w:p>
+    <w:p>
+      <w:pPr>
+        <w:spacing w:after="0"/>
+        <w:rPr>
+          <w:rFonts w:ascii="Times New Roman" w:hAnsi="Times New Roman"/>
+        </w:rPr>
+      </w:pPr>
+      <w:r>
+        <w:rPr>
+          <w:rFonts w:ascii="Times New Roman" w:hAnsi="Times New Roman"/>
+        </w:rPr>
+        <w:t xml:space="preserve">  </w:t>
+      </w:r>
+      <w:proofErr w:type="spellStart"/>
+      <w:r>
+        <w:rPr>
+          <w:rFonts w:ascii="Times New Roman" w:hAnsi="Times New Roman"/>
+        </w:rPr>
+        <w:t>for</w:t>
+      </w:r>
+      <w:proofErr w:type="spellEnd"/>
+      <w:r>
+        <w:rPr>
+          <w:rFonts w:ascii="Times New Roman" w:hAnsi="Times New Roman"/>
+        </w:rPr>
+        <w:t xml:space="preserve"> (</w:t>
+      </w:r>
+      <w:proofErr w:type="spellStart"/>
+      <w:r>
+        <w:rPr>
+          <w:rFonts w:ascii="Times New Roman" w:hAnsi="Times New Roman"/>
+        </w:rPr>
+        <w:t>const</w:t>
+      </w:r>
+      <w:proofErr w:type="spellEnd"/>
+      <w:r>
+        <w:rPr>
+          <w:rFonts w:ascii="Times New Roman" w:hAnsi="Times New Roman"/>
+        </w:rPr>
+        <w:t xml:space="preserve"> </w:t>
+      </w:r>
+      <w:proofErr w:type="spellStart"/>
+      <w:r>
+        <w:rPr>
+          <w:rFonts w:ascii="Times New Roman" w:hAnsi="Times New Roman"/>
+        </w:rPr>
+        <w:t>el</w:t>
+      </w:r>
+      <w:proofErr w:type="spellEnd"/>
+      <w:r>
+        <w:rPr>
+          <w:rFonts w:ascii="Times New Roman" w:hAnsi="Times New Roman"/>
+        </w:rPr>
+        <w:t xml:space="preserve"> </w:t>
+      </w:r>
+      <w:proofErr w:type="spellStart"/>
+      <w:r>
+        <w:rPr>
+          <w:rFonts w:ascii="Times New Roman" w:hAnsi="Times New Roman"/>
+        </w:rPr>
+        <w:t>of</w:t>
+      </w:r>
+      <w:proofErr w:type="spellEnd"/>
+      <w:r>
+        <w:rPr>
+          <w:rFonts w:ascii="Times New Roman" w:hAnsi="Times New Roman"/>
+        </w:rPr>
+        <w:t xml:space="preserve"> множина) {</w:t>
+      </w:r>
+    </w:p>
+    <w:p>
+      <w:pPr>
+        <w:spacing w:after="0"/>
+        <w:rPr>
+          <w:rFonts w:ascii="Times New Roman" w:hAnsi="Times New Roman"/>
+        </w:rPr>
+      </w:pPr>
+      <w:r>
+        <w:rPr>
+          <w:rFonts w:ascii="Times New Roman" w:hAnsi="Times New Roman"/>
+        </w:rPr>
+        <w:t xml:space="preserve">    </w:t>
+      </w:r>
+      <w:proofErr w:type="spellStart"/>
+      <w:r>
+        <w:rPr>
+          <w:rFonts w:ascii="Times New Roman" w:hAnsi="Times New Roman"/>
+        </w:rPr>
+        <w:t>const</w:t>
+      </w:r>
+      <w:proofErr w:type="spellEnd"/>
+      <w:r>
+        <w:rPr>
+          <w:rFonts w:ascii="Times New Roman" w:hAnsi="Times New Roman"/>
+        </w:rPr>
+        <w:t xml:space="preserve"> нові = </w:t>
+      </w:r>
+      <w:proofErr w:type="spellStart"/>
+      <w:r>
+        <w:rPr>
+          <w:rFonts w:ascii="Times New Roman" w:hAnsi="Times New Roman"/>
+        </w:rPr>
+        <w:t>результат.map</w:t>
+      </w:r>
+      <w:proofErr w:type="spellEnd"/>
+      <w:r>
+        <w:rPr>
+          <w:rFonts w:ascii="Times New Roman" w:hAnsi="Times New Roman"/>
+        </w:rPr>
+        <w:t>(</w:t>
+      </w:r>
+      <w:proofErr w:type="spellStart"/>
+      <w:r>
+        <w:rPr>
+          <w:rFonts w:ascii="Times New Roman" w:hAnsi="Times New Roman"/>
+        </w:rPr>
+        <w:t>підмн</w:t>
+      </w:r>
+      <w:proofErr w:type="spellEnd"/>
+      <w:r>
+        <w:rPr>
+          <w:rFonts w:ascii="Times New Roman" w:hAnsi="Times New Roman"/>
+        </w:rPr>
+        <w:t xml:space="preserve"> =&gt; [...</w:t>
+      </w:r>
+      <w:proofErr w:type="spellStart"/>
+      <w:r>
+        <w:rPr>
+          <w:rFonts w:ascii="Times New Roman" w:hAnsi="Times New Roman"/>
+        </w:rPr>
+        <w:t>підмн</w:t>
+      </w:r>
+      <w:proofErr w:type="spellEnd"/>
+      <w:r>
+        <w:rPr>
+          <w:rFonts w:ascii="Times New Roman" w:hAnsi="Times New Roman"/>
+        </w:rPr>
+        <w:t xml:space="preserve">, </w:t>
+      </w:r>
+      <w:proofErr w:type="spellStart"/>
+      <w:r>
+        <w:rPr>
+          <w:rFonts w:ascii="Times New Roman" w:hAnsi="Times New Roman"/>
+        </w:rPr>
+        <w:t>el</w:t>
+      </w:r>
+      <w:proofErr w:type="spellEnd"/>
+      <w:r>
+        <w:rPr>
+          <w:rFonts w:ascii="Times New Roman" w:hAnsi="Times New Roman"/>
+        </w:rPr>
+        <w:t>]);</w:t>
+      </w:r>
+    </w:p>
+    <w:p>
+      <w:pPr>
+        <w:spacing w:after="0"/>
+        <w:rPr>
+          <w:rFonts w:ascii="Times New Roman" w:hAnsi="Times New Roman"/>
+        </w:rPr>
+      </w:pPr>
+      <w:r>
+        <w:rPr>
+          <w:rFonts w:ascii="Times New Roman" w:hAnsi="Times New Roman"/>
+        </w:rPr>
+        <w:t xml:space="preserve">    результат = </w:t>
+      </w:r>
+      <w:proofErr w:type="spellStart"/>
+      <w:r>
+        <w:rPr>
+          <w:rFonts w:ascii="Times New Roman" w:hAnsi="Times New Roman"/>
+        </w:rPr>
+        <w:t>результат.concat</w:t>
+      </w:r>
+      <w:proofErr w:type="spellEnd"/>
+      <w:r>
+        <w:rPr>
+          <w:rFonts w:ascii="Times New Roman" w:hAnsi="Times New Roman"/>
+        </w:rPr>
+        <w:t>(нові);</w:t>
+      </w:r>
+    </w:p>
+    <w:p>
+      <w:pPr>
+        <w:spacing w:after="0"/>
+        <w:rPr>
+          <w:rFonts w:ascii="Times New Roman" w:hAnsi="Times New Roman"/>
+        </w:rPr>
+      </w:pPr>
+      <w:r>
+        <w:rPr>
+          <w:rFonts w:ascii="Times New Roman" w:hAnsi="Times New Roman"/>
+        </w:rPr>
+        <w:t xml:space="preserve">  }</w:t>
+      </w:r>
+    </w:p>
+    <w:p>
+      <w:pPr>
+        <w:spacing w:after="0"/>
+        <w:rPr>
+          <w:rFonts w:ascii="Times New Roman" w:hAnsi="Times New Roman"/>
+        </w:rPr>
+      </w:pPr>
+      <w:r>
+        <w:rPr>
+          <w:rFonts w:ascii="Times New Roman" w:hAnsi="Times New Roman"/>
+        </w:rPr>
+        <w:t xml:space="preserve">  </w:t>
+      </w:r>
+      <w:proofErr w:type="spellStart"/>
+      <w:r>
+        <w:rPr>
+          <w:rFonts w:ascii="Times New Roman" w:hAnsi="Times New Roman"/>
+        </w:rPr>
+        <w:t>return</w:t>
+      </w:r>
+      <w:proofErr w:type="spellEnd"/>
+      <w:r>
+        <w:rPr>
+          <w:rFonts w:ascii="Times New Roman" w:hAnsi="Times New Roman"/>
+        </w:rPr>
+        <w:t xml:space="preserve"> результат;</w:t>
+      </w:r>
+    </w:p>
+    <w:p>
+      <w:pPr>
+        <w:spacing w:after="0"/>
+        <w:rPr>
+          <w:rFonts w:ascii="Times New Roman" w:hAnsi="Times New Roman"/>
+        </w:rPr>
+      </w:pPr>
+      <w:r>
+        <w:rPr>
+          <w:rFonts w:ascii="Times New Roman" w:hAnsi="Times New Roman"/>
+        </w:rPr>
+        <w:t>}</w:t>
+      </w:r>
+    </w:p>
+    <w:p>
+      <w:pPr>
+        <w:spacing w:after="0"/>
+        <w:rPr>
+          <w:rFonts w:ascii="Times New Roman" w:hAnsi="Times New Roman"/>
+        </w:rPr>
+      </w:pPr>
+    </w:p>
+    <w:p>
+      <w:pPr>
+        <w:spacing w:after="0"/>
+        <w:rPr>
+          <w:rFonts w:ascii="Times New Roman" w:hAnsi="Times New Roman"/>
+        </w:rPr>
+      </w:pPr>
+      <w:proofErr w:type="spellStart"/>
+      <w:r>
+        <w:rPr>
+          <w:rFonts w:ascii="Times New Roman" w:hAnsi="Times New Roman"/>
+        </w:rPr>
+        <w:t>const</w:t>
+      </w:r>
+      <w:proofErr w:type="spellEnd"/>
+      <w:r>
+        <w:rPr>
+          <w:rFonts w:ascii="Times New Roman" w:hAnsi="Times New Roman"/>
+        </w:rPr>
+        <w:t xml:space="preserve"> P = </w:t>
+      </w:r>
+      <w:proofErr w:type="spellStart"/>
+      <w:r>
+        <w:rPr>
+          <w:rFonts w:ascii="Times New Roman" w:hAnsi="Times New Roman"/>
+        </w:rPr>
+        <w:t>булеан</w:t>
+      </w:r>
+      <w:proofErr w:type="spellEnd"/>
+      <w:r>
+        <w:rPr>
+          <w:rFonts w:ascii="Times New Roman" w:hAnsi="Times New Roman"/>
+        </w:rPr>
+        <w:t>(</w:t>
+      </w:r>
+      <w:proofErr w:type="spellStart"/>
+      <w:r>
+        <w:rPr>
+          <w:rFonts w:ascii="Times New Roman" w:hAnsi="Times New Roman"/>
+        </w:rPr>
+        <w:t>result</w:t>
+      </w:r>
+      <w:proofErr w:type="spellEnd"/>
+      <w:r>
+        <w:rPr>
+          <w:rFonts w:ascii="Times New Roman" w:hAnsi="Times New Roman"/>
+        </w:rPr>
+        <w:t>);</w:t>
+      </w:r>
+    </w:p>
+    <w:p>
+      <w:pPr>
+        <w:spacing w:after="0"/>
+        <w:rPr>
+          <w:rFonts w:ascii="Times New Roman" w:hAnsi="Times New Roman"/>
+        </w:rPr>
+      </w:pPr>
+      <w:r>
+        <w:rPr>
+          <w:rFonts w:ascii="Times New Roman" w:hAnsi="Times New Roman"/>
+        </w:rPr>
+        <w:t>console.log("</w:t>
+      </w:r>
+      <w:proofErr w:type="spellStart"/>
+      <w:r>
+        <w:rPr>
+          <w:rFonts w:ascii="Times New Roman" w:hAnsi="Times New Roman"/>
+        </w:rPr>
+        <w:t>Булеан</w:t>
+      </w:r>
+      <w:proofErr w:type="spellEnd"/>
+      <w:r>
+        <w:rPr>
+          <w:rFonts w:ascii="Times New Roman" w:hAnsi="Times New Roman"/>
+        </w:rPr>
+        <w:t>:", P);</w:t>
+      </w:r>
+    </w:p>
+    <w:p>
+      <w:pPr>
+        <w:spacing w:after="0"/>
+        <w:rPr>
+          <w:rFonts w:ascii="Times New Roman" w:hAnsi="Times New Roman"/>
+        </w:rPr>
+      </w:pPr>
+      <w:r>
+        <w:rPr>
+          <w:rFonts w:ascii="Times New Roman" w:hAnsi="Times New Roman"/>
+        </w:rPr>
+        <w:t xml:space="preserve">console.log("Потужність </w:t>
+      </w:r>
+      <w:proofErr w:type="spellStart"/>
+      <w:r>
+        <w:rPr>
+          <w:rFonts w:ascii="Times New Roman" w:hAnsi="Times New Roman"/>
+        </w:rPr>
+        <w:t>булеана</w:t>
+      </w:r>
+      <w:proofErr w:type="spellEnd"/>
+      <w:r>
+        <w:rPr>
+          <w:rFonts w:ascii="Times New Roman" w:hAnsi="Times New Roman"/>
+        </w:rPr>
+        <w:t xml:space="preserve">:", </w:t>
+      </w:r>
+      <w:proofErr w:type="spellStart"/>
+      <w:r>
+        <w:rPr>
+          <w:rFonts w:ascii="Times New Roman" w:hAnsi="Times New Roman"/>
+        </w:rPr>
+        <w:t>P.length</w:t>
+      </w:r>
+      <w:proofErr w:type="spellEnd"/>
+      <w:r>
+        <w:rPr>
+          <w:rFonts w:ascii="Times New Roman" w:hAnsi="Times New Roman"/>
+        </w:rPr>
+        <w:t>); // 2^2 = 4</w:t>
+      </w:r>
+    </w:p>
+    <w:p>
+      <w:pPr>
+        <w:spacing w:after="0"/>
+        <w:rPr>
+          <w:rFonts w:ascii="Times New Roman" w:hAnsi="Times New Roman"/>
+        </w:rPr>
+      </w:pPr>
+    </w:p>
+    <w:p>
+      <w:pPr>
+        <w:spacing w:after="0"/>
+        <w:rPr>
+          <w:rFonts w:ascii="Times New Roman" w:hAnsi="Times New Roman"/>
+        </w:rPr>
+      </w:pPr>
+      <w:r>
+        <w:rPr>
+          <w:rFonts w:ascii="Times New Roman" w:hAnsi="Times New Roman"/>
+          <w:b/>
+          <w:bCs/>
+        </w:rPr>
+        <w:t>Завдання 3.</w:t>
+      </w:r>
+      <w:r>
+        <w:rPr>
+          <w:rFonts w:ascii="Times New Roman" w:hAnsi="Times New Roman"/>
+        </w:rPr>
+        <w:t xml:space="preserve"> Перевірити вірність тверджень</w:t>
+      </w:r>
+    </w:p>
+    <w:p>
+      <w:pPr>
+        <w:spacing w:after="0"/>
+        <w:rPr>
+          <w:rFonts w:ascii="Times New Roman" w:hAnsi="Times New Roman"/>
+        </w:rPr>
+      </w:pPr>
+    </w:p>
+    <w:p>
+      <w:pPr>
+        <w:spacing w:after="0"/>
+        <w:rPr>
+          <w:rFonts w:ascii="Times New Roman" w:hAnsi="Times New Roman"/>
+          <w:lang w:val="en-US"/>
+        </w:rPr>
+      </w:pPr>
+      <w:r>
+        <w:rPr>
+          <w:rFonts w:ascii="Times New Roman" w:hAnsi="Times New Roman"/>
+        </w:rPr>
+        <w:drawing>
+          <wp:inline distT="0" distB="0" distL="0" distR="0" wp14:anchorId="72A58EF3" wp14:editId="5469F743">
+            <wp:extent cx="5125165" cy="495369"/>
+            <wp:effectExtent l="0" t="0" r="0" b="0"/>
+            <wp:docPr id="7" name="Рисунок 7"/>
+            <wp:cNvGraphicFramePr>
+              <a:graphicFrameLocks xmlns:a="http://schemas.openxmlformats.org/drawingml/2006/main" noChangeAspect="1"/>
+            </wp:cNvGraphicFramePr>
+            <a:graphic xmlns:a="http://schemas.openxmlformats.org/drawingml/2006/main">
+              <a:graphicData uri="http://schemas.openxmlformats.org/drawingml/2006/picture">
+                <pic:pic xmlns:pic="http://schemas.openxmlformats.org/drawingml/2006/picture">
+                  <pic:nvPicPr>
+                    <pic:cNvPr id="1" name=""/>
+                    <pic:cNvPicPr/>
+                  </pic:nvPicPr>
+                  <pic:blipFill>
+                    <a:blip r:embed="rId12"/>
+                    <a:stretch>
+                      <a:fillRect/>
+                    </a:stretch>
+                  </pic:blipFill>
+                  <pic:spPr>
+                    <a:xfrm>
+                      <a:off x="0" y="0"/>
+                      <a:ext cx="5125165" cy="495369"/>
+                    </a:xfrm>
+                    <a:prstGeom prst="rect">
+                      <a:avLst/>
+                    </a:prstGeom>
+                  </pic:spPr>
+                </pic:pic>
+              </a:graphicData>
+            </a:graphic>
+          </wp:inline>
+        </w:drawing>
+      </w:r>
+    </w:p>
+    <w:p>
+      <w:pPr>
+        <w:spacing w:after="0"/>
+        <w:rPr>
+          <w:rFonts w:ascii="Times New Roman" w:hAnsi="Times New Roman"/>
+          <w:lang w:val="en-US"/>
+        </w:rPr>
+      </w:pPr>
+      <w:r>
+        <w:rPr>
+          <w:rFonts w:ascii="Times New Roman" w:hAnsi="Times New Roman"/>
+          <w:lang w:val="en-US"/>
+        </w:rPr>
+        <w:drawing>
+          <wp:inline distT="0" distB="0" distL="0" distR="0" wp14:anchorId="0442AE64" wp14:editId="279D41B6">
+            <wp:extent cx="6299835" cy="1966595"/>
+            <wp:effectExtent l="0" t="0" r="5715" b="0"/>
+            <wp:docPr id="8" name="Рисунок 8"/>
+            <wp:cNvGraphicFramePr>
+              <a:graphicFrameLocks xmlns:a="http://schemas.openxmlformats.org/drawingml/2006/main" noChangeAspect="1"/>
+            </wp:cNvGraphicFramePr>
+            <a:graphic xmlns:a="http://schemas.openxmlformats.org/drawingml/2006/main">
+              <a:graphicData uri="http://schemas.openxmlformats.org/drawingml/2006/picture">
+                <pic:pic xmlns:pic="http://schemas.openxmlformats.org/drawingml/2006/picture">
+                  <pic:nvPicPr>
+                    <pic:cNvPr id="1" name=""/>
+                    <pic:cNvPicPr/>
+                  </pic:nvPicPr>
+                  <pic:blipFill>
+                    <a:blip r:embed="rId13"/>
+                    <a:stretch>
+                      <a:fillRect/>
+                    </a:stretch>
+                  </pic:blipFill>
+                  <pic:spPr>
+                    <a:xfrm>
+                      <a:off x="0" y="0"/>
+                      <a:ext cx="6299835" cy="1966595"/>
+                    </a:xfrm>
+                    <a:prstGeom prst="rect">
+                      <a:avLst/>
+                    </a:prstGeom>
+                  </pic:spPr>
+                </pic:pic>
+              </a:graphicData>
+            </a:graphic>
+          </wp:inline>
+        </w:drawing>
+      </w:r>
+    </w:p>
+    <w:p>
+      <w:pPr>
+        <w:spacing w:after="0"/>
+        <w:rPr>
+          <w:rFonts w:ascii="Times New Roman" w:hAnsi="Times New Roman"/>
+        </w:rPr>
+      </w:pPr>
+      <w:proofErr w:type="spellStart"/>
+      <w:r>
+        <w:rPr>
+          <w:rFonts w:ascii="Times New Roman" w:hAnsi="Times New Roman"/>
+        </w:rPr>
+        <w:t>const</w:t>
+      </w:r>
+      <w:proofErr w:type="spellEnd"/>
+      <w:r>
+        <w:rPr>
+          <w:rFonts w:ascii="Times New Roman" w:hAnsi="Times New Roman"/>
+        </w:rPr>
+        <w:t xml:space="preserve"> A = [1, 3, 5, 7, 9];</w:t>
+      </w:r>
+    </w:p>
+    <w:p>
+      <w:pPr>
+        <w:spacing w:after="0"/>
+        <w:rPr>
+          <w:rFonts w:ascii="Times New Roman" w:hAnsi="Times New Roman"/>
+        </w:rPr>
+      </w:pPr>
+      <w:proofErr w:type="spellStart"/>
+      <w:r>
+        <w:rPr>
+          <w:rFonts w:ascii="Times New Roman" w:hAnsi="Times New Roman"/>
+        </w:rPr>
+        <w:t>const</w:t>
+      </w:r>
+      <w:proofErr w:type="spellEnd"/>
+      <w:r>
+        <w:rPr>
+          <w:rFonts w:ascii="Times New Roman" w:hAnsi="Times New Roman"/>
+        </w:rPr>
+        <w:t xml:space="preserve"> B = [2, 4, 6, 8, 10];</w:t>
+      </w:r>
+    </w:p>
+    <w:p>
+      <w:pPr>
+        <w:spacing w:after="0"/>
+        <w:rPr>
+          <w:rFonts w:ascii="Times New Roman" w:hAnsi="Times New Roman"/>
+        </w:rPr>
+      </w:pPr>
+      <w:proofErr w:type="spellStart"/>
+      <w:r>
+        <w:rPr>
+          <w:rFonts w:ascii="Times New Roman" w:hAnsi="Times New Roman"/>
+        </w:rPr>
+        <w:t>const</w:t>
+      </w:r>
+      <w:proofErr w:type="spellEnd"/>
+      <w:r>
+        <w:rPr>
+          <w:rFonts w:ascii="Times New Roman" w:hAnsi="Times New Roman"/>
+        </w:rPr>
+        <w:t xml:space="preserve"> C = [5, 6, 7, 8];</w:t>
+      </w:r>
+    </w:p>
+    <w:p>
+      <w:pPr>
+        <w:spacing w:after="0"/>
+        <w:rPr>
+          <w:rFonts w:ascii="Times New Roman" w:hAnsi="Times New Roman"/>
+        </w:rPr>
+      </w:pPr>
+    </w:p>
+    <w:p>
+      <w:pPr>
+        <w:spacing w:after="0"/>
+        <w:rPr>
+          <w:rFonts w:ascii="Times New Roman" w:hAnsi="Times New Roman"/>
+        </w:rPr>
+      </w:pPr>
+      <w:proofErr w:type="spellStart"/>
+      <w:r>
+        <w:rPr>
+          <w:rFonts w:ascii="Times New Roman" w:hAnsi="Times New Roman"/>
+        </w:rPr>
+        <w:t>function</w:t>
+      </w:r>
+      <w:proofErr w:type="spellEnd"/>
+      <w:r>
+        <w:rPr>
+          <w:rFonts w:ascii="Times New Roman" w:hAnsi="Times New Roman"/>
+        </w:rPr>
+        <w:t xml:space="preserve"> перетин(a, b) { </w:t>
+      </w:r>
+      <w:proofErr w:type="spellStart"/>
+      <w:r>
+        <w:rPr>
+          <w:rFonts w:ascii="Times New Roman" w:hAnsi="Times New Roman"/>
+        </w:rPr>
+        <w:t>return</w:t>
+      </w:r>
+      <w:proofErr w:type="spellEnd"/>
+      <w:r>
+        <w:rPr>
+          <w:rFonts w:ascii="Times New Roman" w:hAnsi="Times New Roman"/>
+        </w:rPr>
+        <w:t xml:space="preserve"> </w:t>
+      </w:r>
+      <w:proofErr w:type="spellStart"/>
+      <w:r>
+        <w:rPr>
+          <w:rFonts w:ascii="Times New Roman" w:hAnsi="Times New Roman"/>
+        </w:rPr>
+        <w:t>a.filter</w:t>
+      </w:r>
+      <w:proofErr w:type="spellEnd"/>
+      <w:r>
+        <w:rPr>
+          <w:rFonts w:ascii="Times New Roman" w:hAnsi="Times New Roman"/>
+        </w:rPr>
+        <w:t xml:space="preserve">(x =&gt; </w:t>
+      </w:r>
+      <w:proofErr w:type="spellStart"/>
+      <w:r>
+        <w:rPr>
+          <w:rFonts w:ascii="Times New Roman" w:hAnsi="Times New Roman"/>
+        </w:rPr>
+        <w:t>b.includes</w:t>
+      </w:r>
+      <w:proofErr w:type="spellEnd"/>
+      <w:r>
+        <w:rPr>
+          <w:rFonts w:ascii="Times New Roman" w:hAnsi="Times New Roman"/>
+        </w:rPr>
+        <w:t>(x)); }</w:t>
+      </w:r>
+    </w:p>
+    <w:p>
+      <w:pPr>
+        <w:spacing w:after="0"/>
+        <w:rPr>
+          <w:rFonts w:ascii="Times New Roman" w:hAnsi="Times New Roman"/>
+        </w:rPr>
+      </w:pPr>
+      <w:proofErr w:type="spellStart"/>
+      <w:r>
+        <w:rPr>
+          <w:rFonts w:ascii="Times New Roman" w:hAnsi="Times New Roman"/>
+        </w:rPr>
+        <w:t>function</w:t>
+      </w:r>
+      <w:proofErr w:type="spellEnd"/>
+      <w:r>
+        <w:rPr>
+          <w:rFonts w:ascii="Times New Roman" w:hAnsi="Times New Roman"/>
+        </w:rPr>
+        <w:t xml:space="preserve"> поєднати(a, b) { </w:t>
+      </w:r>
+      <w:proofErr w:type="spellStart"/>
+      <w:r>
+        <w:rPr>
+          <w:rFonts w:ascii="Times New Roman" w:hAnsi="Times New Roman"/>
+        </w:rPr>
+        <w:t>return</w:t>
+      </w:r>
+      <w:proofErr w:type="spellEnd"/>
+      <w:r>
+        <w:rPr>
+          <w:rFonts w:ascii="Times New Roman" w:hAnsi="Times New Roman"/>
+        </w:rPr>
+        <w:t xml:space="preserve"> [...</w:t>
+      </w:r>
+      <w:proofErr w:type="spellStart"/>
+      <w:r>
+        <w:rPr>
+          <w:rFonts w:ascii="Times New Roman" w:hAnsi="Times New Roman"/>
+        </w:rPr>
+        <w:t>new</w:t>
+      </w:r>
+      <w:proofErr w:type="spellEnd"/>
+      <w:r>
+        <w:rPr>
+          <w:rFonts w:ascii="Times New Roman" w:hAnsi="Times New Roman"/>
+        </w:rPr>
+        <w:t xml:space="preserve"> </w:t>
+      </w:r>
+      <w:proofErr w:type="spellStart"/>
+      <w:r>
+        <w:rPr>
+          <w:rFonts w:ascii="Times New Roman" w:hAnsi="Times New Roman"/>
+        </w:rPr>
+        <w:t>Set</w:t>
+      </w:r>
+      <w:proofErr w:type="spellEnd"/>
+      <w:r>
+        <w:rPr>
+          <w:rFonts w:ascii="Times New Roman" w:hAnsi="Times New Roman"/>
+        </w:rPr>
+        <w:t>(</w:t>
+      </w:r>
+      <w:proofErr w:type="spellStart"/>
+      <w:r>
+        <w:rPr>
+          <w:rFonts w:ascii="Times New Roman" w:hAnsi="Times New Roman"/>
+        </w:rPr>
+        <w:t>a.concat</w:t>
+      </w:r>
+      <w:proofErr w:type="spellEnd"/>
+      <w:r>
+        <w:rPr>
+          <w:rFonts w:ascii="Times New Roman" w:hAnsi="Times New Roman"/>
+        </w:rPr>
+        <w:t>(b))].</w:t>
+      </w:r>
+      <w:proofErr w:type="spellStart"/>
+      <w:r>
+        <w:rPr>
+          <w:rFonts w:ascii="Times New Roman" w:hAnsi="Times New Roman"/>
+        </w:rPr>
+        <w:t>sort</w:t>
+      </w:r>
+      <w:proofErr w:type="spellEnd"/>
+      <w:r>
+        <w:rPr>
+          <w:rFonts w:ascii="Times New Roman" w:hAnsi="Times New Roman"/>
+        </w:rPr>
+        <w:t>((</w:t>
+      </w:r>
+      <w:proofErr w:type="spellStart"/>
+      <w:r>
+        <w:rPr>
+          <w:rFonts w:ascii="Times New Roman" w:hAnsi="Times New Roman"/>
+        </w:rPr>
+        <w:t>x,y</w:t>
+      </w:r>
+      <w:proofErr w:type="spellEnd"/>
+      <w:r>
+        <w:rPr>
+          <w:rFonts w:ascii="Times New Roman" w:hAnsi="Times New Roman"/>
+        </w:rPr>
+        <w:t>)=&gt;x-y); }</w:t>
+      </w:r>
+    </w:p>
+    <w:p>
+      <w:pPr>
+        <w:spacing w:after="0"/>
+        <w:rPr>
+          <w:rFonts w:ascii="Times New Roman" w:hAnsi="Times New Roman"/>
+        </w:rPr>
+      </w:pPr>
+    </w:p>
+    <w:p>
+      <w:pPr>
+        <w:spacing w:after="0"/>
+        <w:rPr>
+          <w:rFonts w:ascii="Times New Roman" w:hAnsi="Times New Roman"/>
+        </w:rPr>
+      </w:pPr>
+      <w:r>
+        <w:rPr>
+          <w:rFonts w:ascii="Times New Roman" w:hAnsi="Times New Roman"/>
+        </w:rPr>
+        <w:t>// Ліва частина: A</w:t>
+      </w:r>
+      <w:r>
+        <w:rPr>
+          <w:rFonts w:ascii="Cambria Math" w:hAnsi="Cambria Math" w:cs="Cambria Math"/>
+        </w:rPr>
+        <w:t>∪</w:t>
+      </w:r>
+      <w:r>
+        <w:rPr>
+          <w:rFonts w:ascii="Times New Roman" w:hAnsi="Times New Roman"/>
+        </w:rPr>
+        <w:t>(B∩C)</w:t>
+      </w:r>
+    </w:p>
+    <w:p>
+      <w:pPr>
+        <w:spacing w:after="0"/>
+        <w:rPr>
+          <w:rFonts w:ascii="Times New Roman" w:hAnsi="Times New Roman"/>
+        </w:rPr>
+      </w:pPr>
+      <w:proofErr w:type="spellStart"/>
+      <w:r>
+        <w:rPr>
+          <w:rFonts w:ascii="Times New Roman" w:hAnsi="Times New Roman"/>
+        </w:rPr>
+        <w:t>const</w:t>
+      </w:r>
+      <w:proofErr w:type="spellEnd"/>
+      <w:r>
+        <w:rPr>
+          <w:rFonts w:ascii="Times New Roman" w:hAnsi="Times New Roman"/>
+        </w:rPr>
+        <w:t xml:space="preserve"> ліва = поєднати(A, перетин(B, C));</w:t>
+      </w:r>
+    </w:p>
+    <w:p>
+      <w:pPr>
+        <w:spacing w:after="0"/>
+        <w:rPr>
+          <w:rFonts w:ascii="Times New Roman" w:hAnsi="Times New Roman"/>
+        </w:rPr>
+      </w:pPr>
+    </w:p>
+    <w:p>
+      <w:pPr>
+        <w:spacing w:after="0"/>
+        <w:rPr>
+          <w:rFonts w:ascii="Times New Roman" w:hAnsi="Times New Roman"/>
+        </w:rPr>
+      </w:pPr>
+    </w:p>
+    <w:p>
+      <w:pPr>
+        <w:spacing w:after="0"/>
+        <w:rPr>
+          <w:rFonts w:ascii="Times New Roman" w:hAnsi="Times New Roman"/>
+        </w:rPr>
+      </w:pPr>
+    </w:p>
+    <w:p>
+      <w:pPr>
+        <w:spacing w:after="0"/>
+        <w:rPr>
+          <w:rFonts w:ascii="Times New Roman" w:hAnsi="Times New Roman"/>
+        </w:rPr>
+      </w:pPr>
+      <w:r>
+        <w:rPr>
+          <w:rFonts w:ascii="Times New Roman" w:hAnsi="Times New Roman"/>
+        </w:rPr>
+        <w:lastRenderedPageBreak/>
+        <w:t>// Права частина: (A</w:t>
+      </w:r>
+      <w:r>
+        <w:rPr>
+          <w:rFonts w:ascii="Cambria Math" w:hAnsi="Cambria Math" w:cs="Cambria Math"/>
+        </w:rPr>
+        <w:t>∪</w:t>
+      </w:r>
+      <w:r>
+        <w:rPr>
+          <w:rFonts w:ascii="Times New Roman" w:hAnsi="Times New Roman"/>
+        </w:rPr>
+        <w:t>B)∩(A</w:t>
+      </w:r>
+      <w:r>
+        <w:rPr>
+          <w:rFonts w:ascii="Cambria Math" w:hAnsi="Cambria Math" w:cs="Cambria Math"/>
+        </w:rPr>
+        <w:t>∪</w:t>
+      </w:r>
+      <w:r>
+        <w:rPr>
+          <w:rFonts w:ascii="Times New Roman" w:hAnsi="Times New Roman"/>
+        </w:rPr>
+        <w:t>C)</w:t>
+      </w:r>
+    </w:p>
+    <w:p>
+      <w:pPr>
+        <w:spacing w:after="0"/>
+        <w:rPr>
+          <w:rFonts w:ascii="Times New Roman" w:hAnsi="Times New Roman"/>
+        </w:rPr>
+      </w:pPr>
+      <w:proofErr w:type="spellStart"/>
+      <w:r>
+        <w:rPr>
+          <w:rFonts w:ascii="Times New Roman" w:hAnsi="Times New Roman"/>
+        </w:rPr>
+        <w:t>const</w:t>
+      </w:r>
+      <w:proofErr w:type="spellEnd"/>
+      <w:r>
+        <w:rPr>
+          <w:rFonts w:ascii="Times New Roman" w:hAnsi="Times New Roman"/>
+        </w:rPr>
+        <w:t xml:space="preserve"> права = перетин(поєднати(A, B), поєднати(A, C));</w:t>
+      </w:r>
+    </w:p>
+    <w:p>
+      <w:pPr>
+        <w:spacing w:after="0"/>
+        <w:rPr>
+          <w:rFonts w:ascii="Times New Roman" w:hAnsi="Times New Roman"/>
+        </w:rPr>
+      </w:pPr>
+    </w:p>
+    <w:p>
+      <w:pPr>
+        <w:spacing w:after="0"/>
+        <w:rPr>
+          <w:rFonts w:ascii="Times New Roman" w:hAnsi="Times New Roman"/>
+        </w:rPr>
+      </w:pPr>
+      <w:r>
+        <w:rPr>
+          <w:rFonts w:ascii="Times New Roman" w:hAnsi="Times New Roman"/>
+        </w:rPr>
+        <w:t>console.log('Ліва:', ліва);</w:t>
+      </w:r>
+    </w:p>
+    <w:p>
+      <w:pPr>
+        <w:spacing w:after="0"/>
+        <w:rPr>
+          <w:rFonts w:ascii="Times New Roman" w:hAnsi="Times New Roman"/>
+        </w:rPr>
+      </w:pPr>
+      <w:r>
+        <w:rPr>
+          <w:rFonts w:ascii="Times New Roman" w:hAnsi="Times New Roman"/>
+        </w:rPr>
+        <w:t>console.log('Права:', права);</w:t>
+      </w:r>
+    </w:p>
+    <w:p>
+      <w:pPr>
+        <w:spacing w:after="0"/>
+        <w:rPr>
+          <w:rFonts w:ascii="Times New Roman" w:hAnsi="Times New Roman"/>
+        </w:rPr>
+      </w:pPr>
+      <w:r>
+        <w:rPr>
+          <w:rFonts w:ascii="Times New Roman" w:hAnsi="Times New Roman"/>
+        </w:rPr>
+        <w:t xml:space="preserve">console.log('Рівні?', </w:t>
+      </w:r>
+      <w:proofErr w:type="spellStart"/>
+      <w:r>
+        <w:rPr>
+          <w:rFonts w:ascii="Times New Roman" w:hAnsi="Times New Roman"/>
+        </w:rPr>
+        <w:t>JSON.stringify</w:t>
+      </w:r>
+      <w:proofErr w:type="spellEnd"/>
+      <w:r>
+        <w:rPr>
+          <w:rFonts w:ascii="Times New Roman" w:hAnsi="Times New Roman"/>
+        </w:rPr>
+        <w:t xml:space="preserve">(ліва) === </w:t>
+      </w:r>
+      <w:proofErr w:type="spellStart"/>
+      <w:r>
+        <w:rPr>
+          <w:rFonts w:ascii="Times New Roman" w:hAnsi="Times New Roman"/>
+        </w:rPr>
+        <w:t>JSON.stringify</w:t>
+      </w:r>
+      <w:proofErr w:type="spellEnd"/>
+      <w:r>
+        <w:rPr>
+          <w:rFonts w:ascii="Times New Roman" w:hAnsi="Times New Roman"/>
+        </w:rPr>
+        <w:t xml:space="preserve">(права)); // </w:t>
+      </w:r>
+      <w:proofErr w:type="spellStart"/>
+      <w:r>
+        <w:rPr>
+          <w:rFonts w:ascii="Times New Roman" w:hAnsi="Times New Roman"/>
+        </w:rPr>
+        <w:t>true</w:t>
+      </w:r>
+      <w:proofErr w:type="spellEnd"/>
+    </w:p>
+    <w:p>
+      <w:pPr>
+        <w:spacing w:after="0"/>
+        <w:rPr>
+          <w:rFonts w:ascii="Times New Roman" w:hAnsi="Times New Roman"/>
+        </w:rPr>
+      </w:pPr>
+    </w:p>
+    <w:p>
+      <w:pPr>
+        <w:spacing w:after="0"/>
+        <w:rPr>
+          <w:rFonts w:ascii="Times New Roman" w:hAnsi="Times New Roman"/>
+        </w:rPr>
+      </w:pPr>
+      <w:r>
+        <w:rPr>
+          <w:rFonts w:ascii="Times New Roman" w:hAnsi="Times New Roman"/>
+          <w:b/>
+          <w:bCs/>
+        </w:rPr>
+        <w:t>Завдання 4.</w:t>
+      </w:r>
+      <w:r>
+        <w:rPr>
+          <w:rFonts w:ascii="Times New Roman" w:hAnsi="Times New Roman"/>
+        </w:rPr>
+        <w:t xml:space="preserve"> Логічним методом довести тотожність</w:t>
+      </w:r>
+    </w:p>
+    <w:p>
+      <w:pPr>
+        <w:spacing w:after="0"/>
+        <w:rPr>
+          <w:rFonts w:ascii="Times New Roman" w:hAnsi="Times New Roman"/>
+        </w:rPr>
+      </w:pPr>
+    </w:p>
+    <w:p>
+      <w:pPr>
+        <w:spacing w:after="0"/>
+        <w:rPr>
+          <w:rFonts w:ascii="Times New Roman" w:hAnsi="Times New Roman"/>
+        </w:rPr>
+      </w:pPr>
+      <w:r>
+        <w:rPr>
+          <w:rFonts w:ascii="Times New Roman" w:hAnsi="Times New Roman"/>
+        </w:rPr>
+        <w:drawing>
+          <wp:inline distT="0" distB="0" distL="0" distR="0" wp14:anchorId="63321494" wp14:editId="29134998">
+            <wp:extent cx="6299835" cy="1226185"/>
+            <wp:effectExtent l="0" t="0" r="5715" b="0"/>
+            <wp:docPr id="9" name="Рисунок 9"/>
+            <wp:cNvGraphicFramePr>
+              <a:graphicFrameLocks xmlns:a="http://schemas.openxmlformats.org/drawingml/2006/main" noChangeAspect="1"/>
+            </wp:cNvGraphicFramePr>
+            <a:graphic xmlns:a="http://schemas.openxmlformats.org/drawingml/2006/main">
+              <a:graphicData uri="http://schemas.openxmlformats.org/drawingml/2006/picture">
+                <pic:pic xmlns:pic="http://schemas.openxmlformats.org/drawingml/2006/picture">
+                  <pic:nvPicPr>
+                    <pic:cNvPr id="1" name=""/>
+                    <pic:cNvPicPr/>
+                  </pic:nvPicPr>
+                  <pic:blipFill>
+                    <a:blip r:embed="rId14"/>
+                    <a:stretch>
+                      <a:fillRect/>
+                    </a:stretch>
+                  </pic:blipFill>
+                  <pic:spPr>
+                    <a:xfrm>
+                      <a:off x="0" y="0"/>
+                      <a:ext cx="6299835" cy="1226185"/>
+                    </a:xfrm>
+                    <a:prstGeom prst="rect">
+                      <a:avLst/>
+                    </a:prstGeom>
+                  </pic:spPr>
+                </pic:pic>
+              </a:graphicData>
+            </a:graphic>
+          </wp:inline>
+        </w:drawing>
+      </w:r>
+    </w:p>
+    <w:p>
+      <w:pPr>
+        <w:spacing w:after="0"/>
+        <w:rPr>
+          <w:rFonts w:ascii="Times New Roman" w:hAnsi="Times New Roman"/>
+        </w:rPr>
+      </w:pPr>
+      <w:proofErr w:type="spellStart"/>
+      <w:r>
+        <w:rPr>
+          <w:rFonts w:ascii="Times New Roman" w:hAnsi="Times New Roman"/>
+        </w:rPr>
+        <w:t>const</w:t>
+      </w:r>
+      <w:proofErr w:type="spellEnd"/>
+      <w:r>
+        <w:rPr>
+          <w:rFonts w:ascii="Times New Roman" w:hAnsi="Times New Roman"/>
+        </w:rPr>
+        <w:t xml:space="preserve"> A = [1, 3, 5, 7, 9];</w:t>
+      </w:r>
+    </w:p>
+    <w:p>
+      <w:pPr>
+        <w:spacing w:after="0"/>
+        <w:rPr>
+          <w:rFonts w:ascii="Times New Roman" w:hAnsi="Times New Roman"/>
+        </w:rPr>
+      </w:pPr>
+      <w:proofErr w:type="spellStart"/>
+      <w:r>
+        <w:rPr>
+          <w:rFonts w:ascii="Times New Roman" w:hAnsi="Times New Roman"/>
+        </w:rPr>
+        <w:t>const</w:t>
+      </w:r>
+      <w:proofErr w:type="spellEnd"/>
+      <w:r>
+        <w:rPr>
+          <w:rFonts w:ascii="Times New Roman" w:hAnsi="Times New Roman"/>
+        </w:rPr>
+        <w:t xml:space="preserve"> B = [2, 4, 6, 8, 10];</w:t>
+      </w:r>
+    </w:p>
+    <w:p>
+      <w:pPr>
+        <w:spacing w:after="0"/>
+        <w:rPr>
+          <w:rFonts w:ascii="Times New Roman" w:hAnsi="Times New Roman"/>
+        </w:rPr>
+      </w:pPr>
+    </w:p>
+    <w:p>
+      <w:pPr>
+        <w:spacing w:after="0"/>
+        <w:rPr>
+          <w:rFonts w:ascii="Times New Roman" w:hAnsi="Times New Roman"/>
+        </w:rPr>
+      </w:pPr>
+      <w:proofErr w:type="spellStart"/>
+      <w:r>
+        <w:rPr>
+          <w:rFonts w:ascii="Times New Roman" w:hAnsi="Times New Roman"/>
+        </w:rPr>
+        <w:t>function</w:t>
+      </w:r>
+      <w:proofErr w:type="spellEnd"/>
+      <w:r>
+        <w:rPr>
+          <w:rFonts w:ascii="Times New Roman" w:hAnsi="Times New Roman"/>
+        </w:rPr>
+        <w:t xml:space="preserve"> перетин(a, b) { </w:t>
+      </w:r>
+      <w:proofErr w:type="spellStart"/>
+      <w:r>
+        <w:rPr>
+          <w:rFonts w:ascii="Times New Roman" w:hAnsi="Times New Roman"/>
+        </w:rPr>
+        <w:t>return</w:t>
+      </w:r>
+      <w:proofErr w:type="spellEnd"/>
+      <w:r>
+        <w:rPr>
+          <w:rFonts w:ascii="Times New Roman" w:hAnsi="Times New Roman"/>
+        </w:rPr>
+        <w:t xml:space="preserve"> </w:t>
+      </w:r>
+      <w:proofErr w:type="spellStart"/>
+      <w:r>
+        <w:rPr>
+          <w:rFonts w:ascii="Times New Roman" w:hAnsi="Times New Roman"/>
+        </w:rPr>
+        <w:t>a.filter</w:t>
+      </w:r>
+      <w:proofErr w:type="spellEnd"/>
+      <w:r>
+        <w:rPr>
+          <w:rFonts w:ascii="Times New Roman" w:hAnsi="Times New Roman"/>
+        </w:rPr>
+        <w:t xml:space="preserve">(x =&gt; </w:t>
+      </w:r>
+      <w:proofErr w:type="spellStart"/>
+      <w:r>
+        <w:rPr>
+          <w:rFonts w:ascii="Times New Roman" w:hAnsi="Times New Roman"/>
+        </w:rPr>
+        <w:t>b.includes</w:t>
+      </w:r>
+      <w:proofErr w:type="spellEnd"/>
+      <w:r>
+        <w:rPr>
+          <w:rFonts w:ascii="Times New Roman" w:hAnsi="Times New Roman"/>
+        </w:rPr>
+        <w:t>(x)); }</w:t>
+      </w:r>
+    </w:p>
+    <w:p>
+      <w:pPr>
+        <w:spacing w:after="0"/>
+        <w:rPr>
+          <w:rFonts w:ascii="Times New Roman" w:hAnsi="Times New Roman"/>
+        </w:rPr>
+      </w:pPr>
+      <w:proofErr w:type="spellStart"/>
+      <w:r>
+        <w:rPr>
+          <w:rFonts w:ascii="Times New Roman" w:hAnsi="Times New Roman"/>
+        </w:rPr>
+        <w:t>function</w:t>
+      </w:r>
+      <w:proofErr w:type="spellEnd"/>
+      <w:r>
+        <w:rPr>
+          <w:rFonts w:ascii="Times New Roman" w:hAnsi="Times New Roman"/>
+        </w:rPr>
+        <w:t xml:space="preserve"> різниця(a, b) { </w:t>
+      </w:r>
+      <w:proofErr w:type="spellStart"/>
+      <w:r>
+        <w:rPr>
+          <w:rFonts w:ascii="Times New Roman" w:hAnsi="Times New Roman"/>
+        </w:rPr>
+        <w:t>return</w:t>
+      </w:r>
+      <w:proofErr w:type="spellEnd"/>
+      <w:r>
+        <w:rPr>
+          <w:rFonts w:ascii="Times New Roman" w:hAnsi="Times New Roman"/>
+        </w:rPr>
+        <w:t xml:space="preserve"> </w:t>
+      </w:r>
+      <w:proofErr w:type="spellStart"/>
+      <w:r>
+        <w:rPr>
+          <w:rFonts w:ascii="Times New Roman" w:hAnsi="Times New Roman"/>
+        </w:rPr>
+        <w:t>a.filter</w:t>
+      </w:r>
+      <w:proofErr w:type="spellEnd"/>
+      <w:r>
+        <w:rPr>
+          <w:rFonts w:ascii="Times New Roman" w:hAnsi="Times New Roman"/>
+        </w:rPr>
+        <w:t>(x =&gt; !</w:t>
+      </w:r>
+      <w:proofErr w:type="spellStart"/>
+      <w:r>
+        <w:rPr>
+          <w:rFonts w:ascii="Times New Roman" w:hAnsi="Times New Roman"/>
+        </w:rPr>
+        <w:t>b.includes</w:t>
+      </w:r>
+      <w:proofErr w:type="spellEnd"/>
+      <w:r>
+        <w:rPr>
+          <w:rFonts w:ascii="Times New Roman" w:hAnsi="Times New Roman"/>
+        </w:rPr>
+        <w:t>(x)); }</w:t>
+      </w:r>
+    </w:p>
+    <w:p>
+      <w:pPr>
+        <w:spacing w:after="0"/>
+        <w:rPr>
+          <w:rFonts w:ascii="Times New Roman" w:hAnsi="Times New Roman"/>
+        </w:rPr>
+      </w:pPr>
+      <w:proofErr w:type="spellStart"/>
+      <w:r>
+        <w:rPr>
+          <w:rFonts w:ascii="Times New Roman" w:hAnsi="Times New Roman"/>
+        </w:rPr>
+        <w:t>function</w:t>
+      </w:r>
+      <w:proofErr w:type="spellEnd"/>
+      <w:r>
+        <w:rPr>
+          <w:rFonts w:ascii="Times New Roman" w:hAnsi="Times New Roman"/>
+        </w:rPr>
+        <w:t xml:space="preserve"> поєднати(a, b) { </w:t>
+      </w:r>
+      <w:proofErr w:type="spellStart"/>
+      <w:r>
+        <w:rPr>
+          <w:rFonts w:ascii="Times New Roman" w:hAnsi="Times New Roman"/>
+        </w:rPr>
+        <w:t>return</w:t>
+      </w:r>
+      <w:proofErr w:type="spellEnd"/>
+      <w:r>
+        <w:rPr>
+          <w:rFonts w:ascii="Times New Roman" w:hAnsi="Times New Roman"/>
+        </w:rPr>
+        <w:t xml:space="preserve"> [...</w:t>
+      </w:r>
+      <w:proofErr w:type="spellStart"/>
+      <w:r>
+        <w:rPr>
+          <w:rFonts w:ascii="Times New Roman" w:hAnsi="Times New Roman"/>
+        </w:rPr>
+        <w:t>new</w:t>
+      </w:r>
+      <w:proofErr w:type="spellEnd"/>
+      <w:r>
+        <w:rPr>
+          <w:rFonts w:ascii="Times New Roman" w:hAnsi="Times New Roman"/>
+        </w:rPr>
+        <w:t xml:space="preserve"> </w:t>
+      </w:r>
+      <w:proofErr w:type="spellStart"/>
+      <w:r>
+        <w:rPr>
+          <w:rFonts w:ascii="Times New Roman" w:hAnsi="Times New Roman"/>
+        </w:rPr>
+        <w:t>Set</w:t>
+      </w:r>
+      <w:proofErr w:type="spellEnd"/>
+      <w:r>
+        <w:rPr>
+          <w:rFonts w:ascii="Times New Roman" w:hAnsi="Times New Roman"/>
+        </w:rPr>
+        <w:t>(</w:t>
+      </w:r>
+      <w:proofErr w:type="spellStart"/>
+      <w:r>
+        <w:rPr>
+          <w:rFonts w:ascii="Times New Roman" w:hAnsi="Times New Roman"/>
+        </w:rPr>
+        <w:t>a.concat</w:t>
+      </w:r>
+      <w:proofErr w:type="spellEnd"/>
+      <w:r>
+        <w:rPr>
+          <w:rFonts w:ascii="Times New Roman" w:hAnsi="Times New Roman"/>
+        </w:rPr>
+        <w:t>(b))].</w:t>
+      </w:r>
+      <w:proofErr w:type="spellStart"/>
+      <w:r>
+        <w:rPr>
+          <w:rFonts w:ascii="Times New Roman" w:hAnsi="Times New Roman"/>
+        </w:rPr>
+        <w:t>sort</w:t>
+      </w:r>
+      <w:proofErr w:type="spellEnd"/>
+      <w:r>
+        <w:rPr>
+          <w:rFonts w:ascii="Times New Roman" w:hAnsi="Times New Roman"/>
+        </w:rPr>
+        <w:t>((</w:t>
+      </w:r>
+      <w:proofErr w:type="spellStart"/>
+      <w:r>
+        <w:rPr>
+          <w:rFonts w:ascii="Times New Roman" w:hAnsi="Times New Roman"/>
+        </w:rPr>
+        <w:t>x,y</w:t>
+      </w:r>
+      <w:proofErr w:type="spellEnd"/>
+      <w:r>
+        <w:rPr>
+          <w:rFonts w:ascii="Times New Roman" w:hAnsi="Times New Roman"/>
+        </w:rPr>
+        <w:t>)=&gt;x-y); }</w:t>
+      </w:r>
+    </w:p>
+    <w:p>
+      <w:pPr>
+        <w:spacing w:after="0"/>
+        <w:rPr>
+          <w:rFonts w:ascii="Times New Roman" w:hAnsi="Times New Roman"/>
+        </w:rPr>
+      </w:pPr>
+    </w:p>
+    <w:p>
+      <w:pPr>
+        <w:spacing w:after="0"/>
+        <w:rPr>
+          <w:rFonts w:ascii="Times New Roman" w:hAnsi="Times New Roman"/>
+        </w:rPr>
+      </w:pPr>
+      <w:proofErr w:type="spellStart"/>
+      <w:r>
+        <w:rPr>
+          <w:rFonts w:ascii="Times New Roman" w:hAnsi="Times New Roman"/>
+        </w:rPr>
+        <w:t>const</w:t>
+      </w:r>
+      <w:proofErr w:type="spellEnd"/>
+      <w:r>
+        <w:rPr>
+          <w:rFonts w:ascii="Times New Roman" w:hAnsi="Times New Roman"/>
+        </w:rPr>
+        <w:t xml:space="preserve"> ліва = поєднати(перетин(A, B), різниця(A, B));</w:t>
+      </w:r>
+    </w:p>
+    <w:p>
+      <w:pPr>
+        <w:spacing w:after="0"/>
+        <w:rPr>
+          <w:rFonts w:ascii="Times New Roman" w:hAnsi="Times New Roman"/>
+        </w:rPr>
+      </w:pPr>
+      <w:r>
+        <w:rPr>
+          <w:rFonts w:ascii="Times New Roman" w:hAnsi="Times New Roman"/>
+        </w:rPr>
+        <w:t>console.log('(A∩B)</w:t>
+      </w:r>
+      <w:r>
+        <w:rPr>
+          <w:rFonts w:ascii="Cambria Math" w:hAnsi="Cambria Math" w:cs="Cambria Math"/>
+        </w:rPr>
+        <w:t>∪</w:t>
+      </w:r>
+      <w:r>
+        <w:rPr>
+          <w:rFonts w:ascii="Times New Roman" w:hAnsi="Times New Roman"/>
+        </w:rPr>
+        <w:t>(A</w:t>
+      </w:r>
+      <w:r>
+        <w:rPr>
+          <w:rFonts w:ascii="Cambria Math" w:hAnsi="Cambria Math" w:cs="Cambria Math"/>
+        </w:rPr>
+        <w:t>∖</w:t>
+      </w:r>
+      <w:r>
+        <w:rPr>
+          <w:rFonts w:ascii="Times New Roman" w:hAnsi="Times New Roman"/>
+        </w:rPr>
+        <w:t>B) =', ліва); // [1, 3, 5, 7, 9]</w:t>
+      </w:r>
+    </w:p>
+    <w:p>
+      <w:pPr>
+        <w:spacing w:after="0"/>
+        <w:rPr>
+          <w:rFonts w:ascii="Times New Roman" w:hAnsi="Times New Roman"/>
+        </w:rPr>
+      </w:pPr>
+      <w:r>
+        <w:rPr>
+          <w:rFonts w:ascii="Times New Roman" w:hAnsi="Times New Roman"/>
+        </w:rPr>
+        <w:t>console.log('A =', A);               // [1, 3, 5, 7, 9]</w:t>
+      </w:r>
+    </w:p>
+    <w:p>
+      <w:pPr>
+        <w:spacing w:after="0"/>
+        <w:rPr>
+          <w:rFonts w:ascii="Times New Roman" w:hAnsi="Times New Roman"/>
+        </w:rPr>
+      </w:pPr>
+      <w:r>
+        <w:rPr>
+          <w:rFonts w:ascii="Times New Roman" w:hAnsi="Times New Roman"/>
+        </w:rPr>
+        <w:t xml:space="preserve">console.log('Рівні?', </w:t>
+      </w:r>
+      <w:proofErr w:type="spellStart"/>
+      <w:r>
+        <w:rPr>
+          <w:rFonts w:ascii="Times New Roman" w:hAnsi="Times New Roman"/>
+        </w:rPr>
+        <w:t>JSON.stringify</w:t>
+      </w:r>
+      <w:proofErr w:type="spellEnd"/>
+      <w:r>
+        <w:rPr>
+          <w:rFonts w:ascii="Times New Roman" w:hAnsi="Times New Roman"/>
+        </w:rPr>
+        <w:t xml:space="preserve">(ліва) === </w:t>
+      </w:r>
+      <w:proofErr w:type="spellStart"/>
+      <w:r>
+        <w:rPr>
+          <w:rFonts w:ascii="Times New Roman" w:hAnsi="Times New Roman"/>
+        </w:rPr>
+        <w:t>JSON.stringify</w:t>
+      </w:r>
+      <w:proofErr w:type="spellEnd"/>
+      <w:r>
+        <w:rPr>
+          <w:rFonts w:ascii="Times New Roman" w:hAnsi="Times New Roman"/>
+        </w:rPr>
+        <w:t xml:space="preserve">(A)); // </w:t>
+      </w:r>
+      <w:proofErr w:type="spellStart"/>
+      <w:r>
+        <w:rPr>
+          <w:rFonts w:ascii="Times New Roman" w:hAnsi="Times New Roman"/>
+        </w:rPr>
+        <w:t>true</w:t>
+      </w:r>
+      <w:proofErr w:type="spellEnd"/>
+    </w:p>
+    <w:p>
+      <w:pPr>
+        <w:spacing w:after="0"/>
+        <w:rPr>
+          <w:rFonts w:ascii="Times New Roman" w:hAnsi="Times New Roman"/>
+        </w:rPr>
+      </w:pPr>
+    </w:p>
+    <w:p>
+      <w:pPr>
+        <w:spacing w:after="0"/>
+        <w:rPr>
+          <w:rFonts w:ascii="Times New Roman" w:hAnsi="Times New Roman"/>
+        </w:rPr>
+      </w:pPr>
+      <w:r>
+        <w:rPr>
+          <w:rFonts w:ascii="Times New Roman" w:hAnsi="Times New Roman"/>
+        </w:rPr>
+        <w:t>Завдання 5. Зобразити на діаграмі Ейлера-Венна множину</w:t>
+      </w:r>
+    </w:p>
+    <w:p>
+      <w:pPr>
+        <w:spacing w:after="0"/>
+        <w:rPr>
+          <w:rFonts w:ascii="Times New Roman" w:hAnsi="Times New Roman"/>
+        </w:rPr>
+      </w:pPr>
+      <w:r>
+        <w:rPr>
+          <w:rFonts w:ascii="Times New Roman" w:hAnsi="Times New Roman"/>
+        </w:rPr>
+        <w:drawing>
+          <wp:inline distT="0" distB="0" distL="0" distR="0" wp14:anchorId="79A1D886" wp14:editId="50FC95E0">
+            <wp:extent cx="1171739" cy="381053"/>
+            <wp:effectExtent l="0" t="0" r="9525" b="0"/>
+            <wp:docPr id="21" name="Рисунок 21"/>
+            <wp:cNvGraphicFramePr>
+              <a:graphicFrameLocks xmlns:a="http://schemas.openxmlformats.org/drawingml/2006/main" noChangeAspect="1"/>
+            </wp:cNvGraphicFramePr>
+            <a:graphic xmlns:a="http://schemas.openxmlformats.org/drawingml/2006/main">
+              <a:graphicData uri="http://schemas.openxmlformats.org/drawingml/2006/picture">
+                <pic:pic xmlns:pic="http://schemas.openxmlformats.org/drawingml/2006/picture">
+                  <pic:nvPicPr>
+                    <pic:cNvPr id="1" name=""/>
+                    <pic:cNvPicPr/>
+                  </pic:nvPicPr>
+                  <pic:blipFill>
+                    <a:blip r:embed="rId15"/>
+                    <a:stretch>
+                      <a:fillRect/>
+                    </a:stretch>
+                  </pic:blipFill>
+                  <pic:spPr>
+                    <a:xfrm>
+                      <a:off x="0" y="0"/>
+                      <a:ext cx="1171739" cy="381053"/>
+                    </a:xfrm>
+                    <a:prstGeom prst="rect">
+                      <a:avLst/>
+                    </a:prstGeom>
+                  </pic:spPr>
+                </pic:pic>
+              </a:graphicData>
+            </a:graphic>
+          </wp:inline>
+        </w:drawing>
+      </w:r>
+    </w:p>
+    <w:p>
+      <w:pPr>
+        <w:spacing w:after="0"/>
+        <w:rPr>
+          <w:rFonts w:ascii="Times New Roman" w:hAnsi="Times New Roman"/>
+        </w:rPr>
+      </w:pPr>
+      <w:r>
+        <w:rPr>
+          <w:rFonts w:ascii="Times New Roman" w:hAnsi="Times New Roman"/>
+        </w:rPr>
+        <w:drawing>
+          <wp:inline distT="0" distB="0" distL="0" distR="0" wp14:anchorId="36546248" wp14:editId="57858E26">
+            <wp:extent cx="4413504" cy="3611049"/>
+            <wp:effectExtent l="0" t="0" r="6350" b="8890"/>
+            <wp:docPr id="20" name="Рисунок 20"/>
+            <wp:cNvGraphicFramePr>
+              <a:graphicFrameLocks xmlns:a="http://schemas.openxmlformats.org/drawingml/2006/main" noChangeAspect="1"/>
+            </wp:cNvGraphicFramePr>
+            <a:graphic xmlns:a="http://schemas.openxmlformats.org/drawingml/2006/main">
+              <a:graphicData uri="http://schemas.openxmlformats.org/drawingml/2006/picture">
+                <pic:pic xmlns:pic="http://schemas.openxmlformats.org/drawingml/2006/picture">
+                  <pic:nvPicPr>
+                    <pic:cNvPr id="1" name=""/>
+                    <pic:cNvPicPr/>
+                  </pic:nvPicPr>
+                  <pic:blipFill>
+                    <a:blip r:embed="rId16"/>
+                    <a:stretch>
+                      <a:fillRect/>
+                    </a:stretch>
+                  </pic:blipFill>
+                  <pic:spPr>
+                    <a:xfrm>
+                      <a:off x="0" y="0"/>
+                      <a:ext cx="4420117" cy="3616460"/>
+                    </a:xfrm>
+                    <a:prstGeom prst="rect">
+                      <a:avLst/>
+                    </a:prstGeom>
+                  </pic:spPr>
+                </pic:pic>
+              </a:graphicData>
+            </a:graphic>
+          </wp:inline>
+        </w:drawing>
+      </w:r>
+    </w:p>
+    <w:p>
+      <w:pPr>
+        <w:spacing w:after="0"/>
+        <w:jc w:val="center"/>
+        <w:rPr>
+          <w:rFonts w:ascii="Times New Roman" w:hAnsi="Times New Roman"/>
+        </w:rPr>
+      </w:pPr>
+    </w:p>
+    <w:p>
+      <w:pPr>
+        <w:spacing w:after="0"/>
+        <w:jc w:val="center"/>
+        <w:rPr>
+          <w:rFonts w:ascii="Times New Roman" w:hAnsi="Times New Roman"/>
+        </w:rPr>
+      </w:pPr>
+    </w:p>
+    <w:p>
+      <w:pPr>
+        <w:spacing w:after="0"/>
+        <w:jc w:val="center"/>
+        <w:rPr>
+          <w:rFonts w:ascii="Times New Roman" w:hAnsi="Times New Roman"/>
+        </w:rPr>
+      </w:pPr>
+    </w:p>
+    <w:p>
+      <w:pPr>
+        <w:spacing w:after="0"/>
+        <w:rPr>
+          <w:rFonts w:ascii="Times New Roman" w:hAnsi="Times New Roman"/>
+        </w:rPr>
+      </w:pPr>
+      <w:r>
+        <w:rPr>
+          <w:rFonts w:ascii="Times New Roman" w:hAnsi="Times New Roman"/>
+          <w:b/>
+          <w:bCs/>
+        </w:rPr>
+        <w:t>Завдання 6.</w:t>
+      </w:r>
+      <w:r>
+        <w:rPr>
+          <w:rFonts w:ascii="Times New Roman" w:hAnsi="Times New Roman"/>
+        </w:rPr>
+        <w:t xml:space="preserve"> Дано множини А, Б, В, Г, Д, Е:</w:t>
+      </w:r>
+    </w:p>
+    <w:p>
+      <w:pPr>
+        <w:spacing w:after="0"/>
+        <w:jc w:val="center"/>
+        <w:rPr>
+          <w:rFonts w:ascii="Times New Roman" w:hAnsi="Times New Roman"/>
+        </w:rPr>
+      </w:pPr>
+      <w:r>
+        <w:rPr>
+          <w:rFonts w:ascii="Times New Roman" w:hAnsi="Times New Roman"/>
+        </w:rPr>
+        <w:drawing>
+          <wp:inline distT="0" distB="0" distL="0" distR="0" wp14:anchorId="12B5C7AB" wp14:editId="0B3EB73A">
+            <wp:extent cx="2615184" cy="1961388"/>
+            <wp:effectExtent l="0" t="0" r="0" b="1270"/>
+            <wp:docPr id="12" name="Рисунок 12"/>
+            <wp:cNvGraphicFramePr>
+              <a:graphicFrameLocks xmlns:a="http://schemas.openxmlformats.org/drawingml/2006/main" noChangeAspect="1"/>
+            </wp:cNvGraphicFramePr>
+            <a:graphic xmlns:a="http://schemas.openxmlformats.org/drawingml/2006/main">
+              <a:graphicData uri="http://schemas.openxmlformats.org/drawingml/2006/picture">
+                <pic:pic xmlns:pic="http://schemas.openxmlformats.org/drawingml/2006/picture">
+                  <pic:nvPicPr>
+                    <pic:cNvPr id="1" name=""/>
+                    <pic:cNvPicPr/>
+                  </pic:nvPicPr>
+                  <pic:blipFill>
+                    <a:blip r:embed="rId17"/>
+                    <a:stretch>
+                      <a:fillRect/>
+                    </a:stretch>
+                  </pic:blipFill>
+                  <pic:spPr>
+                    <a:xfrm>
+                      <a:off x="0" y="0"/>
+                      <a:ext cx="2623479" cy="1967610"/>
+                    </a:xfrm>
+                    <a:prstGeom prst="rect">
+                      <a:avLst/>
+                    </a:prstGeom>
+                  </pic:spPr>
+                </pic:pic>
+              </a:graphicData>
+            </a:graphic>
+          </wp:inline>
+        </w:drawing>
+      </w:r>
+    </w:p>
+    <w:p>
+      <w:pPr>
+        <w:spacing w:after="0"/>
+        <w:jc w:val="center"/>
+        <w:rPr>
+          <w:rFonts w:ascii="Times New Roman" w:hAnsi="Times New Roman"/>
+        </w:rPr>
+      </w:pPr>
+      <w:r>
+        <w:rPr>
+          <w:rFonts w:ascii="Times New Roman" w:hAnsi="Times New Roman"/>
+        </w:rPr>
+        <w:t>Визначте, які операції між відповідають цим областям. Запишіть результат у вигляді</w:t>
+      </w:r>
+    </w:p>
+    <w:p>
+      <w:pPr>
+        <w:spacing w:after="0"/>
+        <w:jc w:val="center"/>
+        <w:rPr>
+          <w:rFonts w:ascii="Times New Roman" w:hAnsi="Times New Roman"/>
+        </w:rPr>
+      </w:pPr>
+      <w:r>
+        <w:rPr>
+          <w:rFonts w:ascii="Times New Roman" w:hAnsi="Times New Roman"/>
+        </w:rPr>
+        <w:t xml:space="preserve">виразу з використанням операцій </w:t>
+      </w:r>
+      <w:r>
+        <w:rPr>
+          <w:rFonts w:ascii="Cambria Math" w:hAnsi="Cambria Math" w:cs="Cambria Math"/>
+        </w:rPr>
+        <w:t>∪</w:t>
+      </w:r>
+      <w:r>
+        <w:rPr>
+          <w:rFonts w:ascii="Times New Roman" w:hAnsi="Times New Roman"/>
+        </w:rPr>
+        <w:t>,∩,</w:t>
+      </w:r>
+      <w:r>
+        <w:rPr>
+          <w:rFonts w:ascii="Cambria Math" w:hAnsi="Cambria Math" w:cs="Cambria Math"/>
+        </w:rPr>
+        <w:t>∖</w:t>
+      </w:r>
+      <w:r>
+        <w:rPr>
+          <w:rFonts w:ascii="Times New Roman" w:hAnsi="Times New Roman"/>
+        </w:rPr>
+        <w:t>,Δ</w:t>
+      </w:r>
+    </w:p>
+    <w:p>
+      <w:pPr>
+        <w:spacing w:after="0"/>
+        <w:jc w:val="center"/>
+        <w:rPr>
+          <w:rFonts w:ascii="Times New Roman" w:hAnsi="Times New Roman"/>
+        </w:rPr>
+      </w:pPr>
+      <w:r>
+        <w:rPr>
+          <w:rFonts w:ascii="Times New Roman" w:hAnsi="Times New Roman"/>
+        </w:rPr>
+        <w:drawing>
+          <wp:inline distT="0" distB="0" distL="0" distR="0" wp14:anchorId="20C6BE13" wp14:editId="03BB8C0D">
+            <wp:extent cx="6299835" cy="3175635"/>
+            <wp:effectExtent l="0" t="0" r="5715" b="5715"/>
+            <wp:docPr id="17" name="Рисунок 17"/>
+            <wp:cNvGraphicFramePr>
+              <a:graphicFrameLocks xmlns:a="http://schemas.openxmlformats.org/drawingml/2006/main" noChangeAspect="1"/>
+            </wp:cNvGraphicFramePr>
+            <a:graphic xmlns:a="http://schemas.openxmlformats.org/drawingml/2006/main">
+              <a:graphicData uri="http://schemas.openxmlformats.org/drawingml/2006/picture">
+                <pic:pic xmlns:pic="http://schemas.openxmlformats.org/drawingml/2006/picture">
+                  <pic:nvPicPr>
+                    <pic:cNvPr id="1" name=""/>
+                    <pic:cNvPicPr/>
+                  </pic:nvPicPr>
+                  <pic:blipFill>
+                    <a:blip r:embed="rId18"/>
+                    <a:stretch>
+                      <a:fillRect/>
+                    </a:stretch>
+                  </pic:blipFill>
+                  <pic:spPr>
+                    <a:xfrm>
+                      <a:off x="0" y="0"/>
+                      <a:ext cx="6299835" cy="3175635"/>
+                    </a:xfrm>
+                    <a:prstGeom prst="rect">
+                      <a:avLst/>
+                    </a:prstGeom>
+                  </pic:spPr>
+                </pic:pic>
+              </a:graphicData>
+            </a:graphic>
+          </wp:inline>
+        </w:drawing>
+      </w:r>
+    </w:p>
+    <w:p>
+      <w:pPr>
+        <w:spacing w:after="0"/>
+        <w:rPr>
+          <w:rFonts w:ascii="Times New Roman" w:hAnsi="Times New Roman"/>
+        </w:rPr>
+      </w:pPr>
+      <w:r>
+        <w:rPr>
+          <w:rFonts w:ascii="Times New Roman" w:hAnsi="Times New Roman"/>
+        </w:rPr>
+        <w:drawing>
+          <wp:inline distT="0" distB="0" distL="0" distR="0" wp14:anchorId="4F0F6904" wp14:editId="1D3C9107">
+            <wp:extent cx="1991003" cy="1219370"/>
+            <wp:effectExtent l="0" t="0" r="9525" b="0"/>
+            <wp:docPr id="14" name="Рисунок 14"/>
+            <wp:cNvGraphicFramePr>
+              <a:graphicFrameLocks xmlns:a="http://schemas.openxmlformats.org/drawingml/2006/main" noChangeAspect="1"/>
+            </wp:cNvGraphicFramePr>
+            <a:graphic xmlns:a="http://schemas.openxmlformats.org/drawingml/2006/main">
+              <a:graphicData uri="http://schemas.openxmlformats.org/drawingml/2006/picture">
+                <pic:pic xmlns:pic="http://schemas.openxmlformats.org/drawingml/2006/picture">
+                  <pic:nvPicPr>
+                    <pic:cNvPr id="1" name=""/>
+                    <pic:cNvPicPr/>
+                  </pic:nvPicPr>
+                  <pic:blipFill>
+                    <a:blip r:embed="rId19"/>
+                    <a:stretch>
+                      <a:fillRect/>
+                    </a:stretch>
+                  </pic:blipFill>
+                  <pic:spPr>
+                    <a:xfrm>
+                      <a:off x="0" y="0"/>
+                      <a:ext cx="1991003" cy="1219370"/>
+                    </a:xfrm>
+                    <a:prstGeom prst="rect">
+                      <a:avLst/>
+                    </a:prstGeom>
+                  </pic:spPr>
+                </pic:pic>
+              </a:graphicData>
+            </a:graphic>
+          </wp:inline>
+        </w:drawing>
+      </w:r>
+    </w:p>
+    <w:p>
+      <w:pPr>
+        <w:spacing w:after="0"/>
+        <w:rPr>
+          <w:rFonts w:ascii="Times New Roman" w:hAnsi="Times New Roman"/>
+        </w:rPr>
+      </w:pPr>
+      <w:proofErr w:type="spellStart"/>
+      <w:r>
+        <w:rPr>
+          <w:rFonts w:ascii="Times New Roman" w:hAnsi="Times New Roman"/>
+        </w:rPr>
+        <w:t>const</w:t>
+      </w:r>
+      <w:proofErr w:type="spellEnd"/>
+      <w:r>
+        <w:rPr>
+          <w:rFonts w:ascii="Times New Roman" w:hAnsi="Times New Roman"/>
+        </w:rPr>
+        <w:t xml:space="preserve"> A = [1, 3, 5, 7, 9];</w:t>
+      </w:r>
+    </w:p>
+    <w:p>
+      <w:pPr>
+        <w:spacing w:after="0"/>
+        <w:rPr>
+          <w:rFonts w:ascii="Times New Roman" w:hAnsi="Times New Roman"/>
+        </w:rPr>
+      </w:pPr>
+      <w:proofErr w:type="spellStart"/>
+      <w:r>
+        <w:rPr>
+          <w:rFonts w:ascii="Times New Roman" w:hAnsi="Times New Roman"/>
+        </w:rPr>
+        <w:t>const</w:t>
+      </w:r>
+      <w:proofErr w:type="spellEnd"/>
+      <w:r>
+        <w:rPr>
+          <w:rFonts w:ascii="Times New Roman" w:hAnsi="Times New Roman"/>
+        </w:rPr>
+        <w:t xml:space="preserve"> Б = [2, 4, 6, 8, 10];</w:t>
+      </w:r>
+    </w:p>
+    <w:p>
+      <w:pPr>
+        <w:spacing w:after="0"/>
+        <w:rPr>
+          <w:rFonts w:ascii="Times New Roman" w:hAnsi="Times New Roman"/>
+        </w:rPr>
+      </w:pPr>
+    </w:p>
+    <w:p>
+      <w:pPr>
+        <w:spacing w:after="0"/>
+        <w:rPr>
+          <w:rFonts w:ascii="Times New Roman" w:hAnsi="Times New Roman"/>
+        </w:rPr>
+      </w:pPr>
+      <w:proofErr w:type="spellStart"/>
+      <w:r>
+        <w:rPr>
+          <w:rFonts w:ascii="Times New Roman" w:hAnsi="Times New Roman"/>
+        </w:rPr>
+        <w:t>const</w:t>
+      </w:r>
+      <w:proofErr w:type="spellEnd"/>
+      <w:r>
+        <w:rPr>
+          <w:rFonts w:ascii="Times New Roman" w:hAnsi="Times New Roman"/>
+        </w:rPr>
+        <w:t xml:space="preserve"> Д = [1, 2, 3, 4, 5, 6];</w:t>
+      </w:r>
+    </w:p>
+    <w:p>
+      <w:pPr>
+        <w:spacing w:after="0"/>
+        <w:rPr>
+          <w:rFonts w:ascii="Times New Roman" w:hAnsi="Times New Roman"/>
+        </w:rPr>
+      </w:pPr>
+      <w:proofErr w:type="spellStart"/>
+      <w:r>
+        <w:rPr>
+          <w:rFonts w:ascii="Times New Roman" w:hAnsi="Times New Roman"/>
+        </w:rPr>
+        <w:t>const</w:t>
+      </w:r>
+      <w:proofErr w:type="spellEnd"/>
+      <w:r>
+        <w:rPr>
+          <w:rFonts w:ascii="Times New Roman" w:hAnsi="Times New Roman"/>
+        </w:rPr>
+        <w:t xml:space="preserve"> Е = [5, 6, 7, 8, 9, 10];</w:t>
+      </w:r>
+    </w:p>
+    <w:p>
+      <w:pPr>
+        <w:spacing w:after="0"/>
+        <w:rPr>
+          <w:rFonts w:ascii="Times New Roman" w:hAnsi="Times New Roman"/>
+        </w:rPr>
+      </w:pPr>
+    </w:p>
+    <w:p>
+      <w:pPr>
+        <w:spacing w:after="0"/>
+        <w:rPr>
+          <w:rFonts w:ascii="Times New Roman" w:hAnsi="Times New Roman"/>
+        </w:rPr>
+      </w:pPr>
+      <w:proofErr w:type="spellStart"/>
+      <w:r>
+        <w:rPr>
+          <w:rFonts w:ascii="Times New Roman" w:hAnsi="Times New Roman"/>
+        </w:rPr>
+        <w:t>function</w:t>
+      </w:r>
+      <w:proofErr w:type="spellEnd"/>
+      <w:r>
+        <w:rPr>
+          <w:rFonts w:ascii="Times New Roman" w:hAnsi="Times New Roman"/>
+        </w:rPr>
+        <w:t xml:space="preserve"> перетин(a, b) {</w:t>
+      </w:r>
+    </w:p>
+    <w:p>
+      <w:pPr>
+        <w:spacing w:after="0"/>
+        <w:rPr>
+          <w:rFonts w:ascii="Times New Roman" w:hAnsi="Times New Roman"/>
+        </w:rPr>
+      </w:pPr>
+      <w:r>
+        <w:rPr>
+          <w:rFonts w:ascii="Times New Roman" w:hAnsi="Times New Roman"/>
+        </w:rPr>
+        <w:t xml:space="preserve">    </w:t>
+      </w:r>
+      <w:proofErr w:type="spellStart"/>
+      <w:r>
+        <w:rPr>
+          <w:rFonts w:ascii="Times New Roman" w:hAnsi="Times New Roman"/>
+        </w:rPr>
+        <w:t>return</w:t>
+      </w:r>
+      <w:proofErr w:type="spellEnd"/>
+      <w:r>
+        <w:rPr>
+          <w:rFonts w:ascii="Times New Roman" w:hAnsi="Times New Roman"/>
+        </w:rPr>
+        <w:t xml:space="preserve"> </w:t>
+      </w:r>
+      <w:proofErr w:type="spellStart"/>
+      <w:r>
+        <w:rPr>
+          <w:rFonts w:ascii="Times New Roman" w:hAnsi="Times New Roman"/>
+        </w:rPr>
+        <w:t>a.filter</w:t>
+      </w:r>
+      <w:proofErr w:type="spellEnd"/>
+      <w:r>
+        <w:rPr>
+          <w:rFonts w:ascii="Times New Roman" w:hAnsi="Times New Roman"/>
+        </w:rPr>
+        <w:t xml:space="preserve">(x =&gt; </w:t>
+      </w:r>
+      <w:proofErr w:type="spellStart"/>
+      <w:r>
+        <w:rPr>
+          <w:rFonts w:ascii="Times New Roman" w:hAnsi="Times New Roman"/>
+        </w:rPr>
+        <w:t>b.includes</w:t>
+      </w:r>
+      <w:proofErr w:type="spellEnd"/>
+      <w:r>
+        <w:rPr>
+          <w:rFonts w:ascii="Times New Roman" w:hAnsi="Times New Roman"/>
+        </w:rPr>
+        <w:t>(x));</w:t>
+      </w:r>
+    </w:p>
+    <w:p>
+      <w:pPr>
+        <w:spacing w:after="0"/>
+        <w:rPr>
+          <w:rFonts w:ascii="Times New Roman" w:hAnsi="Times New Roman"/>
+        </w:rPr>
+      </w:pPr>
+      <w:r>
+        <w:rPr>
+          <w:rFonts w:ascii="Times New Roman" w:hAnsi="Times New Roman"/>
+        </w:rPr>
+        <w:t>}</w:t>
+      </w:r>
+    </w:p>
+    <w:p>
+      <w:pPr>
+        <w:spacing w:after="0"/>
+        <w:rPr>
+          <w:rFonts w:ascii="Times New Roman" w:hAnsi="Times New Roman"/>
+        </w:rPr>
+      </w:pPr>
+    </w:p>
+    <w:p>
+      <w:pPr>
+        <w:spacing w:after="0"/>
+        <w:rPr>
+          <w:rFonts w:ascii="Times New Roman" w:hAnsi="Times New Roman"/>
+        </w:rPr>
+      </w:pPr>
+      <w:proofErr w:type="spellStart"/>
+      <w:r>
+        <w:rPr>
+          <w:rFonts w:ascii="Times New Roman" w:hAnsi="Times New Roman"/>
+        </w:rPr>
+        <w:t>function</w:t>
+      </w:r>
+      <w:proofErr w:type="spellEnd"/>
+      <w:r>
+        <w:rPr>
+          <w:rFonts w:ascii="Times New Roman" w:hAnsi="Times New Roman"/>
+        </w:rPr>
+        <w:t xml:space="preserve"> різниця(a, b) {</w:t>
+      </w:r>
+    </w:p>
+    <w:p>
+      <w:pPr>
+        <w:spacing w:after="0"/>
+        <w:rPr>
+          <w:rFonts w:ascii="Times New Roman" w:hAnsi="Times New Roman"/>
+        </w:rPr>
+      </w:pPr>
+      <w:r>
+        <w:rPr>
+          <w:rFonts w:ascii="Times New Roman" w:hAnsi="Times New Roman"/>
+        </w:rPr>
+        <w:t xml:space="preserve">    </w:t>
+      </w:r>
+      <w:proofErr w:type="spellStart"/>
+      <w:r>
+        <w:rPr>
+          <w:rFonts w:ascii="Times New Roman" w:hAnsi="Times New Roman"/>
+        </w:rPr>
+        <w:t>return</w:t>
+      </w:r>
+      <w:proofErr w:type="spellEnd"/>
+      <w:r>
+        <w:rPr>
+          <w:rFonts w:ascii="Times New Roman" w:hAnsi="Times New Roman"/>
+        </w:rPr>
+        <w:t xml:space="preserve"> </w:t>
+      </w:r>
+      <w:proofErr w:type="spellStart"/>
+      <w:r>
+        <w:rPr>
+          <w:rFonts w:ascii="Times New Roman" w:hAnsi="Times New Roman"/>
+        </w:rPr>
+        <w:t>a.filter</w:t>
+      </w:r>
+      <w:proofErr w:type="spellEnd"/>
+      <w:r>
+        <w:rPr>
+          <w:rFonts w:ascii="Times New Roman" w:hAnsi="Times New Roman"/>
+        </w:rPr>
+        <w:t>(x =&gt; !</w:t>
+      </w:r>
+      <w:proofErr w:type="spellStart"/>
+      <w:r>
+        <w:rPr>
+          <w:rFonts w:ascii="Times New Roman" w:hAnsi="Times New Roman"/>
+        </w:rPr>
+        <w:t>b.includes</w:t>
+      </w:r>
+      <w:proofErr w:type="spellEnd"/>
+      <w:r>
+        <w:rPr>
+          <w:rFonts w:ascii="Times New Roman" w:hAnsi="Times New Roman"/>
+        </w:rPr>
+        <w:t>(x));</w:t>
+      </w:r>
+    </w:p>
+    <w:p>
+      <w:pPr>
+        <w:spacing w:after="0"/>
+        <w:rPr>
+          <w:rFonts w:ascii="Times New Roman" w:hAnsi="Times New Roman"/>
+        </w:rPr>
+      </w:pPr>
+      <w:r>
+        <w:rPr>
+          <w:rFonts w:ascii="Times New Roman" w:hAnsi="Times New Roman"/>
+        </w:rPr>
+        <w:t>}</w:t>
+      </w:r>
+    </w:p>
+    <w:p>
+      <w:pPr>
+        <w:spacing w:after="0"/>
+        <w:rPr>
+          <w:rFonts w:ascii="Times New Roman" w:hAnsi="Times New Roman"/>
+        </w:rPr>
+      </w:pPr>
+    </w:p>
+    <w:p>
+      <w:pPr>
+        <w:spacing w:after="0"/>
+        <w:rPr>
+          <w:rFonts w:ascii="Times New Roman" w:hAnsi="Times New Roman"/>
+        </w:rPr>
+      </w:pPr>
+      <w:proofErr w:type="spellStart"/>
+      <w:r>
+        <w:rPr>
+          <w:rFonts w:ascii="Times New Roman" w:hAnsi="Times New Roman"/>
+        </w:rPr>
+        <w:lastRenderedPageBreak/>
+        <w:t>function</w:t>
+      </w:r>
+      <w:proofErr w:type="spellEnd"/>
+      <w:r>
+        <w:rPr>
+          <w:rFonts w:ascii="Times New Roman" w:hAnsi="Times New Roman"/>
+        </w:rPr>
+        <w:t xml:space="preserve"> поєднати(a, b) {</w:t>
+      </w:r>
+    </w:p>
+    <w:p>
+      <w:pPr>
+        <w:spacing w:after="0"/>
+        <w:rPr>
+          <w:rFonts w:ascii="Times New Roman" w:hAnsi="Times New Roman"/>
+        </w:rPr>
+      </w:pPr>
+      <w:r>
+        <w:rPr>
+          <w:rFonts w:ascii="Times New Roman" w:hAnsi="Times New Roman"/>
+        </w:rPr>
+        <w:t xml:space="preserve">    </w:t>
+      </w:r>
+      <w:proofErr w:type="spellStart"/>
+      <w:r>
+        <w:rPr>
+          <w:rFonts w:ascii="Times New Roman" w:hAnsi="Times New Roman"/>
+        </w:rPr>
+        <w:t>return</w:t>
+      </w:r>
+      <w:proofErr w:type="spellEnd"/>
+      <w:r>
+        <w:rPr>
+          <w:rFonts w:ascii="Times New Roman" w:hAnsi="Times New Roman"/>
+        </w:rPr>
+        <w:t xml:space="preserve"> [...</w:t>
+      </w:r>
+      <w:proofErr w:type="spellStart"/>
+      <w:r>
+        <w:rPr>
+          <w:rFonts w:ascii="Times New Roman" w:hAnsi="Times New Roman"/>
+        </w:rPr>
+        <w:t>new</w:t>
+      </w:r>
+      <w:proofErr w:type="spellEnd"/>
+      <w:r>
+        <w:rPr>
+          <w:rFonts w:ascii="Times New Roman" w:hAnsi="Times New Roman"/>
+        </w:rPr>
+        <w:t xml:space="preserve"> </w:t>
+      </w:r>
+      <w:proofErr w:type="spellStart"/>
+      <w:r>
+        <w:rPr>
+          <w:rFonts w:ascii="Times New Roman" w:hAnsi="Times New Roman"/>
+        </w:rPr>
+        <w:t>Set</w:t>
+      </w:r>
+      <w:proofErr w:type="spellEnd"/>
+      <w:r>
+        <w:rPr>
+          <w:rFonts w:ascii="Times New Roman" w:hAnsi="Times New Roman"/>
+        </w:rPr>
+        <w:t>(</w:t>
+      </w:r>
+      <w:proofErr w:type="spellStart"/>
+      <w:r>
+        <w:rPr>
+          <w:rFonts w:ascii="Times New Roman" w:hAnsi="Times New Roman"/>
+        </w:rPr>
+        <w:t>a.concat</w:t>
+      </w:r>
+      <w:proofErr w:type="spellEnd"/>
+      <w:r>
+        <w:rPr>
+          <w:rFonts w:ascii="Times New Roman" w:hAnsi="Times New Roman"/>
+        </w:rPr>
+        <w:t>(b))].</w:t>
+      </w:r>
+      <w:proofErr w:type="spellStart"/>
+      <w:r>
+        <w:rPr>
+          <w:rFonts w:ascii="Times New Roman" w:hAnsi="Times New Roman"/>
+        </w:rPr>
+        <w:t>sort</w:t>
+      </w:r>
+      <w:proofErr w:type="spellEnd"/>
+      <w:r>
+        <w:rPr>
+          <w:rFonts w:ascii="Times New Roman" w:hAnsi="Times New Roman"/>
+        </w:rPr>
+        <w:t>((x, y) =&gt; x - y);</w:t>
+      </w:r>
+    </w:p>
+    <w:p>
+      <w:pPr>
+        <w:spacing w:after="0"/>
+        <w:rPr>
+          <w:rFonts w:ascii="Times New Roman" w:hAnsi="Times New Roman"/>
+        </w:rPr>
+      </w:pPr>
+      <w:r>
+        <w:rPr>
+          <w:rFonts w:ascii="Times New Roman" w:hAnsi="Times New Roman"/>
+        </w:rPr>
+        <w:t>}</w:t>
+      </w:r>
+    </w:p>
+    <w:p>
+      <w:pPr>
+        <w:spacing w:after="0"/>
+        <w:rPr>
+          <w:rFonts w:ascii="Times New Roman" w:hAnsi="Times New Roman"/>
+        </w:rPr>
+      </w:pPr>
+    </w:p>
+    <w:p>
+      <w:pPr>
+        <w:spacing w:after="0"/>
+        <w:rPr>
+          <w:rFonts w:ascii="Times New Roman" w:hAnsi="Times New Roman"/>
+        </w:rPr>
+      </w:pPr>
+      <w:proofErr w:type="spellStart"/>
+      <w:r>
+        <w:rPr>
+          <w:rFonts w:ascii="Times New Roman" w:hAnsi="Times New Roman"/>
+        </w:rPr>
+        <w:t>function</w:t>
+      </w:r>
+      <w:proofErr w:type="spellEnd"/>
+      <w:r>
+        <w:rPr>
+          <w:rFonts w:ascii="Times New Roman" w:hAnsi="Times New Roman"/>
+        </w:rPr>
+        <w:t xml:space="preserve"> </w:t>
+      </w:r>
+      <w:proofErr w:type="spellStart"/>
+      <w:r>
+        <w:rPr>
+          <w:rFonts w:ascii="Times New Roman" w:hAnsi="Times New Roman"/>
+        </w:rPr>
+        <w:t>симетричнаРізниця</w:t>
+      </w:r>
+      <w:proofErr w:type="spellEnd"/>
+      <w:r>
+        <w:rPr>
+          <w:rFonts w:ascii="Times New Roman" w:hAnsi="Times New Roman"/>
+        </w:rPr>
+        <w:t>(a, b) {</w:t>
+      </w:r>
+    </w:p>
+    <w:p>
+      <w:pPr>
+        <w:spacing w:after="0"/>
+        <w:rPr>
+          <w:rFonts w:ascii="Times New Roman" w:hAnsi="Times New Roman"/>
+        </w:rPr>
+      </w:pPr>
+      <w:r>
+        <w:rPr>
+          <w:rFonts w:ascii="Times New Roman" w:hAnsi="Times New Roman"/>
+        </w:rPr>
+        <w:t xml:space="preserve">    </w:t>
+      </w:r>
+      <w:proofErr w:type="spellStart"/>
+      <w:r>
+        <w:rPr>
+          <w:rFonts w:ascii="Times New Roman" w:hAnsi="Times New Roman"/>
+        </w:rPr>
+        <w:t>return</w:t>
+      </w:r>
+      <w:proofErr w:type="spellEnd"/>
+      <w:r>
+        <w:rPr>
+          <w:rFonts w:ascii="Times New Roman" w:hAnsi="Times New Roman"/>
+        </w:rPr>
+        <w:t xml:space="preserve"> поєднати(</w:t>
+      </w:r>
+    </w:p>
+    <w:p>
+      <w:pPr>
+        <w:spacing w:after="0"/>
+        <w:rPr>
+          <w:rFonts w:ascii="Times New Roman" w:hAnsi="Times New Roman"/>
+        </w:rPr>
+      </w:pPr>
+      <w:r>
+        <w:rPr>
+          <w:rFonts w:ascii="Times New Roman" w:hAnsi="Times New Roman"/>
+        </w:rPr>
+        <w:t xml:space="preserve">        різниця(a, b),</w:t>
+      </w:r>
+    </w:p>
+    <w:p>
+      <w:pPr>
+        <w:spacing w:after="0"/>
+        <w:rPr>
+          <w:rFonts w:ascii="Times New Roman" w:hAnsi="Times New Roman"/>
+        </w:rPr>
+      </w:pPr>
+      <w:r>
+        <w:rPr>
+          <w:rFonts w:ascii="Times New Roman" w:hAnsi="Times New Roman"/>
+        </w:rPr>
+        <w:t xml:space="preserve">        різниця(b, a)</w:t>
+      </w:r>
+    </w:p>
+    <w:p>
+      <w:pPr>
+        <w:spacing w:after="0"/>
+        <w:rPr>
+          <w:rFonts w:ascii="Times New Roman" w:hAnsi="Times New Roman"/>
+        </w:rPr>
+      </w:pPr>
+      <w:r>
+        <w:rPr>
+          <w:rFonts w:ascii="Times New Roman" w:hAnsi="Times New Roman"/>
+        </w:rPr>
+        <w:t xml:space="preserve">    );</w:t>
+      </w:r>
+    </w:p>
+    <w:p>
+      <w:pPr>
+        <w:spacing w:after="0"/>
+        <w:rPr>
+          <w:rFonts w:ascii="Times New Roman" w:hAnsi="Times New Roman"/>
+        </w:rPr>
+      </w:pPr>
+      <w:r>
+        <w:rPr>
+          <w:rFonts w:ascii="Times New Roman" w:hAnsi="Times New Roman"/>
+        </w:rPr>
+        <w:t>}</w:t>
+      </w:r>
+    </w:p>
+    <w:p>
+      <w:pPr>
+        <w:spacing w:after="0"/>
+        <w:rPr>
+          <w:rFonts w:ascii="Times New Roman" w:hAnsi="Times New Roman"/>
+        </w:rPr>
+      </w:pPr>
+    </w:p>
+    <w:p>
+      <w:pPr>
+        <w:spacing w:after="0"/>
+        <w:rPr>
+          <w:rFonts w:ascii="Times New Roman" w:hAnsi="Times New Roman"/>
+        </w:rPr>
+      </w:pPr>
+      <w:r>
+        <w:rPr>
+          <w:rFonts w:ascii="Times New Roman" w:hAnsi="Times New Roman"/>
+        </w:rPr>
+        <w:t xml:space="preserve">// (A </w:t>
+      </w:r>
+      <w:r>
+        <w:rPr>
+          <w:rFonts w:ascii="Cambria Math" w:hAnsi="Cambria Math" w:cs="Cambria Math"/>
+        </w:rPr>
+        <w:t>∪</w:t>
+      </w:r>
+      <w:r>
+        <w:rPr>
+          <w:rFonts w:ascii="Times New Roman" w:hAnsi="Times New Roman"/>
+        </w:rPr>
+        <w:t xml:space="preserve"> Б)</w:t>
+      </w:r>
+    </w:p>
+    <w:p>
+      <w:pPr>
+        <w:spacing w:after="0"/>
+        <w:rPr>
+          <w:rFonts w:ascii="Times New Roman" w:hAnsi="Times New Roman"/>
+        </w:rPr>
+      </w:pPr>
+      <w:proofErr w:type="spellStart"/>
+      <w:r>
+        <w:rPr>
+          <w:rFonts w:ascii="Times New Roman" w:hAnsi="Times New Roman"/>
+        </w:rPr>
+        <w:t>const</w:t>
+      </w:r>
+      <w:proofErr w:type="spellEnd"/>
+      <w:r>
+        <w:rPr>
+          <w:rFonts w:ascii="Times New Roman" w:hAnsi="Times New Roman"/>
+        </w:rPr>
+        <w:t xml:space="preserve"> крок1 = поєднати(A, Б);</w:t>
+      </w:r>
+    </w:p>
+    <w:p>
+      <w:pPr>
+        <w:spacing w:after="0"/>
+        <w:rPr>
+          <w:rFonts w:ascii="Times New Roman" w:hAnsi="Times New Roman"/>
+        </w:rPr>
+      </w:pPr>
+    </w:p>
+    <w:p>
+      <w:pPr>
+        <w:spacing w:after="0"/>
+        <w:rPr>
+          <w:rFonts w:ascii="Times New Roman" w:hAnsi="Times New Roman"/>
+        </w:rPr>
+      </w:pPr>
+      <w:r>
+        <w:rPr>
+          <w:rFonts w:ascii="Times New Roman" w:hAnsi="Times New Roman"/>
+        </w:rPr>
+        <w:t>// (Д Δ Е)</w:t>
+      </w:r>
+    </w:p>
+    <w:p>
+      <w:pPr>
+        <w:spacing w:after="0"/>
+        <w:rPr>
+          <w:rFonts w:ascii="Times New Roman" w:hAnsi="Times New Roman"/>
+        </w:rPr>
+      </w:pPr>
+      <w:proofErr w:type="spellStart"/>
+      <w:r>
+        <w:rPr>
+          <w:rFonts w:ascii="Times New Roman" w:hAnsi="Times New Roman"/>
+        </w:rPr>
+        <w:t>const</w:t>
+      </w:r>
+      <w:proofErr w:type="spellEnd"/>
+      <w:r>
+        <w:rPr>
+          <w:rFonts w:ascii="Times New Roman" w:hAnsi="Times New Roman"/>
+        </w:rPr>
+        <w:t xml:space="preserve"> крок2 = </w:t>
+      </w:r>
+      <w:proofErr w:type="spellStart"/>
+      <w:r>
+        <w:rPr>
+          <w:rFonts w:ascii="Times New Roman" w:hAnsi="Times New Roman"/>
+        </w:rPr>
+        <w:t>симетричнаРізниця</w:t>
+      </w:r>
+      <w:proofErr w:type="spellEnd"/>
+      <w:r>
+        <w:rPr>
+          <w:rFonts w:ascii="Times New Roman" w:hAnsi="Times New Roman"/>
+        </w:rPr>
+        <w:t>(Д, Е);</w:t>
+      </w:r>
+    </w:p>
+    <w:p>
+      <w:pPr>
+        <w:spacing w:after="0"/>
+        <w:rPr>
+          <w:rFonts w:ascii="Times New Roman" w:hAnsi="Times New Roman"/>
+        </w:rPr>
+      </w:pPr>
+    </w:p>
+    <w:p>
+      <w:pPr>
+        <w:spacing w:after="0"/>
+        <w:rPr>
+          <w:rFonts w:ascii="Times New Roman" w:hAnsi="Times New Roman"/>
+        </w:rPr>
+      </w:pPr>
+      <w:r>
+        <w:rPr>
+          <w:rFonts w:ascii="Times New Roman" w:hAnsi="Times New Roman"/>
+        </w:rPr>
+        <w:t xml:space="preserve">// (A </w:t>
+      </w:r>
+      <w:r>
+        <w:rPr>
+          <w:rFonts w:ascii="Cambria Math" w:hAnsi="Cambria Math" w:cs="Cambria Math"/>
+        </w:rPr>
+        <w:t>∪</w:t>
+      </w:r>
+      <w:r>
+        <w:rPr>
+          <w:rFonts w:ascii="Times New Roman" w:hAnsi="Times New Roman"/>
+        </w:rPr>
+        <w:t xml:space="preserve"> Б) ∩ (Д Δ Е)</w:t>
+      </w:r>
+    </w:p>
+    <w:p>
+      <w:pPr>
+        <w:spacing w:after="0"/>
+        <w:rPr>
+          <w:rFonts w:ascii="Times New Roman" w:hAnsi="Times New Roman"/>
+        </w:rPr>
+      </w:pPr>
+      <w:proofErr w:type="spellStart"/>
+      <w:r>
+        <w:rPr>
+          <w:rFonts w:ascii="Times New Roman" w:hAnsi="Times New Roman"/>
+        </w:rPr>
+        <w:t>const</w:t>
+      </w:r>
+      <w:proofErr w:type="spellEnd"/>
+      <w:r>
+        <w:rPr>
+          <w:rFonts w:ascii="Times New Roman" w:hAnsi="Times New Roman"/>
+        </w:rPr>
+        <w:t xml:space="preserve"> крок3 = перетин(крок1, крок2);</w:t>
+      </w:r>
+    </w:p>
+    <w:p>
+      <w:pPr>
+        <w:spacing w:after="0"/>
+        <w:rPr>
+          <w:rFonts w:ascii="Times New Roman" w:hAnsi="Times New Roman"/>
+        </w:rPr>
+      </w:pPr>
+    </w:p>
+    <w:p>
+      <w:pPr>
+        <w:spacing w:after="0"/>
+        <w:rPr>
+          <w:rFonts w:ascii="Times New Roman" w:hAnsi="Times New Roman"/>
+        </w:rPr>
+      </w:pPr>
+      <w:r>
+        <w:rPr>
+          <w:rFonts w:ascii="Times New Roman" w:hAnsi="Times New Roman"/>
+        </w:rPr>
+        <w:t>// Д ∩ Е</w:t>
+      </w:r>
+    </w:p>
+    <w:p>
+      <w:pPr>
+        <w:spacing w:after="0"/>
+        <w:rPr>
+          <w:rFonts w:ascii="Times New Roman" w:hAnsi="Times New Roman"/>
+        </w:rPr>
+      </w:pPr>
+      <w:proofErr w:type="spellStart"/>
+      <w:r>
+        <w:rPr>
+          <w:rFonts w:ascii="Times New Roman" w:hAnsi="Times New Roman"/>
+        </w:rPr>
+        <w:t>const</w:t>
+      </w:r>
+      <w:proofErr w:type="spellEnd"/>
+      <w:r>
+        <w:rPr>
+          <w:rFonts w:ascii="Times New Roman" w:hAnsi="Times New Roman"/>
+        </w:rPr>
+        <w:t xml:space="preserve"> крок4 = перетин(Д, Е);</w:t>
+      </w:r>
+    </w:p>
+    <w:p>
+      <w:pPr>
+        <w:spacing w:after="0"/>
+        <w:rPr>
+          <w:rFonts w:ascii="Times New Roman" w:hAnsi="Times New Roman"/>
+        </w:rPr>
+      </w:pPr>
+    </w:p>
+    <w:p>
+      <w:pPr>
+        <w:spacing w:after="0"/>
+        <w:rPr>
+          <w:rFonts w:ascii="Times New Roman" w:hAnsi="Times New Roman"/>
+        </w:rPr>
+      </w:pPr>
+      <w:r>
+        <w:rPr>
+          <w:rFonts w:ascii="Times New Roman" w:hAnsi="Times New Roman"/>
+        </w:rPr>
+        <w:t xml:space="preserve">// ((A </w:t>
+      </w:r>
+      <w:r>
+        <w:rPr>
+          <w:rFonts w:ascii="Cambria Math" w:hAnsi="Cambria Math" w:cs="Cambria Math"/>
+        </w:rPr>
+        <w:t>∪</w:t>
+      </w:r>
+      <w:r>
+        <w:rPr>
+          <w:rFonts w:ascii="Times New Roman" w:hAnsi="Times New Roman"/>
+        </w:rPr>
+        <w:t xml:space="preserve"> Б) ∩ (Д Δ Е)) </w:t>
+      </w:r>
+      <w:r>
+        <w:rPr>
+          <w:rFonts w:ascii="Cambria Math" w:hAnsi="Cambria Math" w:cs="Cambria Math"/>
+        </w:rPr>
+        <w:t>∪</w:t>
+      </w:r>
+      <w:r>
+        <w:rPr>
+          <w:rFonts w:ascii="Times New Roman" w:hAnsi="Times New Roman"/>
+        </w:rPr>
+        <w:t xml:space="preserve"> (Д ∩ Е)</w:t>
+      </w:r>
+    </w:p>
+    <w:p>
+      <w:pPr>
+        <w:spacing w:after="0"/>
+        <w:rPr>
+          <w:rFonts w:ascii="Times New Roman" w:hAnsi="Times New Roman"/>
+        </w:rPr>
+      </w:pPr>
+      <w:proofErr w:type="spellStart"/>
+      <w:r>
+        <w:rPr>
+          <w:rFonts w:ascii="Times New Roman" w:hAnsi="Times New Roman"/>
+        </w:rPr>
+        <w:t>const</w:t>
+      </w:r>
+      <w:proofErr w:type="spellEnd"/>
+      <w:r>
+        <w:rPr>
+          <w:rFonts w:ascii="Times New Roman" w:hAnsi="Times New Roman"/>
+        </w:rPr>
+        <w:t xml:space="preserve"> результат = поєднати(крок3, крок4);</w:t>
+      </w:r>
+    </w:p>
+    <w:p>
+      <w:pPr>
+        <w:spacing w:after="0"/>
+        <w:rPr>
+          <w:rFonts w:ascii="Times New Roman" w:hAnsi="Times New Roman"/>
+        </w:rPr>
+      </w:pPr>
+    </w:p>
+    <w:p>
+      <w:pPr>
+        <w:spacing w:after="0"/>
+        <w:rPr>
+          <w:rFonts w:ascii="Times New Roman" w:hAnsi="Times New Roman"/>
+        </w:rPr>
+      </w:pPr>
+      <w:r>
+        <w:rPr>
+          <w:rFonts w:ascii="Times New Roman" w:hAnsi="Times New Roman"/>
+        </w:rPr>
+        <w:t xml:space="preserve">console.log("A </w:t>
+      </w:r>
+      <w:r>
+        <w:rPr>
+          <w:rFonts w:ascii="Cambria Math" w:hAnsi="Cambria Math" w:cs="Cambria Math"/>
+        </w:rPr>
+        <w:t>∪</w:t>
+      </w:r>
+      <w:r>
+        <w:rPr>
+          <w:rFonts w:ascii="Times New Roman" w:hAnsi="Times New Roman"/>
+        </w:rPr>
+        <w:t xml:space="preserve"> Б =", крок1);</w:t>
+      </w:r>
+    </w:p>
+    <w:p>
+      <w:pPr>
+        <w:spacing w:after="0"/>
+        <w:rPr>
+          <w:rFonts w:ascii="Times New Roman" w:hAnsi="Times New Roman"/>
+        </w:rPr>
+      </w:pPr>
+      <w:r>
+        <w:rPr>
+          <w:rFonts w:ascii="Times New Roman" w:hAnsi="Times New Roman"/>
+        </w:rPr>
+        <w:t>console.log("Д Δ Е =", крок2);</w:t>
+      </w:r>
+    </w:p>
+    <w:p>
+      <w:pPr>
+        <w:spacing w:after="0"/>
+        <w:rPr>
+          <w:rFonts w:ascii="Times New Roman" w:hAnsi="Times New Roman"/>
+        </w:rPr>
+      </w:pPr>
+      <w:r>
+        <w:rPr>
+          <w:rFonts w:ascii="Times New Roman" w:hAnsi="Times New Roman"/>
+        </w:rPr>
+        <w:t xml:space="preserve">console.log("(A </w:t>
+      </w:r>
+      <w:r>
+        <w:rPr>
+          <w:rFonts w:ascii="Cambria Math" w:hAnsi="Cambria Math" w:cs="Cambria Math"/>
+        </w:rPr>
+        <w:t>∪</w:t>
+      </w:r>
+      <w:r>
+        <w:rPr>
+          <w:rFonts w:ascii="Times New Roman" w:hAnsi="Times New Roman"/>
+        </w:rPr>
+        <w:t xml:space="preserve"> Б) ∩ (Д Δ Е) =", крок3);</w:t>
+      </w:r>
+    </w:p>
+    <w:p>
+      <w:pPr>
+        <w:spacing w:after="0"/>
+        <w:rPr>
+          <w:rFonts w:ascii="Times New Roman" w:hAnsi="Times New Roman"/>
+        </w:rPr>
+      </w:pPr>
+      <w:r>
+        <w:rPr>
+          <w:rFonts w:ascii="Times New Roman" w:hAnsi="Times New Roman"/>
+        </w:rPr>
+        <w:t>console.log("Д ∩ Е =", крок4);</w:t>
+      </w:r>
+    </w:p>
+    <w:p>
+      <w:pPr>
+        <w:spacing w:after="0"/>
+        <w:rPr>
+          <w:rFonts w:ascii="Times New Roman" w:hAnsi="Times New Roman"/>
+        </w:rPr>
+      </w:pPr>
+      <w:r>
+        <w:rPr>
+          <w:rFonts w:ascii="Times New Roman" w:hAnsi="Times New Roman"/>
+        </w:rPr>
+        <w:t>console.log("Результат області №5 =", результат);</w:t>
+      </w:r>
+    </w:p>
+    <w:p>
+      <w:pPr>
+        <w:spacing w:after="0"/>
+        <w:rPr>
+          <w:rFonts w:ascii="Times New Roman" w:hAnsi="Times New Roman"/>
+        </w:rPr>
+      </w:pPr>
+    </w:p>
+    <w:p>
+      <w:pPr>
+        <w:spacing w:after="0"/>
+        <w:rPr>
+          <w:rFonts w:ascii="Times New Roman" w:hAnsi="Times New Roman"/>
+        </w:rPr>
+      </w:pPr>
+      <w:r>
+        <w:rPr>
+          <w:rFonts w:ascii="Times New Roman" w:hAnsi="Times New Roman"/>
+          <w:b/>
+          <w:bCs/>
+        </w:rPr>
+        <w:t xml:space="preserve">Завдання 7. </w:t>
+      </w:r>
+      <w:r>
+        <w:rPr>
+          <w:rFonts w:ascii="Times New Roman" w:hAnsi="Times New Roman"/>
+        </w:rPr>
+        <w:t>Спростити вираз, застосовуючи закони алгебри множин (у відповідь</w:t>
+      </w:r>
+      <w:r>
+        <w:rPr>
+          <w:rFonts w:ascii="Times New Roman" w:hAnsi="Times New Roman"/>
+          <w:lang w:val="ru-RU"/>
+        </w:rPr>
+        <w:t xml:space="preserve"> </w:t>
+      </w:r>
+      <w:r>
+        <w:rPr>
+          <w:rFonts w:ascii="Times New Roman" w:hAnsi="Times New Roman"/>
+        </w:rPr>
+        <w:t>множини можуть входити не більше одного разу)</w:t>
+      </w:r>
+    </w:p>
+    <w:p>
+      <w:pPr>
+        <w:spacing w:after="0"/>
+        <w:rPr>
+          <w:rFonts w:ascii="Times New Roman" w:hAnsi="Times New Roman"/>
+          <w:lang w:val="en-US"/>
+        </w:rPr>
+      </w:pPr>
+      <w:r>
+        <w:rPr>
+          <w:rFonts w:ascii="Times New Roman" w:hAnsi="Times New Roman"/>
+          <w:lang w:val="en-US"/>
+        </w:rPr>
+        <w:drawing>
+          <wp:inline distT="0" distB="0" distL="0" distR="0" wp14:anchorId="44F82EC2" wp14:editId="710C5369">
+            <wp:extent cx="6299835" cy="2872105"/>
+            <wp:effectExtent l="0" t="0" r="5715" b="4445"/>
+            <wp:docPr id="18" name="Рисунок 18"/>
+            <wp:cNvGraphicFramePr>
+              <a:graphicFrameLocks xmlns:a="http://schemas.openxmlformats.org/drawingml/2006/main" noChangeAspect="1"/>
+            </wp:cNvGraphicFramePr>
+            <a:graphic xmlns:a="http://schemas.openxmlformats.org/drawingml/2006/main">
+              <a:graphicData uri="http://schemas.openxmlformats.org/drawingml/2006/picture">
+                <pic:pic xmlns:pic="http://schemas.openxmlformats.org/drawingml/2006/picture">
+                  <pic:nvPicPr>
+                    <pic:cNvPr id="1" name=""/>
+                    <pic:cNvPicPr/>
+                  </pic:nvPicPr>
+                  <pic:blipFill>
+                    <a:blip r:embed="rId20"/>
+                    <a:stretch>
+                      <a:fillRect/>
+                    </a:stretch>
+                  </pic:blipFill>
+                  <pic:spPr>
+                    <a:xfrm>
+                      <a:off x="0" y="0"/>
+                      <a:ext cx="6299835" cy="2872105"/>
+                    </a:xfrm>
+                    <a:prstGeom prst="rect">
+                      <a:avLst/>
+                    </a:prstGeom>
+                  </pic:spPr>
+                </pic:pic>
+              </a:graphicData>
+            </a:graphic>
+          </wp:inline>
+        </w:drawing>
+      </w:r>
+    </w:p>
+    <w:p>
+      <w:pPr>
+        <w:spacing w:after="0"/>
+        <w:rPr>
+          <w:rFonts w:ascii="Times New Roman" w:hAnsi="Times New Roman"/>
+          <w:lang w:val="ru-RU"/>
+        </w:rPr>
+      </w:pPr>
+      <w:r>
+        <w:rPr>
+          <w:rFonts w:ascii="Times New Roman" w:hAnsi="Times New Roman"/>
+          <w:lang w:val="en-US"/>
+        </w:rPr>
+        <w:drawing>
+          <wp:inline distT="0" distB="0" distL="0" distR="0" wp14:anchorId="127051ED" wp14:editId="7A03A4B8">
+            <wp:extent cx="2353003" cy="209579"/>
+            <wp:effectExtent l="0" t="0" r="9525" b="0"/>
+            <wp:docPr id="16" name="Рисунок 16"/>
+            <wp:cNvGraphicFramePr>
+              <a:graphicFrameLocks xmlns:a="http://schemas.openxmlformats.org/drawingml/2006/main" noChangeAspect="1"/>
+            </wp:cNvGraphicFramePr>
+            <a:graphic xmlns:a="http://schemas.openxmlformats.org/drawingml/2006/main">
+              <a:graphicData uri="http://schemas.openxmlformats.org/drawingml/2006/picture">
+                <pic:pic xmlns:pic="http://schemas.openxmlformats.org/drawingml/2006/picture">
+                  <pic:nvPicPr>
+                    <pic:cNvPr id="1" name=""/>
+                    <pic:cNvPicPr/>
+                  </pic:nvPicPr>
+                  <pic:blipFill>
+                    <a:blip r:embed="rId21"/>
+                    <a:stretch>
+                      <a:fillRect/>
+                    </a:stretch>
+                  </pic:blipFill>
+                  <pic:spPr>
+                    <a:xfrm>
+                      <a:off x="0" y="0"/>
+                      <a:ext cx="2353003" cy="209579"/>
+                    </a:xfrm>
+                    <a:prstGeom prst="rect">
+                      <a:avLst/>
+                    </a:prstGeom>
+                  </pic:spPr>
+                </pic:pic>
+              </a:graphicData>
+            </a:graphic>
+          </wp:inline>
+        </w:drawing>
+      </w:r>
+    </w:p>
+    <w:p>
+      <w:pPr>
+        <w:spacing w:after="0"/>
+        <w:rPr>
+          <w:rFonts w:ascii="Times New Roman" w:hAnsi="Times New Roman"/>
+          <w:lang w:val="ru-RU"/>
+        </w:rPr>
+      </w:pPr>
+    </w:p>
+    <w:p>
+      <w:pPr>
+        <w:spacing w:after="0"/>
+        <w:rPr>
+          <w:rFonts w:ascii="Times New Roman" w:hAnsi="Times New Roman"/>
+          <w:lang w:val="ru-RU"/>
+        </w:rPr>
+      </w:pPr>
+    </w:p>
+    <w:p>
+      <w:pPr>
+        <w:spacing w:after="0"/>
+        <w:rPr>
+          <w:rFonts w:ascii="Times New Roman" w:hAnsi="Times New Roman"/>
+        </w:rPr>
+      </w:pPr>
+    </w:p>
+    <w:p>
+      <w:pPr>
+        <w:spacing w:after="0"/>
+        <w:rPr>
+          <w:rFonts w:ascii="Times New Roman" w:hAnsi="Times New Roman"/>
+          <w:lang w:val="en-US"/>
+        </w:rPr>
+      </w:pPr>
+      <w:r>
+        <w:rPr>
+          <w:rFonts w:ascii="Times New Roman" w:hAnsi="Times New Roman"/>
+          <w:lang w:val="en-US"/>
+        </w:rPr>
+        <w:t>const A = [1, 3, 5, 7, 9];</w:t>
+      </w:r>
+    </w:p>
+    <w:p>
+      <w:pPr>
+        <w:spacing w:after="0"/>
+        <w:rPr>
+          <w:rFonts w:ascii="Times New Roman" w:hAnsi="Times New Roman"/>
+          <w:lang w:val="en-US"/>
+        </w:rPr>
+      </w:pPr>
+      <w:r>
+        <w:rPr>
+          <w:rFonts w:ascii="Times New Roman" w:hAnsi="Times New Roman"/>
+          <w:lang w:val="en-US"/>
+        </w:rPr>
+        <w:t>const B = [2, 4, 6, 8, 10];</w:t>
+      </w:r>
+    </w:p>
+    <w:p>
+      <w:pPr>
+        <w:spacing w:after="0"/>
+        <w:rPr>
+          <w:rFonts w:ascii="Times New Roman" w:hAnsi="Times New Roman"/>
+          <w:lang w:val="en-US"/>
+        </w:rPr>
+      </w:pPr>
+    </w:p>
+    <w:p>
+      <w:pPr>
+        <w:spacing w:after="0"/>
+        <w:rPr>
+          <w:rFonts w:ascii="Times New Roman" w:hAnsi="Times New Roman"/>
+          <w:lang w:val="en-US"/>
+        </w:rPr>
+      </w:pPr>
+      <w:r>
+        <w:rPr>
+          <w:rFonts w:ascii="Times New Roman" w:hAnsi="Times New Roman"/>
+          <w:lang w:val="en-US"/>
+        </w:rPr>
+        <w:t xml:space="preserve">function </w:t>
+      </w:r>
+      <w:proofErr w:type="spellStart"/>
+      <w:proofErr w:type="gramStart"/>
+      <w:r>
+        <w:rPr>
+          <w:rFonts w:ascii="Times New Roman" w:hAnsi="Times New Roman"/>
+          <w:lang w:val="ru-RU"/>
+        </w:rPr>
+        <w:t>перетин</w:t>
+      </w:r>
+      <w:proofErr w:type="spellEnd"/>
+      <w:r>
+        <w:rPr>
+          <w:rFonts w:ascii="Times New Roman" w:hAnsi="Times New Roman"/>
+          <w:lang w:val="en-US"/>
+        </w:rPr>
+        <w:t>(</w:t>
+      </w:r>
+      <w:proofErr w:type="gramEnd"/>
+      <w:r>
+        <w:rPr>
+          <w:rFonts w:ascii="Times New Roman" w:hAnsi="Times New Roman"/>
+          <w:lang w:val="en-US"/>
+        </w:rPr>
+        <w:t>a, b) {</w:t>
+      </w:r>
+    </w:p>
+    <w:p>
+      <w:pPr>
+        <w:spacing w:after="0"/>
+        <w:rPr>
+          <w:rFonts w:ascii="Times New Roman" w:hAnsi="Times New Roman"/>
+          <w:lang w:val="en-US"/>
+        </w:rPr>
+      </w:pPr>
+      <w:r>
+        <w:rPr>
+          <w:rFonts w:ascii="Times New Roman" w:hAnsi="Times New Roman"/>
+          <w:lang w:val="en-US"/>
+        </w:rPr>
+        <w:t xml:space="preserve">    return </w:t>
+      </w:r>
+      <w:proofErr w:type="spellStart"/>
+      <w:proofErr w:type="gramStart"/>
+      <w:r>
+        <w:rPr>
+          <w:rFonts w:ascii="Times New Roman" w:hAnsi="Times New Roman"/>
+          <w:lang w:val="en-US"/>
+        </w:rPr>
+        <w:t>a.filter</w:t>
+      </w:r>
+      <w:proofErr w:type="spellEnd"/>
+      <w:proofErr w:type="gramEnd"/>
+      <w:r>
+        <w:rPr>
+          <w:rFonts w:ascii="Times New Roman" w:hAnsi="Times New Roman"/>
+          <w:lang w:val="en-US"/>
+        </w:rPr>
+        <w:t xml:space="preserve">(x =&gt; </w:t>
+      </w:r>
+      <w:proofErr w:type="spellStart"/>
+      <w:r>
+        <w:rPr>
+          <w:rFonts w:ascii="Times New Roman" w:hAnsi="Times New Roman"/>
+          <w:lang w:val="en-US"/>
+        </w:rPr>
+        <w:t>b.includes</w:t>
+      </w:r>
+      <w:proofErr w:type="spellEnd"/>
+      <w:r>
+        <w:rPr>
+          <w:rFonts w:ascii="Times New Roman" w:hAnsi="Times New Roman"/>
+          <w:lang w:val="en-US"/>
+        </w:rPr>
+        <w:t>(x));</w:t>
+      </w:r>
+    </w:p>
+    <w:p>
+      <w:pPr>
+        <w:spacing w:after="0"/>
+        <w:rPr>
+          <w:rFonts w:ascii="Times New Roman" w:hAnsi="Times New Roman"/>
+          <w:lang w:val="en-US"/>
+        </w:rPr>
+      </w:pPr>
+      <w:r>
+        <w:rPr>
+          <w:rFonts w:ascii="Times New Roman" w:hAnsi="Times New Roman"/>
+          <w:lang w:val="en-US"/>
+        </w:rPr>
+        <w:t>}</w:t>
+      </w:r>
+    </w:p>
+    <w:p>
+      <w:pPr>
+        <w:spacing w:after="0"/>
+        <w:rPr>
+          <w:rFonts w:ascii="Times New Roman" w:hAnsi="Times New Roman"/>
+          <w:lang w:val="en-US"/>
+        </w:rPr>
+      </w:pPr>
+    </w:p>
+    <w:p>
+      <w:pPr>
+        <w:spacing w:after="0"/>
+        <w:rPr>
+          <w:rFonts w:ascii="Times New Roman" w:hAnsi="Times New Roman"/>
+          <w:lang w:val="en-US"/>
+        </w:rPr>
+      </w:pPr>
+      <w:r>
+        <w:rPr>
+          <w:rFonts w:ascii="Times New Roman" w:hAnsi="Times New Roman"/>
+          <w:lang w:val="en-US"/>
+        </w:rPr>
+        <w:t xml:space="preserve">function </w:t>
+      </w:r>
+      <w:proofErr w:type="spellStart"/>
+      <w:proofErr w:type="gramStart"/>
+      <w:r>
+        <w:rPr>
+          <w:rFonts w:ascii="Times New Roman" w:hAnsi="Times New Roman"/>
+          <w:lang w:val="ru-RU"/>
+        </w:rPr>
+        <w:t>поєднати</w:t>
+      </w:r>
+      <w:proofErr w:type="spellEnd"/>
+      <w:r>
+        <w:rPr>
+          <w:rFonts w:ascii="Times New Roman" w:hAnsi="Times New Roman"/>
+          <w:lang w:val="en-US"/>
+        </w:rPr>
+        <w:t>(</w:t>
+      </w:r>
+      <w:proofErr w:type="gramEnd"/>
+      <w:r>
+        <w:rPr>
+          <w:rFonts w:ascii="Times New Roman" w:hAnsi="Times New Roman"/>
+          <w:lang w:val="en-US"/>
+        </w:rPr>
+        <w:t>a, b) {</w:t>
+      </w:r>
+    </w:p>
+    <w:p>
+      <w:pPr>
+        <w:spacing w:after="0"/>
+        <w:rPr>
+          <w:rFonts w:ascii="Times New Roman" w:hAnsi="Times New Roman"/>
+          <w:lang w:val="en-US"/>
+        </w:rPr>
+      </w:pPr>
+      <w:r>
+        <w:rPr>
+          <w:rFonts w:ascii="Times New Roman" w:hAnsi="Times New Roman"/>
+          <w:lang w:val="en-US"/>
+        </w:rPr>
+        <w:t xml:space="preserve">    return [...new Set(</w:t>
+      </w:r>
+      <w:proofErr w:type="spellStart"/>
+      <w:proofErr w:type="gramStart"/>
+      <w:r>
+        <w:rPr>
+          <w:rFonts w:ascii="Times New Roman" w:hAnsi="Times New Roman"/>
+          <w:lang w:val="en-US"/>
+        </w:rPr>
+        <w:t>a.concat</w:t>
+      </w:r>
+      <w:proofErr w:type="spellEnd"/>
+      <w:proofErr w:type="gramEnd"/>
+      <w:r>
+        <w:rPr>
+          <w:rFonts w:ascii="Times New Roman" w:hAnsi="Times New Roman"/>
+          <w:lang w:val="en-US"/>
+        </w:rPr>
+        <w:t>(b))].sort((x, y) =&gt; x - y);</w:t>
+      </w:r>
+    </w:p>
+    <w:p>
+      <w:pPr>
+        <w:spacing w:after="0"/>
+        <w:rPr>
+          <w:rFonts w:ascii="Times New Roman" w:hAnsi="Times New Roman"/>
+          <w:lang w:val="en-US"/>
+        </w:rPr>
+      </w:pPr>
+      <w:r>
+        <w:rPr>
+          <w:rFonts w:ascii="Times New Roman" w:hAnsi="Times New Roman"/>
+          <w:lang w:val="en-US"/>
+        </w:rPr>
+        <w:t>}</w:t>
+      </w:r>
+    </w:p>
+    <w:p>
+      <w:pPr>
+        <w:spacing w:after="0"/>
+        <w:rPr>
+          <w:rFonts w:ascii="Times New Roman" w:hAnsi="Times New Roman"/>
+          <w:lang w:val="en-US"/>
+        </w:rPr>
+      </w:pPr>
+    </w:p>
+    <w:p>
+      <w:pPr>
+        <w:spacing w:after="0"/>
+        <w:rPr>
+          <w:rFonts w:ascii="Times New Roman" w:hAnsi="Times New Roman"/>
+          <w:lang w:val="en-US"/>
+        </w:rPr>
+      </w:pPr>
+      <w:r>
+        <w:rPr>
+          <w:rFonts w:ascii="Times New Roman" w:hAnsi="Times New Roman"/>
+          <w:lang w:val="en-US"/>
+        </w:rPr>
+        <w:t xml:space="preserve">// </w:t>
+      </w:r>
+      <w:proofErr w:type="spellStart"/>
+      <w:r>
+        <w:rPr>
+          <w:rFonts w:ascii="Times New Roman" w:hAnsi="Times New Roman"/>
+          <w:lang w:val="ru-RU"/>
+        </w:rPr>
+        <w:t>Початковий</w:t>
+      </w:r>
+      <w:proofErr w:type="spellEnd"/>
+      <w:r>
+        <w:rPr>
+          <w:rFonts w:ascii="Times New Roman" w:hAnsi="Times New Roman"/>
+          <w:lang w:val="en-US"/>
+        </w:rPr>
+        <w:t xml:space="preserve"> </w:t>
+      </w:r>
+      <w:proofErr w:type="spellStart"/>
+      <w:r>
+        <w:rPr>
+          <w:rFonts w:ascii="Times New Roman" w:hAnsi="Times New Roman"/>
+          <w:lang w:val="ru-RU"/>
+        </w:rPr>
+        <w:t>вираз</w:t>
+      </w:r>
+      <w:proofErr w:type="spellEnd"/>
+      <w:r>
+        <w:rPr>
+          <w:rFonts w:ascii="Times New Roman" w:hAnsi="Times New Roman"/>
+          <w:lang w:val="en-US"/>
+        </w:rPr>
+        <w:t>:</w:t>
+      </w:r>
+    </w:p>
+    <w:p>
+      <w:pPr>
+        <w:spacing w:after="0"/>
+        <w:rPr>
+          <w:rFonts w:ascii="Times New Roman" w:hAnsi="Times New Roman"/>
+          <w:lang w:val="en-US"/>
+        </w:rPr>
+      </w:pPr>
+      <w:r>
+        <w:rPr>
+          <w:rFonts w:ascii="Times New Roman" w:hAnsi="Times New Roman"/>
+          <w:lang w:val="en-US"/>
+        </w:rPr>
+        <w:t xml:space="preserve">// ((A </w:t>
+      </w:r>
+      <w:r>
+        <w:rPr>
+          <w:rFonts w:ascii="Cambria Math" w:hAnsi="Cambria Math" w:cs="Cambria Math"/>
+          <w:lang w:val="en-US"/>
+        </w:rPr>
+        <w:t>∪</w:t>
+      </w:r>
+      <w:r>
+        <w:rPr>
+          <w:rFonts w:ascii="Times New Roman" w:hAnsi="Times New Roman"/>
+          <w:lang w:val="en-US"/>
+        </w:rPr>
+        <w:t xml:space="preserve"> B) ∩ (A </w:t>
+      </w:r>
+      <w:r>
+        <w:rPr>
+          <w:rFonts w:ascii="Cambria Math" w:hAnsi="Cambria Math" w:cs="Cambria Math"/>
+          <w:lang w:val="en-US"/>
+        </w:rPr>
+        <w:t>∪</w:t>
+      </w:r>
+      <w:r>
+        <w:rPr>
+          <w:rFonts w:ascii="Times New Roman" w:hAnsi="Times New Roman"/>
+          <w:lang w:val="en-US"/>
+        </w:rPr>
+        <w:t xml:space="preserve"> </w:t>
+      </w:r>
+      <w:r>
+        <w:rPr>
+          <w:rFonts w:ascii="Cambria Math" w:hAnsi="Cambria Math" w:cs="Cambria Math"/>
+          <w:lang w:val="en-US"/>
+        </w:rPr>
+        <w:t>∅</w:t>
+      </w:r>
+      <w:r>
+        <w:rPr>
+          <w:rFonts w:ascii="Times New Roman" w:hAnsi="Times New Roman"/>
+          <w:lang w:val="en-US"/>
+        </w:rPr>
+        <w:t xml:space="preserve">)) </w:t>
+      </w:r>
+      <w:r>
+        <w:rPr>
+          <w:rFonts w:ascii="Cambria Math" w:hAnsi="Cambria Math" w:cs="Cambria Math"/>
+          <w:lang w:val="en-US"/>
+        </w:rPr>
+        <w:t>∪</w:t>
+      </w:r>
+      <w:r>
+        <w:rPr>
+          <w:rFonts w:ascii="Times New Roman" w:hAnsi="Times New Roman"/>
+          <w:lang w:val="en-US"/>
+        </w:rPr>
+        <w:t xml:space="preserve"> B</w:t>
+      </w:r>
+    </w:p>
+    <w:p>
+      <w:pPr>
+        <w:spacing w:after="0"/>
+        <w:rPr>
+          <w:rFonts w:ascii="Times New Roman" w:hAnsi="Times New Roman"/>
+          <w:lang w:val="en-US"/>
+        </w:rPr>
+      </w:pPr>
+    </w:p>
+    <w:p>
+      <w:pPr>
+        <w:spacing w:after="0"/>
+        <w:rPr>
+          <w:rFonts w:ascii="Times New Roman" w:hAnsi="Times New Roman"/>
+          <w:lang w:val="en-US"/>
+        </w:rPr>
+      </w:pPr>
+      <w:r>
+        <w:rPr>
+          <w:rFonts w:ascii="Times New Roman" w:hAnsi="Times New Roman"/>
+          <w:lang w:val="en-US"/>
+        </w:rPr>
+        <w:t xml:space="preserve">const </w:t>
+      </w:r>
+      <w:proofErr w:type="spellStart"/>
+      <w:r>
+        <w:rPr>
+          <w:rFonts w:ascii="Times New Roman" w:hAnsi="Times New Roman"/>
+          <w:lang w:val="ru-RU"/>
+        </w:rPr>
+        <w:t>порожня</w:t>
+      </w:r>
+      <w:proofErr w:type="spellEnd"/>
+      <w:r>
+        <w:rPr>
+          <w:rFonts w:ascii="Times New Roman" w:hAnsi="Times New Roman"/>
+          <w:lang w:val="en-US"/>
+        </w:rPr>
+        <w:t xml:space="preserve"> = [];</w:t>
+      </w:r>
+    </w:p>
+    <w:p>
+      <w:pPr>
+        <w:spacing w:after="0"/>
+        <w:rPr>
+          <w:rFonts w:ascii="Times New Roman" w:hAnsi="Times New Roman"/>
+          <w:lang w:val="en-US"/>
+        </w:rPr>
+      </w:pPr>
+    </w:p>
+    <w:p>
+      <w:pPr>
+        <w:spacing w:after="0"/>
+        <w:rPr>
+          <w:rFonts w:ascii="Times New Roman" w:hAnsi="Times New Roman"/>
+          <w:lang w:val="en-US"/>
+        </w:rPr>
+      </w:pPr>
+    </w:p>
+    <w:p>
+      <w:pPr>
+        <w:spacing w:after="0"/>
+        <w:rPr>
+          <w:rFonts w:ascii="Times New Roman" w:hAnsi="Times New Roman"/>
+          <w:lang w:val="en-US"/>
+        </w:rPr>
+      </w:pPr>
+      <w:r>
+        <w:rPr>
+          <w:rFonts w:ascii="Times New Roman" w:hAnsi="Times New Roman"/>
+          <w:lang w:val="en-US"/>
+        </w:rPr>
+        <w:t xml:space="preserve">// A </w:t>
+      </w:r>
+      <w:r>
+        <w:rPr>
+          <w:rFonts w:ascii="Cambria Math" w:hAnsi="Cambria Math" w:cs="Cambria Math"/>
+          <w:lang w:val="en-US"/>
+        </w:rPr>
+        <w:t>∪</w:t>
+      </w:r>
+      <w:r>
+        <w:rPr>
+          <w:rFonts w:ascii="Times New Roman" w:hAnsi="Times New Roman"/>
+          <w:lang w:val="en-US"/>
+        </w:rPr>
+        <w:t xml:space="preserve"> B</w:t>
+      </w:r>
+    </w:p>
+    <w:p>
+      <w:pPr>
+        <w:spacing w:after="0"/>
+        <w:rPr>
+          <w:rFonts w:ascii="Times New Roman" w:hAnsi="Times New Roman"/>
+          <w:lang w:val="en-US"/>
+        </w:rPr>
+      </w:pPr>
+      <w:r>
+        <w:rPr>
+          <w:rFonts w:ascii="Times New Roman" w:hAnsi="Times New Roman"/>
+          <w:lang w:val="en-US"/>
+        </w:rPr>
+        <w:t xml:space="preserve">const </w:t>
+      </w:r>
+      <w:r>
+        <w:rPr>
+          <w:rFonts w:ascii="Times New Roman" w:hAnsi="Times New Roman"/>
+          <w:lang w:val="ru-RU"/>
+        </w:rPr>
+        <w:t>крок</w:t>
+      </w:r>
+      <w:r>
+        <w:rPr>
+          <w:rFonts w:ascii="Times New Roman" w:hAnsi="Times New Roman"/>
+          <w:lang w:val="en-US"/>
+        </w:rPr>
+        <w:t xml:space="preserve">1 = </w:t>
+      </w:r>
+      <w:proofErr w:type="spellStart"/>
+      <w:proofErr w:type="gramStart"/>
+      <w:r>
+        <w:rPr>
+          <w:rFonts w:ascii="Times New Roman" w:hAnsi="Times New Roman"/>
+          <w:lang w:val="ru-RU"/>
+        </w:rPr>
+        <w:t>поєднати</w:t>
+      </w:r>
+      <w:proofErr w:type="spellEnd"/>
+      <w:r>
+        <w:rPr>
+          <w:rFonts w:ascii="Times New Roman" w:hAnsi="Times New Roman"/>
+          <w:lang w:val="en-US"/>
+        </w:rPr>
+        <w:t>(</w:t>
+      </w:r>
+      <w:proofErr w:type="gramEnd"/>
+      <w:r>
+        <w:rPr>
+          <w:rFonts w:ascii="Times New Roman" w:hAnsi="Times New Roman"/>
+          <w:lang w:val="en-US"/>
+        </w:rPr>
+        <w:t>A, B);</w:t>
+      </w:r>
+    </w:p>
+    <w:p>
+      <w:pPr>
+        <w:spacing w:after="0"/>
+        <w:rPr>
+          <w:rFonts w:ascii="Times New Roman" w:hAnsi="Times New Roman"/>
+          <w:lang w:val="en-US"/>
+        </w:rPr>
+      </w:pPr>
+    </w:p>
+    <w:p>
+      <w:pPr>
+        <w:spacing w:after="0"/>
+        <w:rPr>
+          <w:rFonts w:ascii="Times New Roman" w:hAnsi="Times New Roman"/>
+          <w:lang w:val="en-US"/>
+        </w:rPr>
+      </w:pPr>
+      <w:r>
+        <w:rPr>
+          <w:rFonts w:ascii="Times New Roman" w:hAnsi="Times New Roman"/>
+          <w:lang w:val="en-US"/>
+        </w:rPr>
+        <w:t xml:space="preserve">// A </w:t>
+      </w:r>
+      <w:r>
+        <w:rPr>
+          <w:rFonts w:ascii="Cambria Math" w:hAnsi="Cambria Math" w:cs="Cambria Math"/>
+          <w:lang w:val="en-US"/>
+        </w:rPr>
+        <w:t>∪</w:t>
+      </w:r>
+      <w:r>
+        <w:rPr>
+          <w:rFonts w:ascii="Times New Roman" w:hAnsi="Times New Roman"/>
+          <w:lang w:val="en-US"/>
+        </w:rPr>
+        <w:t xml:space="preserve"> </w:t>
+      </w:r>
+      <w:r>
+        <w:rPr>
+          <w:rFonts w:ascii="Cambria Math" w:hAnsi="Cambria Math" w:cs="Cambria Math"/>
+          <w:lang w:val="en-US"/>
+        </w:rPr>
+        <w:t>∅</w:t>
+      </w:r>
+    </w:p>
+    <w:p>
+      <w:pPr>
+        <w:spacing w:after="0"/>
+        <w:rPr>
+          <w:rFonts w:ascii="Times New Roman" w:hAnsi="Times New Roman"/>
+          <w:lang w:val="en-US"/>
+        </w:rPr>
+      </w:pPr>
+      <w:r>
+        <w:rPr>
+          <w:rFonts w:ascii="Times New Roman" w:hAnsi="Times New Roman"/>
+          <w:lang w:val="en-US"/>
+        </w:rPr>
+        <w:t xml:space="preserve">const </w:t>
+      </w:r>
+      <w:r>
+        <w:rPr>
+          <w:rFonts w:ascii="Times New Roman" w:hAnsi="Times New Roman"/>
+          <w:lang w:val="ru-RU"/>
+        </w:rPr>
+        <w:t>крок</w:t>
+      </w:r>
+      <w:r>
+        <w:rPr>
+          <w:rFonts w:ascii="Times New Roman" w:hAnsi="Times New Roman"/>
+          <w:lang w:val="en-US"/>
+        </w:rPr>
+        <w:t xml:space="preserve">2 = </w:t>
+      </w:r>
+      <w:proofErr w:type="spellStart"/>
+      <w:proofErr w:type="gramStart"/>
+      <w:r>
+        <w:rPr>
+          <w:rFonts w:ascii="Times New Roman" w:hAnsi="Times New Roman"/>
+          <w:lang w:val="ru-RU"/>
+        </w:rPr>
+        <w:t>поєднати</w:t>
+      </w:r>
+      <w:proofErr w:type="spellEnd"/>
+      <w:r>
+        <w:rPr>
+          <w:rFonts w:ascii="Times New Roman" w:hAnsi="Times New Roman"/>
+          <w:lang w:val="en-US"/>
+        </w:rPr>
+        <w:t>(</w:t>
+      </w:r>
+      <w:proofErr w:type="gramEnd"/>
+      <w:r>
+        <w:rPr>
+          <w:rFonts w:ascii="Times New Roman" w:hAnsi="Times New Roman"/>
+          <w:lang w:val="en-US"/>
+        </w:rPr>
+        <w:t xml:space="preserve">A, </w:t>
+      </w:r>
+      <w:proofErr w:type="spellStart"/>
+      <w:r>
+        <w:rPr>
+          <w:rFonts w:ascii="Times New Roman" w:hAnsi="Times New Roman"/>
+          <w:lang w:val="ru-RU"/>
+        </w:rPr>
+        <w:t>порожня</w:t>
+      </w:r>
+      <w:proofErr w:type="spellEnd"/>
+      <w:r>
+        <w:rPr>
+          <w:rFonts w:ascii="Times New Roman" w:hAnsi="Times New Roman"/>
+          <w:lang w:val="en-US"/>
+        </w:rPr>
+        <w:t>);</w:t>
+      </w:r>
+    </w:p>
+    <w:p>
+      <w:pPr>
+        <w:spacing w:after="0"/>
+        <w:rPr>
+          <w:rFonts w:ascii="Times New Roman" w:hAnsi="Times New Roman"/>
+          <w:lang w:val="en-US"/>
+        </w:rPr>
+      </w:pPr>
+    </w:p>
+    <w:p>
+      <w:pPr>
+        <w:spacing w:after="0"/>
+        <w:rPr>
+          <w:rFonts w:ascii="Times New Roman" w:hAnsi="Times New Roman"/>
+          <w:lang w:val="en-US"/>
+        </w:rPr>
+      </w:pPr>
+      <w:r>
+        <w:rPr>
+          <w:rFonts w:ascii="Times New Roman" w:hAnsi="Times New Roman"/>
+          <w:lang w:val="en-US"/>
+        </w:rPr>
+        <w:t xml:space="preserve">// (A </w:t>
+      </w:r>
+      <w:r>
+        <w:rPr>
+          <w:rFonts w:ascii="Cambria Math" w:hAnsi="Cambria Math" w:cs="Cambria Math"/>
+          <w:lang w:val="en-US"/>
+        </w:rPr>
+        <w:t>∪</w:t>
+      </w:r>
+      <w:r>
+        <w:rPr>
+          <w:rFonts w:ascii="Times New Roman" w:hAnsi="Times New Roman"/>
+          <w:lang w:val="en-US"/>
+        </w:rPr>
+        <w:t xml:space="preserve"> B) ∩ (A </w:t>
+      </w:r>
+      <w:r>
+        <w:rPr>
+          <w:rFonts w:ascii="Cambria Math" w:hAnsi="Cambria Math" w:cs="Cambria Math"/>
+          <w:lang w:val="en-US"/>
+        </w:rPr>
+        <w:t>∪</w:t>
+      </w:r>
+      <w:r>
+        <w:rPr>
+          <w:rFonts w:ascii="Times New Roman" w:hAnsi="Times New Roman"/>
+          <w:lang w:val="en-US"/>
+        </w:rPr>
+        <w:t xml:space="preserve"> </w:t>
+      </w:r>
+      <w:r>
+        <w:rPr>
+          <w:rFonts w:ascii="Cambria Math" w:hAnsi="Cambria Math" w:cs="Cambria Math"/>
+          <w:lang w:val="en-US"/>
+        </w:rPr>
+        <w:t>∅</w:t>
+      </w:r>
+      <w:r>
+        <w:rPr>
+          <w:rFonts w:ascii="Times New Roman" w:hAnsi="Times New Roman"/>
+          <w:lang w:val="en-US"/>
+        </w:rPr>
+        <w:t>)</w:t>
+      </w:r>
+    </w:p>
+    <w:p>
+      <w:pPr>
+        <w:spacing w:after="0"/>
+        <w:rPr>
+          <w:rFonts w:ascii="Times New Roman" w:hAnsi="Times New Roman"/>
+          <w:lang w:val="en-US"/>
+        </w:rPr>
+      </w:pPr>
+      <w:r>
+        <w:rPr>
+          <w:rFonts w:ascii="Times New Roman" w:hAnsi="Times New Roman"/>
+          <w:lang w:val="en-US"/>
+        </w:rPr>
+        <w:t xml:space="preserve">const </w:t>
+      </w:r>
+      <w:r>
+        <w:rPr>
+          <w:rFonts w:ascii="Times New Roman" w:hAnsi="Times New Roman"/>
+          <w:lang w:val="ru-RU"/>
+        </w:rPr>
+        <w:t>крок</w:t>
+      </w:r>
+      <w:r>
+        <w:rPr>
+          <w:rFonts w:ascii="Times New Roman" w:hAnsi="Times New Roman"/>
+          <w:lang w:val="en-US"/>
+        </w:rPr>
+        <w:t xml:space="preserve">3 = </w:t>
+      </w:r>
+      <w:proofErr w:type="spellStart"/>
+      <w:proofErr w:type="gramStart"/>
+      <w:r>
+        <w:rPr>
+          <w:rFonts w:ascii="Times New Roman" w:hAnsi="Times New Roman"/>
+          <w:lang w:val="ru-RU"/>
+        </w:rPr>
+        <w:t>перетин</w:t>
+      </w:r>
+      <w:proofErr w:type="spellEnd"/>
+      <w:r>
+        <w:rPr>
+          <w:rFonts w:ascii="Times New Roman" w:hAnsi="Times New Roman"/>
+          <w:lang w:val="en-US"/>
+        </w:rPr>
+        <w:t>(</w:t>
+      </w:r>
+      <w:proofErr w:type="gramEnd"/>
+      <w:r>
+        <w:rPr>
+          <w:rFonts w:ascii="Times New Roman" w:hAnsi="Times New Roman"/>
+          <w:lang w:val="ru-RU"/>
+        </w:rPr>
+        <w:t>крок</w:t>
+      </w:r>
+      <w:r>
+        <w:rPr>
+          <w:rFonts w:ascii="Times New Roman" w:hAnsi="Times New Roman"/>
+          <w:lang w:val="en-US"/>
+        </w:rPr>
+        <w:t xml:space="preserve">1, </w:t>
+      </w:r>
+      <w:r>
+        <w:rPr>
+          <w:rFonts w:ascii="Times New Roman" w:hAnsi="Times New Roman"/>
+          <w:lang w:val="ru-RU"/>
+        </w:rPr>
+        <w:t>крок</w:t>
+      </w:r>
+      <w:r>
+        <w:rPr>
+          <w:rFonts w:ascii="Times New Roman" w:hAnsi="Times New Roman"/>
+          <w:lang w:val="en-US"/>
+        </w:rPr>
+        <w:t>2);</w:t>
+      </w:r>
+    </w:p>
+    <w:p>
+      <w:pPr>
+        <w:spacing w:after="0"/>
+        <w:rPr>
+          <w:rFonts w:ascii="Times New Roman" w:hAnsi="Times New Roman"/>
+          <w:lang w:val="en-US"/>
+        </w:rPr>
+      </w:pPr>
+    </w:p>
+    <w:p>
+      <w:pPr>
+        <w:spacing w:after="0"/>
+        <w:rPr>
+          <w:rFonts w:ascii="Times New Roman" w:hAnsi="Times New Roman"/>
+          <w:lang w:val="en-US"/>
+        </w:rPr>
+      </w:pPr>
+      <w:r>
+        <w:rPr>
+          <w:rFonts w:ascii="Times New Roman" w:hAnsi="Times New Roman"/>
+          <w:lang w:val="en-US"/>
+        </w:rPr>
+        <w:t xml:space="preserve">// ((A </w:t>
+      </w:r>
+      <w:r>
+        <w:rPr>
+          <w:rFonts w:ascii="Cambria Math" w:hAnsi="Cambria Math" w:cs="Cambria Math"/>
+          <w:lang w:val="en-US"/>
+        </w:rPr>
+        <w:t>∪</w:t>
+      </w:r>
+      <w:r>
+        <w:rPr>
+          <w:rFonts w:ascii="Times New Roman" w:hAnsi="Times New Roman"/>
+          <w:lang w:val="en-US"/>
+        </w:rPr>
+        <w:t xml:space="preserve"> B) ∩ (A </w:t>
+      </w:r>
+      <w:r>
+        <w:rPr>
+          <w:rFonts w:ascii="Cambria Math" w:hAnsi="Cambria Math" w:cs="Cambria Math"/>
+          <w:lang w:val="en-US"/>
+        </w:rPr>
+        <w:t>∪</w:t>
+      </w:r>
+      <w:r>
+        <w:rPr>
+          <w:rFonts w:ascii="Times New Roman" w:hAnsi="Times New Roman"/>
+          <w:lang w:val="en-US"/>
+        </w:rPr>
+        <w:t xml:space="preserve"> </w:t>
+      </w:r>
+      <w:r>
+        <w:rPr>
+          <w:rFonts w:ascii="Cambria Math" w:hAnsi="Cambria Math" w:cs="Cambria Math"/>
+          <w:lang w:val="en-US"/>
+        </w:rPr>
+        <w:t>∅</w:t>
+      </w:r>
+      <w:r>
+        <w:rPr>
+          <w:rFonts w:ascii="Times New Roman" w:hAnsi="Times New Roman"/>
+          <w:lang w:val="en-US"/>
+        </w:rPr>
+        <w:t xml:space="preserve">)) </w:t>
+      </w:r>
+      <w:r>
+        <w:rPr>
+          <w:rFonts w:ascii="Cambria Math" w:hAnsi="Cambria Math" w:cs="Cambria Math"/>
+          <w:lang w:val="en-US"/>
+        </w:rPr>
+        <w:t>∪</w:t>
+      </w:r>
+      <w:r>
+        <w:rPr>
+          <w:rFonts w:ascii="Times New Roman" w:hAnsi="Times New Roman"/>
+          <w:lang w:val="en-US"/>
+        </w:rPr>
+        <w:t xml:space="preserve"> B</w:t>
+      </w:r>
+    </w:p>
+    <w:p>
+      <w:pPr>
+        <w:spacing w:after="0"/>
+        <w:rPr>
+          <w:rFonts w:ascii="Times New Roman" w:hAnsi="Times New Roman"/>
+          <w:lang w:val="en-US"/>
+        </w:rPr>
+      </w:pPr>
+      <w:r>
+        <w:rPr>
+          <w:rFonts w:ascii="Times New Roman" w:hAnsi="Times New Roman"/>
+          <w:lang w:val="en-US"/>
+        </w:rPr>
+        <w:t xml:space="preserve">const </w:t>
+      </w:r>
+      <w:r>
+        <w:rPr>
+          <w:rFonts w:ascii="Times New Roman" w:hAnsi="Times New Roman"/>
+          <w:lang w:val="ru-RU"/>
+        </w:rPr>
+        <w:t>результат</w:t>
+      </w:r>
+      <w:r>
+        <w:rPr>
+          <w:rFonts w:ascii="Times New Roman" w:hAnsi="Times New Roman"/>
+          <w:lang w:val="en-US"/>
+        </w:rPr>
+        <w:t xml:space="preserve"> = </w:t>
+      </w:r>
+      <w:proofErr w:type="spellStart"/>
+      <w:proofErr w:type="gramStart"/>
+      <w:r>
+        <w:rPr>
+          <w:rFonts w:ascii="Times New Roman" w:hAnsi="Times New Roman"/>
+          <w:lang w:val="ru-RU"/>
+        </w:rPr>
+        <w:t>поєднати</w:t>
+      </w:r>
+      <w:proofErr w:type="spellEnd"/>
+      <w:r>
+        <w:rPr>
+          <w:rFonts w:ascii="Times New Roman" w:hAnsi="Times New Roman"/>
+          <w:lang w:val="en-US"/>
+        </w:rPr>
+        <w:t>(</w:t>
+      </w:r>
+      <w:proofErr w:type="gramEnd"/>
+      <w:r>
+        <w:rPr>
+          <w:rFonts w:ascii="Times New Roman" w:hAnsi="Times New Roman"/>
+          <w:lang w:val="ru-RU"/>
+        </w:rPr>
+        <w:t>крок</w:t>
+      </w:r>
+      <w:r>
+        <w:rPr>
+          <w:rFonts w:ascii="Times New Roman" w:hAnsi="Times New Roman"/>
+          <w:lang w:val="en-US"/>
+        </w:rPr>
+        <w:t>3, B);</w:t>
+      </w:r>
+    </w:p>
+    <w:p>
+      <w:pPr>
+        <w:spacing w:after="0"/>
+        <w:rPr>
+          <w:rFonts w:ascii="Times New Roman" w:hAnsi="Times New Roman"/>
+          <w:lang w:val="en-US"/>
+        </w:rPr>
+      </w:pPr>
+    </w:p>
+    <w:p>
+      <w:pPr>
+        <w:spacing w:after="0"/>
+        <w:rPr>
+          <w:rFonts w:ascii="Times New Roman" w:hAnsi="Times New Roman"/>
+          <w:lang w:val="en-US"/>
+        </w:rPr>
+      </w:pPr>
+      <w:proofErr w:type="gramStart"/>
+      <w:r>
+        <w:rPr>
+          <w:rFonts w:ascii="Times New Roman" w:hAnsi="Times New Roman"/>
+          <w:lang w:val="en-US"/>
+        </w:rPr>
+        <w:t>console.log(</w:t>
+      </w:r>
+      <w:proofErr w:type="gramEnd"/>
+      <w:r>
+        <w:rPr>
+          <w:rFonts w:ascii="Times New Roman" w:hAnsi="Times New Roman"/>
+          <w:lang w:val="en-US"/>
+        </w:rPr>
+        <w:t xml:space="preserve">"A </w:t>
+      </w:r>
+      <w:r>
+        <w:rPr>
+          <w:rFonts w:ascii="Cambria Math" w:hAnsi="Cambria Math" w:cs="Cambria Math"/>
+          <w:lang w:val="en-US"/>
+        </w:rPr>
+        <w:t>∪</w:t>
+      </w:r>
+      <w:r>
+        <w:rPr>
+          <w:rFonts w:ascii="Times New Roman" w:hAnsi="Times New Roman"/>
+          <w:lang w:val="en-US"/>
+        </w:rPr>
+        <w:t xml:space="preserve"> B =", </w:t>
+      </w:r>
+      <w:r>
+        <w:rPr>
+          <w:rFonts w:ascii="Times New Roman" w:hAnsi="Times New Roman"/>
+          <w:lang w:val="ru-RU"/>
+        </w:rPr>
+        <w:t>крок</w:t>
+      </w:r>
+      <w:r>
+        <w:rPr>
+          <w:rFonts w:ascii="Times New Roman" w:hAnsi="Times New Roman"/>
+          <w:lang w:val="en-US"/>
+        </w:rPr>
+        <w:t>1);</w:t>
+      </w:r>
+    </w:p>
+    <w:p>
+      <w:pPr>
+        <w:spacing w:after="0"/>
+        <w:rPr>
+          <w:rFonts w:ascii="Times New Roman" w:hAnsi="Times New Roman"/>
+          <w:lang w:val="en-US"/>
+        </w:rPr>
+      </w:pPr>
+      <w:proofErr w:type="gramStart"/>
+      <w:r>
+        <w:rPr>
+          <w:rFonts w:ascii="Times New Roman" w:hAnsi="Times New Roman"/>
+          <w:lang w:val="en-US"/>
+        </w:rPr>
+        <w:t>console.log(</w:t>
+      </w:r>
+      <w:proofErr w:type="gramEnd"/>
+      <w:r>
+        <w:rPr>
+          <w:rFonts w:ascii="Times New Roman" w:hAnsi="Times New Roman"/>
+          <w:lang w:val="en-US"/>
+        </w:rPr>
+        <w:t xml:space="preserve">"A </w:t>
+      </w:r>
+      <w:r>
+        <w:rPr>
+          <w:rFonts w:ascii="Cambria Math" w:hAnsi="Cambria Math" w:cs="Cambria Math"/>
+          <w:lang w:val="en-US"/>
+        </w:rPr>
+        <w:t>∪</w:t>
+      </w:r>
+      <w:r>
+        <w:rPr>
+          <w:rFonts w:ascii="Times New Roman" w:hAnsi="Times New Roman"/>
+          <w:lang w:val="en-US"/>
+        </w:rPr>
+        <w:t xml:space="preserve"> </w:t>
+      </w:r>
+      <w:r>
+        <w:rPr>
+          <w:rFonts w:ascii="Cambria Math" w:hAnsi="Cambria Math" w:cs="Cambria Math"/>
+          <w:lang w:val="en-US"/>
+        </w:rPr>
+        <w:t>∅</w:t>
+      </w:r>
+      <w:r>
+        <w:rPr>
+          <w:rFonts w:ascii="Times New Roman" w:hAnsi="Times New Roman"/>
+          <w:lang w:val="en-US"/>
+        </w:rPr>
+        <w:t xml:space="preserve"> =", </w:t>
+      </w:r>
+      <w:r>
+        <w:rPr>
+          <w:rFonts w:ascii="Times New Roman" w:hAnsi="Times New Roman"/>
+          <w:lang w:val="ru-RU"/>
+        </w:rPr>
+        <w:t>крок</w:t>
+      </w:r>
+      <w:r>
+        <w:rPr>
+          <w:rFonts w:ascii="Times New Roman" w:hAnsi="Times New Roman"/>
+          <w:lang w:val="en-US"/>
+        </w:rPr>
+        <w:t>2);</w:t>
+      </w:r>
+    </w:p>
+    <w:p>
+      <w:pPr>
+        <w:spacing w:after="0"/>
+        <w:rPr>
+          <w:rFonts w:ascii="Times New Roman" w:hAnsi="Times New Roman"/>
+          <w:lang w:val="en-US"/>
+        </w:rPr>
+      </w:pPr>
+      <w:proofErr w:type="gramStart"/>
+      <w:r>
+        <w:rPr>
+          <w:rFonts w:ascii="Times New Roman" w:hAnsi="Times New Roman"/>
+          <w:lang w:val="en-US"/>
+        </w:rPr>
+        <w:t>console.log(</w:t>
+      </w:r>
+      <w:proofErr w:type="gramEnd"/>
+      <w:r>
+        <w:rPr>
+          <w:rFonts w:ascii="Times New Roman" w:hAnsi="Times New Roman"/>
+          <w:lang w:val="en-US"/>
+        </w:rPr>
+        <w:t xml:space="preserve">"(A </w:t>
+      </w:r>
+      <w:r>
+        <w:rPr>
+          <w:rFonts w:ascii="Cambria Math" w:hAnsi="Cambria Math" w:cs="Cambria Math"/>
+          <w:lang w:val="en-US"/>
+        </w:rPr>
+        <w:t>∪</w:t>
+      </w:r>
+      <w:r>
+        <w:rPr>
+          <w:rFonts w:ascii="Times New Roman" w:hAnsi="Times New Roman"/>
+          <w:lang w:val="en-US"/>
+        </w:rPr>
+        <w:t xml:space="preserve"> B) ∩ (A </w:t>
+      </w:r>
+      <w:r>
+        <w:rPr>
+          <w:rFonts w:ascii="Cambria Math" w:hAnsi="Cambria Math" w:cs="Cambria Math"/>
+          <w:lang w:val="en-US"/>
+        </w:rPr>
+        <w:t>∪</w:t>
+      </w:r>
+      <w:r>
+        <w:rPr>
+          <w:rFonts w:ascii="Times New Roman" w:hAnsi="Times New Roman"/>
+          <w:lang w:val="en-US"/>
+        </w:rPr>
+        <w:t xml:space="preserve"> </w:t>
+      </w:r>
+      <w:r>
+        <w:rPr>
+          <w:rFonts w:ascii="Cambria Math" w:hAnsi="Cambria Math" w:cs="Cambria Math"/>
+          <w:lang w:val="en-US"/>
+        </w:rPr>
+        <w:t>∅</w:t>
+      </w:r>
+      <w:r>
+        <w:rPr>
+          <w:rFonts w:ascii="Times New Roman" w:hAnsi="Times New Roman"/>
+          <w:lang w:val="en-US"/>
+        </w:rPr>
+        <w:t xml:space="preserve">) =", </w:t>
+      </w:r>
+      <w:r>
+        <w:rPr>
+          <w:rFonts w:ascii="Times New Roman" w:hAnsi="Times New Roman"/>
+          <w:lang w:val="ru-RU"/>
+        </w:rPr>
+        <w:t>крок</w:t>
+      </w:r>
+      <w:r>
+        <w:rPr>
+          <w:rFonts w:ascii="Times New Roman" w:hAnsi="Times New Roman"/>
+          <w:lang w:val="en-US"/>
+        </w:rPr>
+        <w:t>3);</w:t>
+      </w:r>
+    </w:p>
+    <w:p>
+      <w:pPr>
+        <w:spacing w:after="0"/>
+        <w:rPr>
+          <w:rFonts w:ascii="Times New Roman" w:hAnsi="Times New Roman"/>
+          <w:lang w:val="en-US"/>
+        </w:rPr>
+      </w:pPr>
+      <w:proofErr w:type="gramStart"/>
+      <w:r>
+        <w:rPr>
+          <w:rFonts w:ascii="Times New Roman" w:hAnsi="Times New Roman"/>
+          <w:lang w:val="ru-RU"/>
+        </w:rPr>
+        <w:t>console.log(</w:t>
+      </w:r>
+      <w:proofErr w:type="gramEnd"/>
+      <w:r>
+        <w:rPr>
+          <w:rFonts w:ascii="Times New Roman" w:hAnsi="Times New Roman"/>
+          <w:lang w:val="ru-RU"/>
+        </w:rPr>
+        <w:t>"Результат =", результат);</w:t>
+      </w:r>
+    </w:p>
+    <w:p>
+      <w:pPr>
+        <w:spacing w:after="0"/>
+        <w:rPr>
+          <w:rFonts w:ascii="Times New Roman" w:hAnsi="Times New Roman"/>
+        </w:rPr>
+      </w:pPr>
     </w:p>
     <w:sectPr>
-      <w:headerReference w:type="default" r:id="rId8"/>
-      <w:headerReference w:type="first" r:id="rId9"/>
+      <w:headerReference w:type="default" r:id="rId22"/>
+      <w:headerReference w:type="first" r:id="rId23"/>
       <w:pgSz w:w="11906" w:h="16838"/>
       <w:pgMar w:top="50" w:right="567" w:bottom="567" w:left="1418" w:header="283" w:footer="283" w:gutter="0"/>
       <w:cols w:space="708"/>
@@ -2763,6 +9040,7 @@
                               </w:rPr>
                               <w:t>.</w:t>
                             </w:r>
+                            <w:proofErr w:type="gramStart"/>
                             <w:r>
                               <w:rPr>
                                 <w:rFonts w:ascii="Calibri" w:hAnsi="Calibri"/>
@@ -2782,8 +9060,19 @@
                                 <w:rFonts w:ascii="Calibri" w:hAnsi="Calibri"/>
                                 <w:color w:val="FF0000"/>
                                 <w:szCs w:val="28"/>
+                                <w:lang w:val="en-US"/>
                               </w:rPr>
-                              <w:t>125</w:t>
+                              <w:t>F</w:t>
+                            </w:r>
+                            <w:proofErr w:type="gramEnd"/>
+                            <w:r>
+                              <w:rPr>
+                                <w:rFonts w:ascii="Calibri" w:hAnsi="Calibri"/>
+                                <w:color w:val="FF0000"/>
+                                <w:szCs w:val="28"/>
+                                <w:lang w:val="en-US"/>
+                              </w:rPr>
+                              <w:t>7</w:t>
                             </w:r>
                             <w:r>
                               <w:rPr>
@@ -3365,16 +9654,14 @@
                                   <w:lang w:val="ru-RU"/>
                                 </w:rPr>
                               </w:pPr>
-                              <w:proofErr w:type="spellStart"/>
                               <w:r>
                                 <w:rPr>
                                   <w:rFonts w:asciiTheme="minorHAnsi" w:hAnsiTheme="minorHAnsi" w:cstheme="minorHAnsi"/>
                                   <w:sz w:val="18"/>
                                   <w:lang w:val="ru-RU"/>
                                 </w:rPr>
-                                <w:t>Фальковській</w:t>
+                                <w:t>Марчук</w:t>
                               </w:r>
-                              <w:proofErr w:type="spellEnd"/>
                               <w:r>
                                 <w:rPr>
                                   <w:rFonts w:asciiTheme="minorHAnsi" w:hAnsiTheme="minorHAnsi" w:cstheme="minorHAnsi"/>
@@ -3389,7 +9676,7 @@
                                   <w:sz w:val="18"/>
                                   <w:lang w:val="ru-RU"/>
                                 </w:rPr>
-                                <w:t>І</w:t>
+                                <w:t>Г</w:t>
                               </w:r>
                               <w:r>
                                 <w:rPr>
@@ -3405,7 +9692,7 @@
                                   <w:sz w:val="18"/>
                                   <w:lang w:val="ru-RU"/>
                                 </w:rPr>
-                                <w:t>Г</w:t>
+                                <w:t>В</w:t>
                               </w:r>
                               <w:r>
                                 <w:rPr>
@@ -3647,13 +9934,7 @@
                                 <w:rPr>
                                   <w:sz w:val="18"/>
                                 </w:rPr>
-                                <w:t xml:space="preserve"> </w:t>
-                              </w:r>
-                              <w:r>
-                                <w:rPr>
-                                  <w:sz w:val="18"/>
-                                </w:rPr>
-                                <w:t>Н. Контр.</w:t>
+                                <w:t xml:space="preserve"> Н. Контр.</w:t>
                               </w:r>
                             </w:p>
                           </w:txbxContent>
@@ -3860,27 +10141,61 @@
                                 <w:pStyle w:val="a5"/>
                                 <w:rPr>
                                   <w:rFonts w:ascii="Journal" w:hAnsi="Journal"/>
-                                  <w:i w:val="0"/>
+                                  <w:iCs/>
                                   <w:sz w:val="18"/>
                                 </w:rPr>
                               </w:pPr>
                               <w:proofErr w:type="spellStart"/>
                               <w:r>
                                 <w:rPr>
-                                  <w:rFonts w:ascii="Journal" w:hAnsi="Journal"/>
-                                  <w:i w:val="0"/>
-                                  <w:sz w:val="18"/>
+                                  <w:rFonts w:asciiTheme="minorHAnsi" w:hAnsiTheme="minorHAnsi"/>
+                                  <w:iCs/>
+                                  <w:sz w:val="16"/>
+                                  <w:szCs w:val="18"/>
                                 </w:rPr>
-                                <w:t>Єфіменко</w:t>
+                                <w:t>Лобанчикова</w:t>
                               </w:r>
                               <w:proofErr w:type="spellEnd"/>
                               <w:r>
                                 <w:rPr>
                                   <w:rFonts w:ascii="Journal" w:hAnsi="Journal"/>
-                                  <w:i w:val="0"/>
+                                  <w:iCs/>
+                                  <w:sz w:val="16"/>
+                                  <w:szCs w:val="18"/>
+                                </w:rPr>
+                                <w:t xml:space="preserve"> </w:t>
+                              </w:r>
+                              <w:r>
+                                <w:rPr>
+                                  <w:rFonts w:asciiTheme="minorHAnsi" w:hAnsiTheme="minorHAnsi"/>
+                                  <w:iCs/>
                                   <w:sz w:val="18"/>
                                 </w:rPr>
-                                <w:t xml:space="preserve"> А.А.</w:t>
+                                <w:t>Л</w:t>
+                              </w:r>
+                              <w:r>
+                                <w:rPr>
+                                  <w:rFonts w:ascii="Journal" w:hAnsi="Journal"/>
+                                  <w:iCs/>
+                                  <w:sz w:val="18"/>
+                                </w:rPr>
+                                <w:t>.</w:t>
+                              </w:r>
+                              <w:r>
+                                <w:rPr>
+                                  <w:rFonts w:asciiTheme="minorHAnsi" w:hAnsiTheme="minorHAnsi"/>
+                                  <w:iCs/>
+                                  <w:sz w:val="18"/>
+                                </w:rPr>
+                                <w:t>Н</w:t>
+                              </w:r>
+                              <w:r>
+                                <w:rPr>
+                                  <w:rFonts w:ascii="Journal" w:hAnsi="Journal"/>
+                                  <w:iCs/>
+                                  <w:sz w:val="18"/>
+                                </w:rPr>
+                                <w:t>.</w:t>
                               </w:r>
                             </w:p>
                           </w:txbxContent>
@@ -4467,7 +10782,35 @@
                                 <w:rFonts w:ascii="Arial" w:hAnsi="Arial"/>
                                 <w:sz w:val="36"/>
                               </w:rPr>
-                              <w:t xml:space="preserve"> гр. КБ-1</w:t>
+                              <w:t xml:space="preserve"> гр. </w:t>
+                            </w:r>
+                            <w:r>
+                              <w:rPr>
+                                <w:rFonts w:ascii="Arial" w:hAnsi="Arial"/>
+                                <w:sz w:val="36"/>
+                              </w:rPr>
+                              <w:t>К</w:t>
+                            </w:r>
+                            <w:r>
+                              <w:rPr>
+                                <w:rFonts w:ascii="Arial" w:hAnsi="Arial"/>
+                                <w:sz w:val="36"/>
+                              </w:rPr>
+                              <w:t>ік</w:t>
+                            </w:r>
+                            <w:r>
+                              <w:rPr>
+                                <w:rFonts w:ascii="Arial" w:hAnsi="Arial"/>
+                                <w:sz w:val="36"/>
+                              </w:rPr>
+                              <w:t>-</w:t>
+                            </w:r>
+                            <w:r>
+                              <w:rPr>
+                                <w:rFonts w:ascii="Arial" w:hAnsi="Arial"/>
+                                <w:sz w:val="36"/>
+                              </w:rPr>
+                              <w:t>26</w:t>
                             </w:r>
                           </w:p>
                         </w:txbxContent>
@@ -4745,6 +11088,7 @@
                         </w:rPr>
                         <w:t>.</w:t>
                       </w:r>
+                      <w:proofErr w:type="gramStart"/>
                       <w:r>
                         <w:rPr>
                           <w:rFonts w:ascii="Calibri" w:hAnsi="Calibri"/>
@@ -4764,8 +11108,19 @@
                           <w:rFonts w:ascii="Calibri" w:hAnsi="Calibri"/>
                           <w:color w:val="FF0000"/>
                           <w:szCs w:val="28"/>
+                          <w:lang w:val="en-US"/>
                         </w:rPr>
-                        <w:t>125</w:t>
+                        <w:t>F</w:t>
+                      </w:r>
+                      <w:proofErr w:type="gramEnd"/>
+                      <w:r>
+                        <w:rPr>
+                          <w:rFonts w:ascii="Calibri" w:hAnsi="Calibri"/>
+                          <w:color w:val="FF0000"/>
+                          <w:szCs w:val="28"/>
+                          <w:lang w:val="en-US"/>
+                        </w:rPr>
+                        <w:t>7</w:t>
                       </w:r>
                       <w:r>
                         <w:rPr>
@@ -4948,16 +11303,14 @@
                             <w:lang w:val="ru-RU"/>
                           </w:rPr>
                         </w:pPr>
-                        <w:proofErr w:type="spellStart"/>
                         <w:r>
                           <w:rPr>
                             <w:rFonts w:asciiTheme="minorHAnsi" w:hAnsiTheme="minorHAnsi" w:cstheme="minorHAnsi"/>
                             <w:sz w:val="18"/>
                             <w:lang w:val="ru-RU"/>
                           </w:rPr>
-                          <w:t>Фальковській</w:t>
+                          <w:t>Марчук</w:t>
                         </w:r>
-                        <w:proofErr w:type="spellEnd"/>
                         <w:r>
                           <w:rPr>
                             <w:rFonts w:asciiTheme="minorHAnsi" w:hAnsiTheme="minorHAnsi" w:cstheme="minorHAnsi"/>
@@ -4972,7 +11325,7 @@
                             <w:sz w:val="18"/>
                             <w:lang w:val="ru-RU"/>
                           </w:rPr>
-                          <w:t>І</w:t>
+                          <w:t>Г</w:t>
                         </w:r>
                         <w:r>
                           <w:rPr>
@@ -4988,7 +11341,7 @@
                             <w:sz w:val="18"/>
                             <w:lang w:val="ru-RU"/>
                           </w:rPr>
-                          <w:t>Г</w:t>
+                          <w:t>В</w:t>
                         </w:r>
                         <w:r>
                           <w:rPr>
@@ -5071,13 +11424,7 @@
                           <w:rPr>
                             <w:sz w:val="18"/>
                           </w:rPr>
-                          <w:t xml:space="preserve"> </w:t>
-                        </w:r>
-                        <w:r>
-                          <w:rPr>
-                            <w:sz w:val="18"/>
-                          </w:rPr>
-                          <w:t>Н. Контр.</w:t>
+                          <w:t xml:space="preserve"> Н. Контр.</w:t>
                         </w:r>
                       </w:p>
                     </w:txbxContent>
@@ -5137,27 +11484,61 @@
                           <w:pStyle w:val="a5"/>
                           <w:rPr>
                             <w:rFonts w:ascii="Journal" w:hAnsi="Journal"/>
-                            <w:i w:val="0"/>
+                            <w:iCs/>
                             <w:sz w:val="18"/>
                           </w:rPr>
                         </w:pPr>
                         <w:proofErr w:type="spellStart"/>
                         <w:r>
                           <w:rPr>
-                            <w:rFonts w:ascii="Journal" w:hAnsi="Journal"/>
-                            <w:i w:val="0"/>
-                            <w:sz w:val="18"/>
+                            <w:rFonts w:asciiTheme="minorHAnsi" w:hAnsiTheme="minorHAnsi"/>
+                            <w:iCs/>
+                            <w:sz w:val="16"/>
+                            <w:szCs w:val="18"/>
                           </w:rPr>
-                          <w:t>Єфіменко</w:t>
+                          <w:t>Лобанчикова</w:t>
                         </w:r>
                         <w:proofErr w:type="spellEnd"/>
                         <w:r>
                           <w:rPr>
                             <w:rFonts w:ascii="Journal" w:hAnsi="Journal"/>
-                            <w:i w:val="0"/>
+                            <w:iCs/>
+                            <w:sz w:val="16"/>
+                            <w:szCs w:val="18"/>
+                          </w:rPr>
+                          <w:t xml:space="preserve"> </w:t>
+                        </w:r>
+                        <w:r>
+                          <w:rPr>
+                            <w:rFonts w:asciiTheme="minorHAnsi" w:hAnsiTheme="minorHAnsi"/>
+                            <w:iCs/>
                             <w:sz w:val="18"/>
                           </w:rPr>
-                          <w:t xml:space="preserve"> А.А.</w:t>
+                          <w:t>Л</w:t>
+                        </w:r>
+                        <w:r>
+                          <w:rPr>
+                            <w:rFonts w:ascii="Journal" w:hAnsi="Journal"/>
+                            <w:iCs/>
+                            <w:sz w:val="18"/>
+                          </w:rPr>
+                          <w:t>.</w:t>
+                        </w:r>
+                        <w:r>
+                          <w:rPr>
+                            <w:rFonts w:asciiTheme="minorHAnsi" w:hAnsiTheme="minorHAnsi"/>
+                            <w:iCs/>
+                            <w:sz w:val="18"/>
+                          </w:rPr>
+                          <w:t>Н</w:t>
+                        </w:r>
+                        <w:r>
+                          <w:rPr>
+                            <w:rFonts w:ascii="Journal" w:hAnsi="Journal"/>
+                            <w:iCs/>
+                            <w:sz w:val="18"/>
+                          </w:rPr>
+                          <w:t>.</w:t>
                         </w:r>
                       </w:p>
                     </w:txbxContent>
@@ -5285,7 +11666,35 @@
                           <w:rFonts w:ascii="Arial" w:hAnsi="Arial"/>
                           <w:sz w:val="36"/>
                         </w:rPr>
-                        <w:t xml:space="preserve"> гр. КБ-1</w:t>
+                        <w:t xml:space="preserve"> гр. </w:t>
+                      </w:r>
+                      <w:r>
+                        <w:rPr>
+                          <w:rFonts w:ascii="Arial" w:hAnsi="Arial"/>
+                          <w:sz w:val="36"/>
+                        </w:rPr>
+                        <w:t>К</w:t>
+                      </w:r>
+                      <w:r>
+                        <w:rPr>
+                          <w:rFonts w:ascii="Arial" w:hAnsi="Arial"/>
+                          <w:sz w:val="36"/>
+                        </w:rPr>
+                        <w:t>ік</w:t>
+                      </w:r>
+                      <w:r>
+                        <w:rPr>
+                          <w:rFonts w:ascii="Arial" w:hAnsi="Arial"/>
+                          <w:sz w:val="36"/>
+                        </w:rPr>
+                        <w:t>-</w:t>
+                      </w:r>
+                      <w:r>
+                        <w:rPr>
+                          <w:rFonts w:ascii="Arial" w:hAnsi="Arial"/>
+                          <w:sz w:val="36"/>
+                        </w:rPr>
+                        <w:t>26</w:t>
                       </w:r>
                     </w:p>
                   </w:txbxContent>
